--- a/docs/FSJP-Mini-Project-Report.docx
+++ b/docs/FSJP-Mini-Project-Report.docx
@@ -5,7 +5,7 @@
     <w:p>
       <w:pPr>
         <w:jc w:val="center"/>
-        <w:divId w:val="1453551653"/>
+        <w:divId w:val="1739787251"/>
         <w:rPr>
           <w:rFonts w:eastAsia="Times New Roman"/>
           <w:b/>
@@ -36,7 +36,7 @@
     <w:p>
       <w:pPr>
         <w:jc w:val="center"/>
-        <w:divId w:val="1939368155"/>
+        <w:divId w:val="1858930105"/>
         <w:rPr>
           <w:rFonts w:eastAsia="Times New Roman"/>
           <w:b/>
@@ -65,7 +65,7 @@
     <w:p>
       <w:pPr>
         <w:jc w:val="center"/>
-        <w:divId w:val="1179923766"/>
+        <w:divId w:val="377122400"/>
         <w:rPr>
           <w:rFonts w:eastAsia="Times New Roman"/>
           <w:b/>
@@ -88,7 +88,7 @@
     <w:p>
       <w:pPr>
         <w:jc w:val="center"/>
-        <w:divId w:val="1634407299"/>
+        <w:divId w:val="244074196"/>
         <w:rPr>
           <w:rFonts w:eastAsia="Times New Roman"/>
           <w:color w:val="111827"/>
@@ -154,7 +154,7 @@
     <w:p>
       <w:pPr>
         <w:jc w:val="center"/>
-        <w:divId w:val="557324404"/>
+        <w:divId w:val="1305819773"/>
         <w:rPr>
           <w:rFonts w:eastAsia="Times New Roman"/>
           <w:b/>
@@ -181,7 +181,7 @@
     <w:p>
       <w:pPr>
         <w:jc w:val="center"/>
-        <w:divId w:val="871500584"/>
+        <w:divId w:val="1682077842"/>
         <w:rPr>
           <w:rFonts w:eastAsia="Times New Roman"/>
           <w:b/>
@@ -438,7 +438,7 @@
     <w:p>
       <w:pPr>
         <w:jc w:val="center"/>
-        <w:divId w:val="558632792"/>
+        <w:divId w:val="1592202089"/>
         <w:rPr>
           <w:rFonts w:eastAsia="Times New Roman"/>
           <w:b/>
@@ -467,7 +467,7 @@
     <w:p>
       <w:pPr>
         <w:jc w:val="center"/>
-        <w:divId w:val="533621304"/>
+        <w:divId w:val="723211175"/>
         <w:rPr>
           <w:rFonts w:eastAsia="Times New Roman"/>
           <w:b/>
@@ -496,7 +496,7 @@
     <w:p>
       <w:pPr>
         <w:jc w:val="center"/>
-        <w:divId w:val="198512072"/>
+        <w:divId w:val="1497576470"/>
         <w:rPr>
           <w:rFonts w:eastAsia="Times New Roman"/>
           <w:b/>
@@ -556,7 +556,7 @@
         </w:pBdr>
         <w:spacing w:before="300" w:after="200"/>
         <w:jc w:val="center"/>
-        <w:divId w:val="643388278"/>
+        <w:divId w:val="1866869479"/>
         <w:rPr>
           <w:rFonts w:eastAsia="Times New Roman"/>
           <w:u w:val="single"/>
@@ -576,18 +576,18 @@
       <w:pPr>
         <w:pStyle w:val="NormalWeb"/>
         <w:spacing w:before="360"/>
-        <w:divId w:val="643388278"/>
-        <w:rPr>
-          <w:color w:val="111827"/>
-          <w:lang w:val="en"/>
-        </w:rPr>
-      </w:pPr>
-      <w:r>
-        <w:rPr>
-          <w:color w:val="111827"/>
-          <w:lang w:val="en"/>
-        </w:rPr>
-        <w:t xml:space="preserve">This is to certify that: </w:t>
+        <w:divId w:val="1866869479"/>
+        <w:rPr>
+          <w:color w:val="111827"/>
+          <w:lang w:val="en"/>
+        </w:rPr>
+      </w:pPr>
+      <w:r>
+        <w:rPr>
+          <w:color w:val="111827"/>
+          <w:lang w:val="en"/>
+        </w:rPr>
+        <w:t>This is to certify that:</w:t>
       </w:r>
     </w:p>
     <w:p>
@@ -597,7 +597,7 @@
           <w:numId w:val="1"/>
         </w:numPr>
         <w:spacing w:before="100" w:beforeAutospacing="1" w:after="100" w:afterAutospacing="1"/>
-        <w:divId w:val="643388278"/>
+        <w:divId w:val="1866869479"/>
         <w:rPr>
           <w:rFonts w:eastAsia="Times New Roman"/>
           <w:color w:val="111827"/>
@@ -621,7 +621,7 @@
           <w:numId w:val="1"/>
         </w:numPr>
         <w:spacing w:before="100" w:beforeAutospacing="1" w:after="100" w:afterAutospacing="1"/>
-        <w:divId w:val="643388278"/>
+        <w:divId w:val="1866869479"/>
         <w:rPr>
           <w:rFonts w:eastAsia="Times New Roman"/>
           <w:color w:val="111827"/>
@@ -645,7 +645,7 @@
           <w:numId w:val="1"/>
         </w:numPr>
         <w:spacing w:before="100" w:beforeAutospacing="1" w:after="100" w:afterAutospacing="1"/>
-        <w:divId w:val="643388278"/>
+        <w:divId w:val="1866869479"/>
         <w:rPr>
           <w:rFonts w:eastAsia="Times New Roman"/>
           <w:color w:val="111827"/>
@@ -665,7 +665,7 @@
     <w:p>
       <w:pPr>
         <w:pStyle w:val="NormalWeb"/>
-        <w:divId w:val="643388278"/>
+        <w:divId w:val="1866869479"/>
         <w:rPr>
           <w:color w:val="111827"/>
           <w:lang w:val="en"/>
@@ -684,7 +684,7 @@
           <w:color w:val="111827"/>
           <w:lang w:val="en"/>
         </w:rPr>
-        <w:t>â€œLANMitra: Gaming Tournament &amp; L</w:t>
+        <w:t>â€œLANMitra: Gaming Tournament &amp; LA</w:t>
       </w:r>
       <w:r>
         <w:rPr>
@@ -692,7 +692,7 @@
           <w:color w:val="111827"/>
           <w:lang w:val="en"/>
         </w:rPr>
-        <w:t>AN CafÃ© Booking Platformâ€</w:t>
+        <w:t>N CafÃ© Booking Platformâ€</w:t>
       </w:r>
       <w:r>
         <w:rPr>
@@ -766,7 +766,7 @@
     <w:p>
       <w:pPr>
         <w:spacing w:after="240"/>
-        <w:divId w:val="643388278"/>
+        <w:divId w:val="1866869479"/>
         <w:rPr>
           <w:rFonts w:eastAsia="Times New Roman"/>
           <w:color w:val="111827"/>
@@ -791,7 +791,7 @@
       </w:tblGrid>
       <w:tr>
         <w:trPr>
-          <w:divId w:val="643388278"/>
+          <w:divId w:val="1866869479"/>
         </w:trPr>
         <w:tc>
           <w:tcPr>
@@ -961,7 +961,7 @@
       </w:tr>
       <w:tr>
         <w:trPr>
-          <w:divId w:val="643388278"/>
+          <w:divId w:val="1866869479"/>
           <w:trHeight w:val="800"/>
         </w:trPr>
         <w:tc>
@@ -998,7 +998,7 @@
       </w:tr>
       <w:tr>
         <w:trPr>
-          <w:divId w:val="643388278"/>
+          <w:divId w:val="1866869479"/>
         </w:trPr>
         <w:tc>
           <w:tcPr>
@@ -1140,7 +1140,7 @@
       <w:pPr>
         <w:pStyle w:val="NormalWeb"/>
         <w:spacing w:before="700"/>
-        <w:divId w:val="643388278"/>
+        <w:divId w:val="1866869479"/>
         <w:rPr>
           <w:color w:val="111827"/>
           <w:sz w:val="22"/>
@@ -1583,22 +1583,6 @@
           <w:lang w:val="en"/>
         </w:rPr>
         <w:t>2. Deficiencies in the Existing Manual System</w:t>
-      </w:r>
-    </w:p>
-    <w:p>
-      <w:pPr>
-        <w:pStyle w:val="text-justify"/>
-        <w:rPr>
-          <w:color w:val="111827"/>
-          <w:lang w:val="en"/>
-        </w:rPr>
-      </w:pPr>
-      <w:r>
-        <w:rPr>
-          <w:color w:val="111827"/>
-          <w:lang w:val="en"/>
-        </w:rPr>
-        <w:t xml:space="preserve">Despite high demand, the day-to-day administration of these centers is handled manually. The key problems identified in the existing system include: </w:t>
       </w:r>
     </w:p>
     <w:p>
@@ -1629,15 +1613,15 @@
           <w:color w:val="111827"/>
           <w:lang w:val="en"/>
         </w:rPr>
-        <w:t xml:space="preserve"> Walk-in customers and telephonic reservations often arrive simultaneously for the same high-end PC rig. Without a synchronized real-time booking ledger, simultaneous reservations result in customer disputes, lost r</w:t>
-      </w:r>
-      <w:r>
-        <w:rPr>
-          <w:rFonts w:eastAsia="Times New Roman"/>
-          <w:color w:val="111827"/>
-          <w:lang w:val="en"/>
-        </w:rPr>
-        <w:t>evenue, and poor user satisfaction.</w:t>
+        <w:t xml:space="preserve"> </w:t>
+      </w:r>
+      <w:r>
+        <w:rPr>
+          <w:rFonts w:eastAsia="Times New Roman"/>
+          <w:color w:val="111827"/>
+          <w:lang w:val="en"/>
+        </w:rPr>
+        <w:t>Walk-in customers and telephonic reservations often arrive simultaneously for the same high-end PC rig. Without a synchronized real-time booking ledger, simultaneous reservations result in customer disputes, lost revenue, and poor user satisfaction.</w:t>
       </w:r>
     </w:p>
     <w:p>
@@ -1660,23 +1644,32 @@
           <w:color w:val="111827"/>
           <w:lang w:val="en"/>
         </w:rPr>
-        <w:t>Disorganized Tournament Coordination:</w:t>
-      </w:r>
-      <w:r>
-        <w:rPr>
-          <w:rFonts w:eastAsia="Times New Roman"/>
-          <w:color w:val="111827"/>
-          <w:lang w:val="en"/>
-        </w:rPr>
-        <w:t xml:space="preserve"> Tournament organizers manage player brackets and seeds manually on blackboards or spreadsheets. Seeding odd participant counts (e.g., 11 or 19 players) without automated bye calculat</w:t>
-      </w:r>
-      <w:r>
-        <w:rPr>
-          <w:rFonts w:eastAsia="Times New Roman"/>
-          <w:color w:val="111827"/>
-          <w:lang w:val="en"/>
-        </w:rPr>
-        <w:t>ion creates round delays, seeding bias, and administrative burnout.</w:t>
+        <w:t>Disorg</w:t>
+      </w:r>
+      <w:r>
+        <w:rPr>
+          <w:rStyle w:val="Strong"/>
+          <w:rFonts w:eastAsia="Times New Roman"/>
+          <w:color w:val="111827"/>
+          <w:lang w:val="en"/>
+        </w:rPr>
+        <w:t>anized Tournament Coordination:</w:t>
+      </w:r>
+      <w:r>
+        <w:rPr>
+          <w:rFonts w:eastAsia="Times New Roman"/>
+          <w:color w:val="111827"/>
+          <w:lang w:val="en"/>
+        </w:rPr>
+        <w:t xml:space="preserve"> Tournament organizers manage player brackets and seeds manually on blackboards or spreadsheets. Seeding odd participant counts (e.g., 11 or 19 players) without automated bye calculation creates round delays, seeding bias, an</w:t>
+      </w:r>
+      <w:r>
+        <w:rPr>
+          <w:rFonts w:eastAsia="Times New Roman"/>
+          <w:color w:val="111827"/>
+          <w:lang w:val="en"/>
+        </w:rPr>
+        <w:t>d administrative burnout.</w:t>
       </w:r>
     </w:p>
     <w:p>
@@ -1707,15 +1700,7 @@
           <w:color w:val="111827"/>
           <w:lang w:val="en"/>
         </w:rPr>
-        <w:t xml:space="preserve"> In competitive setups, players often report contradictory scores. Without a dual-confirmation consensus mechanism, organizers must pause the entire t</w:t>
-      </w:r>
-      <w:r>
-        <w:rPr>
-          <w:rFonts w:eastAsia="Times New Roman"/>
-          <w:color w:val="111827"/>
-          <w:lang w:val="en"/>
-        </w:rPr>
-        <w:t>ournament schedule to arbitrate disputes.</w:t>
+        <w:t xml:space="preserve"> In competitive setups, players often report contradictory scores. Without a dual-confirmation consensus mechanism, organizers must pause the entire tournament schedule to arbitrate disputes.</w:t>
       </w:r>
     </w:p>
     <w:p>
@@ -1762,30 +1747,7 @@
           <w:rFonts w:eastAsia="Times New Roman"/>
           <w:lang w:val="en"/>
         </w:rPr>
-        <w:t>3. P</w:t>
-      </w:r>
-      <w:r>
-        <w:rPr>
-          <w:rFonts w:eastAsia="Times New Roman"/>
-          <w:lang w:val="en"/>
-        </w:rPr>
-        <w:t>roposed System &amp; Objectives</w:t>
-      </w:r>
-    </w:p>
-    <w:p>
-      <w:pPr>
-        <w:pStyle w:val="text-justify"/>
-        <w:rPr>
-          <w:color w:val="111827"/>
-          <w:lang w:val="en"/>
-        </w:rPr>
-      </w:pPr>
-      <w:r>
-        <w:rPr>
-          <w:color w:val="111827"/>
-          <w:lang w:val="en"/>
-        </w:rPr>
-        <w:t xml:space="preserve">LANMitra provides a centralized, web-based platform that unifies gaming station reservations and tournament operations into a single system: </w:t>
+        <w:t>3. Proposed System &amp; Objectives</w:t>
       </w:r>
     </w:p>
     <w:p>
@@ -1816,15 +1778,15 @@
           <w:color w:val="111827"/>
           <w:lang w:val="en"/>
         </w:rPr>
-        <w:t xml:space="preserve"> Instant discovery of local gaming cafÃ©s by hardware specs, live seat ava</w:t>
-      </w:r>
-      <w:r>
-        <w:rPr>
-          <w:rFonts w:eastAsia="Times New Roman"/>
-          <w:color w:val="111827"/>
-          <w:lang w:val="en"/>
-        </w:rPr>
-        <w:t>ilability check, conflict-free advance hourly booking, and transparent tournament bracket tracking.</w:t>
+        <w:t xml:space="preserve"> I</w:t>
+      </w:r>
+      <w:r>
+        <w:rPr>
+          <w:rFonts w:eastAsia="Times New Roman"/>
+          <w:color w:val="111827"/>
+          <w:lang w:val="en"/>
+        </w:rPr>
+        <w:t>nstant discovery of local gaming cafÃ©s by hardware specs, live seat availability check, conflict-free advance hourly booking, and transparent tournament bracket tracking.</w:t>
       </w:r>
     </w:p>
     <w:p>
@@ -1847,6 +1809,7 @@
           <w:color w:val="111827"/>
           <w:lang w:val="en"/>
         </w:rPr>
+        <w:lastRenderedPageBreak/>
         <w:t>For CafÃ© Owners:</w:t>
       </w:r>
       <w:r>
@@ -1855,15 +1818,15 @@
           <w:color w:val="111827"/>
           <w:lang w:val="en"/>
         </w:rPr>
-        <w:t xml:space="preserve"> </w:t>
-      </w:r>
-      <w:r>
-        <w:rPr>
-          <w:rFonts w:eastAsia="Times New Roman"/>
-          <w:color w:val="111827"/>
-          <w:lang w:val="en"/>
-        </w:rPr>
-        <w:t>An automated reservation ledger, hardware station inventory management, real-time occupancy status, and revenue tracking with zero expensive proprietary POS hardware needed.</w:t>
+        <w:t xml:space="preserve"> An automated reservation ledger, hardware station inventory manage</w:t>
+      </w:r>
+      <w:r>
+        <w:rPr>
+          <w:rFonts w:eastAsia="Times New Roman"/>
+          <w:color w:val="111827"/>
+          <w:lang w:val="en"/>
+        </w:rPr>
+        <w:t>ment, real-time occupancy status, and revenue tracking with zero expensive proprietary POS hardware needed.</w:t>
       </w:r>
     </w:p>
     <w:p>
@@ -1894,15 +1857,15 @@
           <w:color w:val="111827"/>
           <w:lang w:val="en"/>
         </w:rPr>
-        <w:t xml:space="preserve"> Automated single-elimination tournament creation, registration cap</w:t>
-      </w:r>
-      <w:r>
-        <w:rPr>
-          <w:rFonts w:eastAsia="Times New Roman"/>
-          <w:color w:val="111827"/>
-          <w:lang w:val="en"/>
-        </w:rPr>
-        <w:t>s, deterministic bracket generation with automatic bye placement, and live bracket tree progression.</w:t>
+        <w:t xml:space="preserve"> Automated single-elimination tournament creation, registration caps, deterministic bracket generation with automatic bye placement, </w:t>
+      </w:r>
+      <w:r>
+        <w:rPr>
+          <w:rFonts w:eastAsia="Times New Roman"/>
+          <w:color w:val="111827"/>
+          <w:lang w:val="en"/>
+        </w:rPr>
+        <w:t>and live bracket tree progression.</w:t>
       </w:r>
     </w:p>
     <w:p>
@@ -1950,14 +1913,101 @@
           <w:color w:val="111827"/>
           <w:lang w:val="en"/>
         </w:rPr>
-        <w:t>The LANMitra application utilizes a classic decoupled 3-tier enterprise architect</w:t>
-      </w:r>
-      <w:r>
-        <w:rPr>
-          <w:color w:val="111827"/>
-          <w:lang w:val="en"/>
-        </w:rPr>
-        <w:t xml:space="preserve">ure ensuring security, separation of concerns, and modularity: </w:t>
+        <w:t xml:space="preserve">The LANMitra application utilizes a classic decoupled 3-tier enterprise architecture ensuring security, separation of concerns, and modularity: </w:t>
+      </w:r>
+    </w:p>
+    <w:p>
+      <w:pPr>
+        <w:spacing w:before="300"/>
+        <w:jc w:val="center"/>
+        <w:divId w:val="2042321612"/>
+        <w:rPr>
+          <w:rFonts w:eastAsia="Times New Roman"/>
+          <w:color w:val="111827"/>
+          <w:lang w:val="en"/>
+        </w:rPr>
+      </w:pPr>
+      <w:r>
+        <w:rPr>
+          <w:rFonts w:eastAsia="Times New Roman"/>
+          <w:noProof/>
+          <w:color w:val="111827"/>
+        </w:rPr>
+        <w:drawing>
+          <wp:inline distT="0" distB="0" distL="0" distR="0">
+            <wp:extent cx="9601200" cy="6705600"/>
+            <wp:effectExtent l="0" t="0" r="0" b="0"/>
+            <wp:docPr id="2" name="Picture 2" descr="System Architecture Diagram"/>
+            <wp:cNvGraphicFramePr>
+              <a:graphicFrameLocks xmlns:a="http://schemas.openxmlformats.org/drawingml/2006/main" noChangeAspect="1"/>
+            </wp:cNvGraphicFramePr>
+            <a:graphic xmlns:a="http://schemas.openxmlformats.org/drawingml/2006/main">
+              <a:graphicData uri="http://schemas.openxmlformats.org/drawingml/2006/picture">
+                <pic:pic xmlns:pic="http://schemas.openxmlformats.org/drawingml/2006/picture">
+                  <pic:nvPicPr>
+                    <pic:cNvPr id="0" name="Picture 2" descr="System Architecture Diagram"/>
+                    <pic:cNvPicPr>
+                      <a:picLocks noChangeAspect="1" noChangeArrowheads="1"/>
+                    </pic:cNvPicPr>
+                  </pic:nvPicPr>
+                  <pic:blipFill>
+                    <a:blip r:link="rId6">
+                      <a:extLst>
+                        <a:ext uri="{28A0092B-C50C-407E-A947-70E740481C1C}">
+                          <a14:useLocalDpi xmlns:a14="http://schemas.microsoft.com/office/drawing/2010/main" val="0"/>
+                        </a:ext>
+                      </a:extLst>
+                    </a:blip>
+                    <a:srcRect/>
+                    <a:stretch>
+                      <a:fillRect/>
+                    </a:stretch>
+                  </pic:blipFill>
+                  <pic:spPr bwMode="auto">
+                    <a:xfrm>
+                      <a:off x="0" y="0"/>
+                      <a:ext cx="9601200" cy="6705600"/>
+                    </a:xfrm>
+                    <a:prstGeom prst="rect">
+                      <a:avLst/>
+                    </a:prstGeom>
+                    <a:noFill/>
+                    <a:ln>
+                      <a:noFill/>
+                    </a:ln>
+                  </pic:spPr>
+                </pic:pic>
+              </a:graphicData>
+            </a:graphic>
+          </wp:inline>
+        </w:drawing>
+      </w:r>
+    </w:p>
+    <w:p>
+      <w:pPr>
+        <w:pStyle w:val="NormalWeb"/>
+        <w:spacing w:before="80" w:after="300"/>
+        <w:jc w:val="center"/>
+        <w:divId w:val="2042321612"/>
+        <w:rPr>
+          <w:i/>
+          <w:iCs/>
+          <w:color w:val="475569"/>
+          <w:sz w:val="21"/>
+          <w:szCs w:val="21"/>
+          <w:lang w:val="en"/>
+        </w:rPr>
+      </w:pPr>
+      <w:r>
+        <w:rPr>
+          <w:i/>
+          <w:iCs/>
+          <w:color w:val="475569"/>
+          <w:sz w:val="21"/>
+          <w:szCs w:val="21"/>
+          <w:lang w:val="en"/>
+        </w:rPr>
+        <w:t>Figure 1: LANMitra 3-Tier Enterprise System Architecture</w:t>
       </w:r>
     </w:p>
     <w:tbl>
@@ -2228,16 +2278,7 @@
                 <w:sz w:val="22"/>
                 <w:szCs w:val="22"/>
               </w:rPr>
-              <w:t xml:space="preserve">Player browsing, interactive hourly slot selector, Owner Dashboard ("My Cafes" and station </w:t>
-            </w:r>
-            <w:r>
-              <w:rPr>
-                <w:rFonts w:eastAsia="Times New Roman"/>
-                <w:color w:val="111827"/>
-                <w:sz w:val="22"/>
-                <w:szCs w:val="22"/>
-              </w:rPr>
-              <w:t>management), Tournament Hub, and live leaderboards.</w:t>
+              <w:t>Player browsing, interactive hourly slot selector, Owner Dashboard ("My Cafes" and station management), Tournament Hub, and live leaderboards.</w:t>
             </w:r>
           </w:p>
         </w:tc>
@@ -2354,7 +2395,7 @@
                 <w:sz w:val="22"/>
                 <w:szCs w:val="22"/>
               </w:rPr>
-              <w:t>RESTful endpoints, stateless JWT security filter, BCrypt hashing, atomic overlap collision detection, tournament seeding, an</w:t>
+              <w:t xml:space="preserve">RESTful endpoints, stateless JWT </w:t>
             </w:r>
             <w:r>
               <w:rPr>
@@ -2363,7 +2404,7 @@
                 <w:sz w:val="22"/>
                 <w:szCs w:val="22"/>
               </w:rPr>
-              <w:t>d owner permissions.</w:t>
+              <w:t>security filter, BCrypt hashing, atomic overlap collision detection, tournament seeding, and owner permissions.</w:t>
             </w:r>
           </w:p>
         </w:tc>
@@ -2488,877 +2529,6 @@
     </w:tbl>
     <w:p>
       <w:pPr>
-        <w:shd w:val="clear" w:color="auto" w:fill="0F172A"/>
-        <w:divId w:val="836307472"/>
-        <w:rPr>
-          <w:rFonts w:ascii="Consolas" w:eastAsia="Times New Roman" w:hAnsi="Consolas"/>
-          <w:color w:val="38BDF8"/>
-          <w:sz w:val="18"/>
-          <w:szCs w:val="18"/>
-          <w:lang w:val="en"/>
-        </w:rPr>
-      </w:pPr>
-    </w:p>
-    <w:p>
-      <w:pPr>
-        <w:shd w:val="clear" w:color="auto" w:fill="0F172A"/>
-        <w:divId w:val="836307472"/>
-        <w:rPr>
-          <w:rFonts w:ascii="Consolas" w:eastAsia="Times New Roman" w:hAnsi="Consolas"/>
-          <w:color w:val="38BDF8"/>
-          <w:sz w:val="18"/>
-          <w:szCs w:val="18"/>
-          <w:lang w:val="en"/>
-        </w:rPr>
-      </w:pPr>
-      <w:r>
-        <w:rPr>
-          <w:rFonts w:ascii="Consolas" w:eastAsia="Times New Roman" w:hAnsi="Consolas"/>
-          <w:color w:val="38BDF8"/>
-          <w:sz w:val="18"/>
-          <w:szCs w:val="18"/>
-          <w:lang w:val="en"/>
-        </w:rPr>
-        <w:t>+-------------------------------------------------------------------------+</w:t>
-      </w:r>
-    </w:p>
-    <w:p>
-      <w:pPr>
-        <w:shd w:val="clear" w:color="auto" w:fill="0F172A"/>
-        <w:divId w:val="836307472"/>
-        <w:rPr>
-          <w:rFonts w:ascii="Consolas" w:eastAsia="Times New Roman" w:hAnsi="Consolas"/>
-          <w:color w:val="38BDF8"/>
-          <w:sz w:val="18"/>
-          <w:szCs w:val="18"/>
-          <w:lang w:val="en"/>
-        </w:rPr>
-      </w:pPr>
-      <w:r>
-        <w:rPr>
-          <w:rFonts w:ascii="Consolas" w:eastAsia="Times New Roman" w:hAnsi="Consolas"/>
-          <w:color w:val="38BDF8"/>
-          <w:sz w:val="18"/>
-          <w:szCs w:val="18"/>
-          <w:lang w:val="en"/>
-        </w:rPr>
-        <w:t>|                  PRESENTATION LAYER (React 18 SPA)                      |</w:t>
-      </w:r>
-    </w:p>
-    <w:p>
-      <w:pPr>
-        <w:shd w:val="clear" w:color="auto" w:fill="0F172A"/>
-        <w:divId w:val="836307472"/>
-        <w:rPr>
-          <w:rFonts w:ascii="Consolas" w:eastAsia="Times New Roman" w:hAnsi="Consolas"/>
-          <w:color w:val="38BDF8"/>
-          <w:sz w:val="18"/>
-          <w:szCs w:val="18"/>
-          <w:lang w:val="en"/>
-        </w:rPr>
-      </w:pPr>
-      <w:r>
-        <w:rPr>
-          <w:rFonts w:ascii="Consolas" w:eastAsia="Times New Roman" w:hAnsi="Consolas"/>
-          <w:color w:val="38BDF8"/>
-          <w:sz w:val="18"/>
-          <w:szCs w:val="18"/>
-          <w:lang w:val="en"/>
-        </w:rPr>
-        <w:t>|      [Player Portal]       [Owner Dashboard]      [Tournament Hub]      |</w:t>
-      </w:r>
-    </w:p>
-    <w:p>
-      <w:pPr>
-        <w:shd w:val="clear" w:color="auto" w:fill="0F172A"/>
-        <w:divId w:val="836307472"/>
-        <w:rPr>
-          <w:rFonts w:ascii="Consolas" w:eastAsia="Times New Roman" w:hAnsi="Consolas"/>
-          <w:color w:val="38BDF8"/>
-          <w:sz w:val="18"/>
-          <w:szCs w:val="18"/>
-          <w:lang w:val="en"/>
-        </w:rPr>
-      </w:pPr>
-      <w:r>
-        <w:rPr>
-          <w:rFonts w:ascii="Consolas" w:eastAsia="Times New Roman" w:hAnsi="Consolas"/>
-          <w:color w:val="38BDF8"/>
-          <w:sz w:val="18"/>
-          <w:szCs w:val="18"/>
-          <w:lang w:val="en"/>
-        </w:rPr>
-        <w:t xml:space="preserve">|                           </w:t>
-      </w:r>
-      <w:r>
-        <w:rPr>
-          <w:rFonts w:ascii="Consolas" w:eastAsia="Times New Roman" w:hAnsi="Consolas"/>
-          <w:color w:val="38BDF8"/>
-          <w:sz w:val="18"/>
-          <w:szCs w:val="18"/>
-          <w:lang w:val="en"/>
-        </w:rPr>
-        <w:t xml:space="preserve">         â”‚                                    |</w:t>
-      </w:r>
-    </w:p>
-    <w:p>
-      <w:pPr>
-        <w:shd w:val="clear" w:color="auto" w:fill="0F172A"/>
-        <w:divId w:val="836307472"/>
-        <w:rPr>
-          <w:rFonts w:ascii="Consolas" w:eastAsia="Times New Roman" w:hAnsi="Consolas"/>
-          <w:color w:val="38BDF8"/>
-          <w:sz w:val="18"/>
-          <w:szCs w:val="18"/>
-          <w:lang w:val="en"/>
-        </w:rPr>
-      </w:pPr>
-      <w:r>
-        <w:rPr>
-          <w:rFonts w:ascii="Consolas" w:eastAsia="Times New Roman" w:hAnsi="Consolas"/>
-          <w:color w:val="38BDF8"/>
-          <w:sz w:val="18"/>
-          <w:szCs w:val="18"/>
-          <w:lang w:val="en"/>
-        </w:rPr>
-        <w:t>|                                    â–¼                                    |</w:t>
-      </w:r>
-    </w:p>
-    <w:p>
-      <w:pPr>
-        <w:shd w:val="clear" w:color="auto" w:fill="0F172A"/>
-        <w:divId w:val="836307472"/>
-        <w:rPr>
-          <w:rFonts w:ascii="Consolas" w:eastAsia="Times New Roman" w:hAnsi="Consolas"/>
-          <w:color w:val="38BDF8"/>
-          <w:sz w:val="18"/>
-          <w:szCs w:val="18"/>
-          <w:lang w:val="en"/>
-        </w:rPr>
-      </w:pPr>
-      <w:r>
-        <w:rPr>
-          <w:rFonts w:ascii="Consolas" w:eastAsia="Times New Roman" w:hAnsi="Consolas"/>
-          <w:color w:val="38BDF8"/>
-          <w:sz w:val="18"/>
-          <w:szCs w:val="18"/>
-          <w:lang w:val="en"/>
-        </w:rPr>
-        <w:t>|              Axios HTTP Client + Authorization: Bearer &lt;JWT&gt;           |</w:t>
-      </w:r>
-    </w:p>
-    <w:p>
-      <w:pPr>
-        <w:shd w:val="clear" w:color="auto" w:fill="0F172A"/>
-        <w:divId w:val="836307472"/>
-        <w:rPr>
-          <w:rFonts w:ascii="Consolas" w:eastAsia="Times New Roman" w:hAnsi="Consolas"/>
-          <w:color w:val="38BDF8"/>
-          <w:sz w:val="18"/>
-          <w:szCs w:val="18"/>
-          <w:lang w:val="en"/>
-        </w:rPr>
-      </w:pPr>
-      <w:r>
-        <w:rPr>
-          <w:rFonts w:ascii="Consolas" w:eastAsia="Times New Roman" w:hAnsi="Consolas"/>
-          <w:color w:val="38BDF8"/>
-          <w:sz w:val="18"/>
-          <w:szCs w:val="18"/>
-          <w:lang w:val="en"/>
-        </w:rPr>
-        <w:t>+----------------------------------------------------</w:t>
-      </w:r>
-      <w:r>
-        <w:rPr>
-          <w:rFonts w:ascii="Consolas" w:eastAsia="Times New Roman" w:hAnsi="Consolas"/>
-          <w:color w:val="38BDF8"/>
-          <w:sz w:val="18"/>
-          <w:szCs w:val="18"/>
-          <w:lang w:val="en"/>
-        </w:rPr>
-        <w:t>---------------------+</w:t>
-      </w:r>
-    </w:p>
-    <w:p>
-      <w:pPr>
-        <w:shd w:val="clear" w:color="auto" w:fill="0F172A"/>
-        <w:divId w:val="836307472"/>
-        <w:rPr>
-          <w:rFonts w:ascii="Consolas" w:eastAsia="Times New Roman" w:hAnsi="Consolas"/>
-          <w:color w:val="38BDF8"/>
-          <w:sz w:val="18"/>
-          <w:szCs w:val="18"/>
-          <w:lang w:val="en"/>
-        </w:rPr>
-      </w:pPr>
-      <w:r>
-        <w:rPr>
-          <w:rFonts w:ascii="Consolas" w:eastAsia="Times New Roman" w:hAnsi="Consolas"/>
-          <w:color w:val="38BDF8"/>
-          <w:sz w:val="18"/>
-          <w:szCs w:val="18"/>
-          <w:lang w:val="en"/>
-        </w:rPr>
-        <w:t xml:space="preserve">                                     â”‚ REST / JSON (Port 8080)</w:t>
-      </w:r>
-    </w:p>
-    <w:p>
-      <w:pPr>
-        <w:shd w:val="clear" w:color="auto" w:fill="0F172A"/>
-        <w:divId w:val="836307472"/>
-        <w:rPr>
-          <w:rFonts w:ascii="Consolas" w:eastAsia="Times New Roman" w:hAnsi="Consolas"/>
-          <w:color w:val="38BDF8"/>
-          <w:sz w:val="18"/>
-          <w:szCs w:val="18"/>
-          <w:lang w:val="en"/>
-        </w:rPr>
-      </w:pPr>
-      <w:r>
-        <w:rPr>
-          <w:rFonts w:ascii="Consolas" w:eastAsia="Times New Roman" w:hAnsi="Consolas"/>
-          <w:color w:val="38BDF8"/>
-          <w:sz w:val="18"/>
-          <w:szCs w:val="18"/>
-          <w:lang w:val="en"/>
-        </w:rPr>
-        <w:t xml:space="preserve">                                     â–¼</w:t>
-      </w:r>
-    </w:p>
-    <w:p>
-      <w:pPr>
-        <w:shd w:val="clear" w:color="auto" w:fill="0F172A"/>
-        <w:divId w:val="836307472"/>
-        <w:rPr>
-          <w:rFonts w:ascii="Consolas" w:eastAsia="Times New Roman" w:hAnsi="Consolas"/>
-          <w:color w:val="38BDF8"/>
-          <w:sz w:val="18"/>
-          <w:szCs w:val="18"/>
-          <w:lang w:val="en"/>
-        </w:rPr>
-      </w:pPr>
-      <w:r>
-        <w:rPr>
-          <w:rFonts w:ascii="Consolas" w:eastAsia="Times New Roman" w:hAnsi="Consolas"/>
-          <w:color w:val="38BDF8"/>
-          <w:sz w:val="18"/>
-          <w:szCs w:val="18"/>
-          <w:lang w:val="en"/>
-        </w:rPr>
-        <w:t>+-------------------------------------------------------------------------+</w:t>
-      </w:r>
-    </w:p>
-    <w:p>
-      <w:pPr>
-        <w:shd w:val="clear" w:color="auto" w:fill="0F172A"/>
-        <w:divId w:val="836307472"/>
-        <w:rPr>
-          <w:rFonts w:ascii="Consolas" w:eastAsia="Times New Roman" w:hAnsi="Consolas"/>
-          <w:color w:val="38BDF8"/>
-          <w:sz w:val="18"/>
-          <w:szCs w:val="18"/>
-          <w:lang w:val="en"/>
-        </w:rPr>
-      </w:pPr>
-      <w:r>
-        <w:rPr>
-          <w:rFonts w:ascii="Consolas" w:eastAsia="Times New Roman" w:hAnsi="Consolas"/>
-          <w:color w:val="38BDF8"/>
-          <w:sz w:val="18"/>
-          <w:szCs w:val="18"/>
-          <w:lang w:val="en"/>
-        </w:rPr>
-        <w:t>|               APPLICATION LOGIC LAYER (Spring Boo</w:t>
-      </w:r>
-      <w:r>
-        <w:rPr>
-          <w:rFonts w:ascii="Consolas" w:eastAsia="Times New Roman" w:hAnsi="Consolas"/>
-          <w:color w:val="38BDF8"/>
-          <w:sz w:val="18"/>
-          <w:szCs w:val="18"/>
-          <w:lang w:val="en"/>
-        </w:rPr>
-        <w:t>t 3.x)                 |</w:t>
-      </w:r>
-    </w:p>
-    <w:p>
-      <w:pPr>
-        <w:shd w:val="clear" w:color="auto" w:fill="0F172A"/>
-        <w:divId w:val="836307472"/>
-        <w:rPr>
-          <w:rFonts w:ascii="Consolas" w:eastAsia="Times New Roman" w:hAnsi="Consolas"/>
-          <w:color w:val="38BDF8"/>
-          <w:sz w:val="18"/>
-          <w:szCs w:val="18"/>
-          <w:lang w:val="en"/>
-        </w:rPr>
-      </w:pPr>
-      <w:r>
-        <w:rPr>
-          <w:rFonts w:ascii="Consolas" w:eastAsia="Times New Roman" w:hAnsi="Consolas"/>
-          <w:color w:val="38BDF8"/>
-          <w:sz w:val="18"/>
-          <w:szCs w:val="18"/>
-          <w:lang w:val="en"/>
-        </w:rPr>
-        <w:t>|   â”Œâ”€â”€â”€â”€â”€â”€â”€â”€â”€â”€â”€â”€â”€â”€â”€â”€â”€â”€â”€â”€â”€â”€â”€â”€â”€â”€â”€â”€â”€â”€â”€â”€â”€â”€â”€â”€â”€â”€â”€â”€â”€â”€â”€â”€â”€â”€â”€â”€â”€â”€â”€â”€â”€â”€â”€â”€â”€â”€â”€â”€â”€â”€â”€â”€â”€â”</w:t>
-      </w:r>
-      <w:r>
-        <w:rPr>
-          <w:rFonts w:ascii="Consolas" w:eastAsia="Times New Roman" w:hAnsi="Consolas" w:cs="Consolas"/>
-          <w:color w:val="38BDF8"/>
-          <w:sz w:val="18"/>
-          <w:szCs w:val="18"/>
-          <w:lang w:val="en"/>
-        </w:rPr>
-        <w:t></w:t>
-      </w:r>
-      <w:r>
-        <w:rPr>
-          <w:rFonts w:ascii="Consolas" w:eastAsia="Times New Roman" w:hAnsi="Consolas"/>
-          <w:color w:val="38BDF8"/>
-          <w:sz w:val="18"/>
-          <w:szCs w:val="18"/>
-          <w:lang w:val="en"/>
-        </w:rPr>
-        <w:t xml:space="preserve">   |</w:t>
-      </w:r>
-    </w:p>
-    <w:p>
-      <w:pPr>
-        <w:shd w:val="clear" w:color="auto" w:fill="0F172A"/>
-        <w:divId w:val="836307472"/>
-        <w:rPr>
-          <w:rFonts w:ascii="Consolas" w:eastAsia="Times New Roman" w:hAnsi="Consolas"/>
-          <w:color w:val="38BDF8"/>
-          <w:sz w:val="18"/>
-          <w:szCs w:val="18"/>
-          <w:lang w:val="en"/>
-        </w:rPr>
-      </w:pPr>
-      <w:r>
-        <w:rPr>
-          <w:rFonts w:ascii="Consolas" w:eastAsia="Times New Roman" w:hAnsi="Consolas"/>
-          <w:color w:val="38BDF8"/>
-          <w:sz w:val="18"/>
-          <w:szCs w:val="18"/>
-          <w:lang w:val="en"/>
-        </w:rPr>
-        <w:t>|   â”‚ Spring Securi</w:t>
-      </w:r>
-      <w:r>
-        <w:rPr>
-          <w:rFonts w:ascii="Consolas" w:eastAsia="Times New Roman" w:hAnsi="Consolas"/>
-          <w:color w:val="38BDF8"/>
-          <w:sz w:val="18"/>
-          <w:szCs w:val="18"/>
-          <w:lang w:val="en"/>
-        </w:rPr>
-        <w:t>ty Filter Chain (JwtAuthenticationFilter + BCrypt) â”‚   |</w:t>
-      </w:r>
-    </w:p>
-    <w:p>
-      <w:pPr>
-        <w:shd w:val="clear" w:color="auto" w:fill="0F172A"/>
-        <w:divId w:val="836307472"/>
-        <w:rPr>
-          <w:rFonts w:ascii="Consolas" w:eastAsia="Times New Roman" w:hAnsi="Consolas"/>
-          <w:color w:val="38BDF8"/>
-          <w:sz w:val="18"/>
-          <w:szCs w:val="18"/>
-          <w:lang w:val="en"/>
-        </w:rPr>
-      </w:pPr>
-      <w:r>
-        <w:rPr>
-          <w:rFonts w:ascii="Consolas" w:eastAsia="Times New Roman" w:hAnsi="Consolas"/>
-          <w:color w:val="38BDF8"/>
-          <w:sz w:val="18"/>
-          <w:szCs w:val="18"/>
-          <w:lang w:val="en"/>
-        </w:rPr>
-        <w:t>|   â””â”€â”€â”€â”€â”€â”€â”€â”€â”€â”€â”€â”€â”€â”€â”€â”€â”€â”€â”€â”€â”€â”€â”€â”€â”€â”€â”€â”€â”€â”€â”€â”€â”¬â”€â”€â”€â”€â”€â”€â”€â”€â”€â”€â”€â”€â”€â”€â”€â”€â”€â”€â”€â”€â”€â”€â”€â”€â”€â”€â”€â”€â”€â”€â</w:t>
-      </w:r>
-      <w:r>
-        <w:rPr>
-          <w:rFonts w:ascii="Consolas" w:eastAsia="Times New Roman" w:hAnsi="Consolas"/>
-          <w:color w:val="38BDF8"/>
-          <w:sz w:val="18"/>
-          <w:szCs w:val="18"/>
-          <w:lang w:val="en"/>
-        </w:rPr>
-        <w:t>”€â”€â”˜   |</w:t>
-      </w:r>
-    </w:p>
-    <w:p>
-      <w:pPr>
-        <w:shd w:val="clear" w:color="auto" w:fill="0F172A"/>
-        <w:divId w:val="836307472"/>
-        <w:rPr>
-          <w:rFonts w:ascii="Consolas" w:eastAsia="Times New Roman" w:hAnsi="Consolas"/>
-          <w:color w:val="38BDF8"/>
-          <w:sz w:val="18"/>
-          <w:szCs w:val="18"/>
-          <w:lang w:val="en"/>
-        </w:rPr>
-      </w:pPr>
-      <w:r>
-        <w:rPr>
-          <w:rFonts w:ascii="Consolas" w:eastAsia="Times New Roman" w:hAnsi="Consolas"/>
-          <w:color w:val="38BDF8"/>
-          <w:sz w:val="18"/>
-          <w:szCs w:val="18"/>
-          <w:lang w:val="en"/>
-        </w:rPr>
-        <w:t>|                                    â–¼                                    |</w:t>
-      </w:r>
-    </w:p>
-    <w:p>
-      <w:pPr>
-        <w:shd w:val="clear" w:color="auto" w:fill="0F172A"/>
-        <w:divId w:val="836307472"/>
-        <w:rPr>
-          <w:rFonts w:ascii="Consolas" w:eastAsia="Times New Roman" w:hAnsi="Consolas"/>
-          <w:color w:val="38BDF8"/>
-          <w:sz w:val="18"/>
-          <w:szCs w:val="18"/>
-          <w:lang w:val="en"/>
-        </w:rPr>
-      </w:pPr>
-      <w:r>
-        <w:rPr>
-          <w:rFonts w:ascii="Consolas" w:eastAsia="Times New Roman" w:hAnsi="Consolas"/>
-          <w:color w:val="38BDF8"/>
-          <w:sz w:val="18"/>
-          <w:szCs w:val="18"/>
-          <w:lang w:val="en"/>
-        </w:rPr>
-        <w:t>|   â”Œâ”€â”€â”€â”€â”€â”€â”€â”€â”€â”€â”€â”€â”€â”€â”€â”€â”€â”€â”€â”€â”€â”€â”¬â”€â”€â”€â”€â”€â”€â”€â”€â”€â”€â”€â”€â”€â”€â”€â”€â”€â”€â”€â”€â”€â”€â”¬â”€â”€â”€â”€â”€â”€â”</w:t>
-      </w:r>
-      <w:r>
-        <w:rPr>
-          <w:rFonts w:ascii="Consolas" w:eastAsia="Times New Roman" w:hAnsi="Consolas"/>
-          <w:color w:val="38BDF8"/>
-          <w:sz w:val="18"/>
-          <w:szCs w:val="18"/>
-          <w:lang w:val="en"/>
-        </w:rPr>
-        <w:t>€â”€â”€â”€â”€â”€â”€â”€â”€â”€â”€â”€â”€â”</w:t>
-      </w:r>
-      <w:r>
-        <w:rPr>
-          <w:rFonts w:ascii="Consolas" w:eastAsia="Times New Roman" w:hAnsi="Consolas" w:cs="Consolas"/>
-          <w:color w:val="38BDF8"/>
-          <w:sz w:val="18"/>
-          <w:szCs w:val="18"/>
-          <w:lang w:val="en"/>
-        </w:rPr>
-        <w:t></w:t>
-      </w:r>
-      <w:r>
-        <w:rPr>
-          <w:rFonts w:ascii="Consolas" w:eastAsia="Times New Roman" w:hAnsi="Consolas"/>
-          <w:color w:val="38BDF8"/>
-          <w:sz w:val="18"/>
-          <w:szCs w:val="18"/>
-          <w:lang w:val="en"/>
-        </w:rPr>
-        <w:t xml:space="preserve">   |</w:t>
-      </w:r>
-    </w:p>
-    <w:p>
-      <w:pPr>
-        <w:shd w:val="clear" w:color="auto" w:fill="0F172A"/>
-        <w:divId w:val="836307472"/>
-        <w:rPr>
-          <w:rFonts w:ascii="Consolas" w:eastAsia="Times New Roman" w:hAnsi="Consolas"/>
-          <w:color w:val="38BDF8"/>
-          <w:sz w:val="18"/>
-          <w:szCs w:val="18"/>
-          <w:lang w:val="en"/>
-        </w:rPr>
-      </w:pPr>
-      <w:r>
-        <w:rPr>
-          <w:rFonts w:ascii="Consolas" w:eastAsia="Times New Roman" w:hAnsi="Consolas"/>
-          <w:color w:val="38BDF8"/>
-          <w:sz w:val="18"/>
-          <w:szCs w:val="18"/>
-          <w:lang w:val="en"/>
-        </w:rPr>
-        <w:t>|   â”‚  AuthService         â”‚  BookingService      â”‚  CafeService      â”‚   |</w:t>
-      </w:r>
-    </w:p>
-    <w:p>
-      <w:pPr>
-        <w:shd w:val="clear" w:color="auto" w:fill="0F172A"/>
-        <w:divId w:val="836307472"/>
-        <w:rPr>
-          <w:rFonts w:ascii="Consolas" w:eastAsia="Times New Roman" w:hAnsi="Consolas"/>
-          <w:color w:val="38BDF8"/>
-          <w:sz w:val="18"/>
-          <w:szCs w:val="18"/>
-          <w:lang w:val="en"/>
-        </w:rPr>
-      </w:pPr>
-      <w:r>
-        <w:rPr>
-          <w:rFonts w:ascii="Consolas" w:eastAsia="Times New Roman" w:hAnsi="Consolas"/>
-          <w:color w:val="38BDF8"/>
-          <w:sz w:val="18"/>
-          <w:szCs w:val="18"/>
-          <w:lang w:val="en"/>
-        </w:rPr>
-        <w:t>|   â”‚  (JWT Claims/Hash)   â”‚  (Conflict Engine)   â”‚  (Station Manager)â”‚   |</w:t>
-      </w:r>
-    </w:p>
-    <w:p>
-      <w:pPr>
-        <w:shd w:val="clear" w:color="auto" w:fill="0F172A"/>
-        <w:divId w:val="836307472"/>
-        <w:rPr>
-          <w:rFonts w:ascii="Consolas" w:eastAsia="Times New Roman" w:hAnsi="Consolas"/>
-          <w:color w:val="38BDF8"/>
-          <w:sz w:val="18"/>
-          <w:szCs w:val="18"/>
-          <w:lang w:val="en"/>
-        </w:rPr>
-      </w:pPr>
-      <w:r>
-        <w:rPr>
-          <w:rFonts w:ascii="Consolas" w:eastAsia="Times New Roman" w:hAnsi="Consolas"/>
-          <w:color w:val="38BDF8"/>
-          <w:sz w:val="18"/>
-          <w:szCs w:val="18"/>
-          <w:lang w:val="en"/>
-        </w:rPr>
-        <w:t>|   â”œâ”€â”€â”€â”€â”€â”€â”€â”€â”€â”€â”€â”€</w:t>
-      </w:r>
-      <w:r>
-        <w:rPr>
-          <w:rFonts w:ascii="Consolas" w:eastAsia="Times New Roman" w:hAnsi="Consolas"/>
-          <w:color w:val="38BDF8"/>
-          <w:sz w:val="18"/>
-          <w:szCs w:val="18"/>
-          <w:lang w:val="en"/>
-        </w:rPr>
-        <w:t>â”€â”€â”€â”€â”€â”€â”€â”€â”€â”€â”¼â”€â”€â”€â”€â”€â”€â”€â”€â”€â”€â”€â”€â”€â”€â”€â”€â”€â”€â”€â”€â”€â”€â”¼â”€â”€â”€â”€â”€â”€â”€â”€â”€â”€â”€â”€â”€â”€â”€â”€â”€â”€â”€â”¤   |</w:t>
-      </w:r>
-    </w:p>
-    <w:p>
-      <w:pPr>
-        <w:shd w:val="clear" w:color="auto" w:fill="0F172A"/>
-        <w:divId w:val="836307472"/>
-        <w:rPr>
-          <w:rFonts w:ascii="Consolas" w:eastAsia="Times New Roman" w:hAnsi="Consolas"/>
-          <w:color w:val="38BDF8"/>
-          <w:sz w:val="18"/>
-          <w:szCs w:val="18"/>
-          <w:lang w:val="en"/>
-        </w:rPr>
-      </w:pPr>
-      <w:r>
-        <w:rPr>
-          <w:rFonts w:ascii="Consolas" w:eastAsia="Times New Roman" w:hAnsi="Consolas"/>
-          <w:color w:val="38BDF8"/>
-          <w:sz w:val="18"/>
-          <w:szCs w:val="18"/>
-          <w:lang w:val="en"/>
-        </w:rPr>
-        <w:t>|   â”‚  StationService      â”‚  TournamentService   â”‚ PlayerStatService â”‚   |</w:t>
-      </w:r>
-    </w:p>
-    <w:p>
-      <w:pPr>
-        <w:shd w:val="clear" w:color="auto" w:fill="0F172A"/>
-        <w:divId w:val="836307472"/>
-        <w:rPr>
-          <w:rFonts w:ascii="Consolas" w:eastAsia="Times New Roman" w:hAnsi="Consolas"/>
-          <w:color w:val="38BDF8"/>
-          <w:sz w:val="18"/>
-          <w:szCs w:val="18"/>
-          <w:lang w:val="en"/>
-        </w:rPr>
-      </w:pPr>
-      <w:r>
-        <w:rPr>
-          <w:rFonts w:ascii="Consolas" w:eastAsia="Times New Roman" w:hAnsi="Consolas"/>
-          <w:color w:val="38BDF8"/>
-          <w:sz w:val="18"/>
-          <w:szCs w:val="18"/>
-          <w:lang w:val="en"/>
-        </w:rPr>
-        <w:t xml:space="preserve">|   </w:t>
-      </w:r>
-      <w:r>
-        <w:rPr>
-          <w:rFonts w:ascii="Consolas" w:eastAsia="Times New Roman" w:hAnsi="Consolas"/>
-          <w:color w:val="38BDF8"/>
-          <w:sz w:val="18"/>
-          <w:szCs w:val="18"/>
-          <w:lang w:val="en"/>
-        </w:rPr>
-        <w:t>â”‚  (Active Toggles)    â”‚  (Bracket Generator) â”‚ (ELO &amp; Leaderboard)â”‚  |</w:t>
-      </w:r>
-    </w:p>
-    <w:p>
-      <w:pPr>
-        <w:shd w:val="clear" w:color="auto" w:fill="0F172A"/>
-        <w:divId w:val="836307472"/>
-        <w:rPr>
-          <w:rFonts w:ascii="Consolas" w:eastAsia="Times New Roman" w:hAnsi="Consolas"/>
-          <w:color w:val="38BDF8"/>
-          <w:sz w:val="18"/>
-          <w:szCs w:val="18"/>
-          <w:lang w:val="en"/>
-        </w:rPr>
-      </w:pPr>
-      <w:r>
-        <w:rPr>
-          <w:rFonts w:ascii="Consolas" w:eastAsia="Times New Roman" w:hAnsi="Consolas"/>
-          <w:color w:val="38BDF8"/>
-          <w:sz w:val="18"/>
-          <w:szCs w:val="18"/>
-          <w:lang w:val="en"/>
-        </w:rPr>
-        <w:t>|   â””â”€â”€â”€â”€â”€â”€â”€â”€â”€â”€â”€â”€â”€â”€â”€â”€â”€â”€â”€â”€â”€â”€â”´â”€â”€â”€â”€â”€â”€â”€â”€â”€â”€â”€â”€â”€â”€â”€â”€â”€â”€â”€â”€â”€â”€â”´â”€â”€â”€â”€â”€â”€â”€â”€â”€â”€â</w:t>
-      </w:r>
-      <w:r>
-        <w:rPr>
-          <w:rFonts w:ascii="Consolas" w:eastAsia="Times New Roman" w:hAnsi="Consolas"/>
-          <w:color w:val="38BDF8"/>
-          <w:sz w:val="18"/>
-          <w:szCs w:val="18"/>
-          <w:lang w:val="en"/>
-        </w:rPr>
-        <w:t>”€â”€â”€â”€â”€â”€â”€â”€â”€â”˜   |</w:t>
-      </w:r>
-    </w:p>
-    <w:p>
-      <w:pPr>
-        <w:shd w:val="clear" w:color="auto" w:fill="0F172A"/>
-        <w:divId w:val="836307472"/>
-        <w:rPr>
-          <w:rFonts w:ascii="Consolas" w:eastAsia="Times New Roman" w:hAnsi="Consolas"/>
-          <w:color w:val="38BDF8"/>
-          <w:sz w:val="18"/>
-          <w:szCs w:val="18"/>
-          <w:lang w:val="en"/>
-        </w:rPr>
-      </w:pPr>
-      <w:r>
-        <w:rPr>
-          <w:rFonts w:ascii="Consolas" w:eastAsia="Times New Roman" w:hAnsi="Consolas"/>
-          <w:color w:val="38BDF8"/>
-          <w:sz w:val="18"/>
-          <w:szCs w:val="18"/>
-          <w:lang w:val="en"/>
-        </w:rPr>
-        <w:t>+-------------------------------------------------------------------------+</w:t>
-      </w:r>
-    </w:p>
-    <w:p>
-      <w:pPr>
-        <w:shd w:val="clear" w:color="auto" w:fill="0F172A"/>
-        <w:divId w:val="836307472"/>
-        <w:rPr>
-          <w:rFonts w:ascii="Consolas" w:eastAsia="Times New Roman" w:hAnsi="Consolas"/>
-          <w:color w:val="38BDF8"/>
-          <w:sz w:val="18"/>
-          <w:szCs w:val="18"/>
-          <w:lang w:val="en"/>
-        </w:rPr>
-      </w:pPr>
-      <w:r>
-        <w:rPr>
-          <w:rFonts w:ascii="Consolas" w:eastAsia="Times New Roman" w:hAnsi="Consolas"/>
-          <w:color w:val="38BDF8"/>
-          <w:sz w:val="18"/>
-          <w:szCs w:val="18"/>
-          <w:lang w:val="en"/>
-        </w:rPr>
-        <w:t xml:space="preserve">                                     â”‚ Spring Data JPA (Hibernate)</w:t>
-      </w:r>
-    </w:p>
-    <w:p>
-      <w:pPr>
-        <w:shd w:val="clear" w:color="auto" w:fill="0F172A"/>
-        <w:divId w:val="836307472"/>
-        <w:rPr>
-          <w:rFonts w:ascii="Consolas" w:eastAsia="Times New Roman" w:hAnsi="Consolas"/>
-          <w:color w:val="38BDF8"/>
-          <w:sz w:val="18"/>
-          <w:szCs w:val="18"/>
-          <w:lang w:val="en"/>
-        </w:rPr>
-      </w:pPr>
-      <w:r>
-        <w:rPr>
-          <w:rFonts w:ascii="Consolas" w:eastAsia="Times New Roman" w:hAnsi="Consolas"/>
-          <w:color w:val="38BDF8"/>
-          <w:sz w:val="18"/>
-          <w:szCs w:val="18"/>
-          <w:lang w:val="en"/>
-        </w:rPr>
-        <w:t xml:space="preserve">                                     â–¼</w:t>
-      </w:r>
-    </w:p>
-    <w:p>
-      <w:pPr>
-        <w:shd w:val="clear" w:color="auto" w:fill="0F172A"/>
-        <w:divId w:val="836307472"/>
-        <w:rPr>
-          <w:rFonts w:ascii="Consolas" w:eastAsia="Times New Roman" w:hAnsi="Consolas"/>
-          <w:color w:val="38BDF8"/>
-          <w:sz w:val="18"/>
-          <w:szCs w:val="18"/>
-          <w:lang w:val="en"/>
-        </w:rPr>
-      </w:pPr>
-      <w:r>
-        <w:rPr>
-          <w:rFonts w:ascii="Consolas" w:eastAsia="Times New Roman" w:hAnsi="Consolas"/>
-          <w:color w:val="38BDF8"/>
-          <w:sz w:val="18"/>
-          <w:szCs w:val="18"/>
-          <w:lang w:val="en"/>
-        </w:rPr>
-        <w:t>+-----------------------------------</w:t>
-      </w:r>
-      <w:r>
-        <w:rPr>
-          <w:rFonts w:ascii="Consolas" w:eastAsia="Times New Roman" w:hAnsi="Consolas"/>
-          <w:color w:val="38BDF8"/>
-          <w:sz w:val="18"/>
-          <w:szCs w:val="18"/>
-          <w:lang w:val="en"/>
-        </w:rPr>
-        <w:t>--------------------------------------+</w:t>
-      </w:r>
-    </w:p>
-    <w:p>
-      <w:pPr>
-        <w:shd w:val="clear" w:color="auto" w:fill="0F172A"/>
-        <w:divId w:val="836307472"/>
-        <w:rPr>
-          <w:rFonts w:ascii="Consolas" w:eastAsia="Times New Roman" w:hAnsi="Consolas"/>
-          <w:color w:val="38BDF8"/>
-          <w:sz w:val="18"/>
-          <w:szCs w:val="18"/>
-          <w:lang w:val="en"/>
-        </w:rPr>
-      </w:pPr>
-      <w:r>
-        <w:rPr>
-          <w:rFonts w:ascii="Consolas" w:eastAsia="Times New Roman" w:hAnsi="Consolas"/>
-          <w:color w:val="38BDF8"/>
-          <w:sz w:val="18"/>
-          <w:szCs w:val="18"/>
-          <w:lang w:val="en"/>
-        </w:rPr>
-        <w:t>|                  DATA PERSISTENCE LAYER (MySQL 8.x)                     |</w:t>
-      </w:r>
-    </w:p>
-    <w:p>
-      <w:pPr>
-        <w:shd w:val="clear" w:color="auto" w:fill="0F172A"/>
-        <w:divId w:val="836307472"/>
-        <w:rPr>
-          <w:rFonts w:ascii="Consolas" w:eastAsia="Times New Roman" w:hAnsi="Consolas"/>
-          <w:color w:val="38BDF8"/>
-          <w:sz w:val="18"/>
-          <w:szCs w:val="18"/>
-          <w:lang w:val="en"/>
-        </w:rPr>
-      </w:pPr>
-      <w:r>
-        <w:rPr>
-          <w:rFonts w:ascii="Consolas" w:eastAsia="Times New Roman" w:hAnsi="Consolas"/>
-          <w:color w:val="38BDF8"/>
-          <w:sz w:val="18"/>
-          <w:szCs w:val="18"/>
-          <w:lang w:val="en"/>
-        </w:rPr>
-        <w:t>|    â€¢ users         â€¢ cafes        â€¢ stations       â€¢ bookings           |</w:t>
-      </w:r>
-    </w:p>
-    <w:p>
-      <w:pPr>
-        <w:shd w:val="clear" w:color="auto" w:fill="0F172A"/>
-        <w:divId w:val="836307472"/>
-        <w:rPr>
-          <w:rFonts w:ascii="Consolas" w:eastAsia="Times New Roman" w:hAnsi="Consolas"/>
-          <w:color w:val="38BDF8"/>
-          <w:sz w:val="18"/>
-          <w:szCs w:val="18"/>
-          <w:lang w:val="en"/>
-        </w:rPr>
-      </w:pPr>
-      <w:r>
-        <w:rPr>
-          <w:rFonts w:ascii="Consolas" w:eastAsia="Times New Roman" w:hAnsi="Consolas"/>
-          <w:color w:val="38BDF8"/>
-          <w:sz w:val="18"/>
-          <w:szCs w:val="18"/>
-          <w:lang w:val="en"/>
-        </w:rPr>
-        <w:t>|    â€¢ tournaments   â€¢ matches      â€¢ registration</w:t>
-      </w:r>
-      <w:r>
-        <w:rPr>
-          <w:rFonts w:ascii="Consolas" w:eastAsia="Times New Roman" w:hAnsi="Consolas"/>
-          <w:color w:val="38BDF8"/>
-          <w:sz w:val="18"/>
-          <w:szCs w:val="18"/>
-          <w:lang w:val="en"/>
-        </w:rPr>
-        <w:t>s  â€¢ player_stats       |</w:t>
-      </w:r>
-    </w:p>
-    <w:p>
-      <w:pPr>
-        <w:shd w:val="clear" w:color="auto" w:fill="0F172A"/>
-        <w:spacing w:after="240"/>
-        <w:divId w:val="836307472"/>
-        <w:rPr>
-          <w:rFonts w:ascii="Consolas" w:eastAsia="Times New Roman" w:hAnsi="Consolas"/>
-          <w:color w:val="38BDF8"/>
-          <w:sz w:val="18"/>
-          <w:szCs w:val="18"/>
-          <w:lang w:val="en"/>
-        </w:rPr>
-      </w:pPr>
-      <w:r>
-        <w:rPr>
-          <w:rFonts w:ascii="Consolas" w:eastAsia="Times New Roman" w:hAnsi="Consolas"/>
-          <w:color w:val="38BDF8"/>
-          <w:sz w:val="18"/>
-          <w:szCs w:val="18"/>
-          <w:lang w:val="en"/>
-        </w:rPr>
-        <w:t>+-------------------------------------------------------------------------+</w:t>
-      </w:r>
-    </w:p>
-    <w:p>
-      <w:pPr>
-        <w:rPr>
-          <w:rFonts w:eastAsia="Times New Roman"/>
-          <w:color w:val="111827"/>
-          <w:lang w:val="en"/>
-        </w:rPr>
-      </w:pPr>
-      <w:r>
-        <w:rPr>
-          <w:rFonts w:eastAsia="Times New Roman"/>
-          <w:color w:val="111827"/>
-          <w:lang w:val="en"/>
-        </w:rPr>
-        <w:t xml:space="preserve"> </w:t>
-      </w:r>
-    </w:p>
-    <w:p>
-      <w:pPr>
         <w:pStyle w:val="Heading3"/>
         <w:rPr>
           <w:rFonts w:eastAsia="Times New Roman"/>
@@ -3370,762 +2540,7 @@
           <w:rFonts w:eastAsia="Times New Roman"/>
           <w:lang w:val="en"/>
         </w:rPr>
-        <w:t>2. Database Entity Relationship (ER) Summary</w:t>
-      </w:r>
-    </w:p>
-    <w:p>
-      <w:pPr>
-        <w:numPr>
-          <w:ilvl w:val="0"/>
-          <w:numId w:val="4"/>
-        </w:numPr>
-        <w:spacing w:before="100" w:beforeAutospacing="1" w:after="100" w:afterAutospacing="1"/>
-        <w:rPr>
-          <w:rFonts w:eastAsia="Times New Roman"/>
-          <w:color w:val="111827"/>
-          <w:lang w:val="en"/>
-        </w:rPr>
-      </w:pPr>
-      <w:r>
-        <w:rPr>
-          <w:rStyle w:val="Strong"/>
-          <w:rFonts w:eastAsia="Times New Roman"/>
-          <w:color w:val="111827"/>
-          <w:lang w:val="en"/>
-        </w:rPr>
-        <w:t>USERS:</w:t>
-      </w:r>
-      <w:r>
-        <w:rPr>
-          <w:rFonts w:eastAsia="Times New Roman"/>
-          <w:color w:val="111827"/>
-          <w:lang w:val="en"/>
-        </w:rPr>
-        <w:t xml:space="preserve"> </w:t>
-      </w:r>
-      <w:r>
-        <w:rPr>
-          <w:rStyle w:val="HTMLCode"/>
-          <w:color w:val="111827"/>
-          <w:lang w:val="en"/>
-        </w:rPr>
-        <w:t>id (PK)</w:t>
-      </w:r>
-      <w:r>
-        <w:rPr>
-          <w:rFonts w:eastAsia="Times New Roman"/>
-          <w:color w:val="111827"/>
-          <w:lang w:val="en"/>
-        </w:rPr>
-        <w:t xml:space="preserve">, </w:t>
-      </w:r>
-      <w:r>
-        <w:rPr>
-          <w:rStyle w:val="HTMLCode"/>
-          <w:color w:val="111827"/>
-          <w:lang w:val="en"/>
-        </w:rPr>
-        <w:t>name</w:t>
-      </w:r>
-      <w:r>
-        <w:rPr>
-          <w:rFonts w:eastAsia="Times New Roman"/>
-          <w:color w:val="111827"/>
-          <w:lang w:val="en"/>
-        </w:rPr>
-        <w:t xml:space="preserve">, </w:t>
-      </w:r>
-      <w:r>
-        <w:rPr>
-          <w:rStyle w:val="HTMLCode"/>
-          <w:color w:val="111827"/>
-          <w:lang w:val="en"/>
-        </w:rPr>
-        <w:t>email (UK)</w:t>
-      </w:r>
-      <w:r>
-        <w:rPr>
-          <w:rFonts w:eastAsia="Times New Roman"/>
-          <w:color w:val="111827"/>
-          <w:lang w:val="en"/>
-        </w:rPr>
-        <w:t xml:space="preserve">, </w:t>
-      </w:r>
-      <w:r>
-        <w:rPr>
-          <w:rStyle w:val="HTMLCode"/>
-          <w:color w:val="111827"/>
-          <w:lang w:val="en"/>
-        </w:rPr>
-        <w:t>password_hash</w:t>
-      </w:r>
-      <w:r>
-        <w:rPr>
-          <w:rFonts w:eastAsia="Times New Roman"/>
-          <w:color w:val="111827"/>
-          <w:lang w:val="en"/>
-        </w:rPr>
-        <w:t xml:space="preserve">, </w:t>
-      </w:r>
-      <w:r>
-        <w:rPr>
-          <w:rStyle w:val="HTMLCode"/>
-          <w:color w:val="111827"/>
-          <w:lang w:val="en"/>
-        </w:rPr>
-        <w:t>role (PLAYER, CAFE_OWNER, ADMIN)</w:t>
-      </w:r>
-      <w:r>
-        <w:rPr>
-          <w:rFonts w:eastAsia="Times New Roman"/>
-          <w:color w:val="111827"/>
-          <w:lang w:val="en"/>
-        </w:rPr>
-        <w:t xml:space="preserve">, </w:t>
-      </w:r>
-      <w:r>
-        <w:rPr>
-          <w:rStyle w:val="HTMLCode"/>
-          <w:color w:val="111827"/>
-          <w:lang w:val="en"/>
-        </w:rPr>
-        <w:t>phone</w:t>
-      </w:r>
-      <w:r>
-        <w:rPr>
-          <w:rFonts w:eastAsia="Times New Roman"/>
-          <w:color w:val="111827"/>
-          <w:lang w:val="en"/>
-        </w:rPr>
-        <w:t>.</w:t>
-      </w:r>
-    </w:p>
-    <w:p>
-      <w:pPr>
-        <w:numPr>
-          <w:ilvl w:val="0"/>
-          <w:numId w:val="4"/>
-        </w:numPr>
-        <w:spacing w:before="100" w:beforeAutospacing="1" w:after="100" w:afterAutospacing="1"/>
-        <w:rPr>
-          <w:rFonts w:eastAsia="Times New Roman"/>
-          <w:color w:val="111827"/>
-          <w:lang w:val="en"/>
-        </w:rPr>
-      </w:pPr>
-      <w:r>
-        <w:rPr>
-          <w:rStyle w:val="Strong"/>
-          <w:rFonts w:eastAsia="Times New Roman"/>
-          <w:color w:val="111827"/>
-          <w:lang w:val="en"/>
-        </w:rPr>
-        <w:t>CAFES:</w:t>
-      </w:r>
-      <w:r>
-        <w:rPr>
-          <w:rFonts w:eastAsia="Times New Roman"/>
-          <w:color w:val="111827"/>
-          <w:lang w:val="en"/>
-        </w:rPr>
-        <w:t xml:space="preserve"> </w:t>
-      </w:r>
-      <w:r>
-        <w:rPr>
-          <w:rStyle w:val="HTMLCode"/>
-          <w:color w:val="111827"/>
-          <w:lang w:val="en"/>
-        </w:rPr>
-        <w:t>id (PK)</w:t>
-      </w:r>
-      <w:r>
-        <w:rPr>
-          <w:rFonts w:eastAsia="Times New Roman"/>
-          <w:color w:val="111827"/>
-          <w:lang w:val="en"/>
-        </w:rPr>
-        <w:t>,</w:t>
-      </w:r>
-      <w:r>
-        <w:rPr>
-          <w:rFonts w:eastAsia="Times New Roman"/>
-          <w:color w:val="111827"/>
-          <w:lang w:val="en"/>
-        </w:rPr>
-        <w:t xml:space="preserve"> </w:t>
-      </w:r>
-      <w:r>
-        <w:rPr>
-          <w:rStyle w:val="HTMLCode"/>
-          <w:color w:val="111827"/>
-          <w:lang w:val="en"/>
-        </w:rPr>
-        <w:t>owner_id (FK -&gt; users.id)</w:t>
-      </w:r>
-      <w:r>
-        <w:rPr>
-          <w:rFonts w:eastAsia="Times New Roman"/>
-          <w:color w:val="111827"/>
-          <w:lang w:val="en"/>
-        </w:rPr>
-        <w:t xml:space="preserve">, </w:t>
-      </w:r>
-      <w:r>
-        <w:rPr>
-          <w:rStyle w:val="HTMLCode"/>
-          <w:color w:val="111827"/>
-          <w:lang w:val="en"/>
-        </w:rPr>
-        <w:t>name</w:t>
-      </w:r>
-      <w:r>
-        <w:rPr>
-          <w:rFonts w:eastAsia="Times New Roman"/>
-          <w:color w:val="111827"/>
-          <w:lang w:val="en"/>
-        </w:rPr>
-        <w:t xml:space="preserve">, </w:t>
-      </w:r>
-      <w:r>
-        <w:rPr>
-          <w:rStyle w:val="HTMLCode"/>
-          <w:color w:val="111827"/>
-          <w:lang w:val="en"/>
-        </w:rPr>
-        <w:t>address</w:t>
-      </w:r>
-      <w:r>
-        <w:rPr>
-          <w:rFonts w:eastAsia="Times New Roman"/>
-          <w:color w:val="111827"/>
-          <w:lang w:val="en"/>
-        </w:rPr>
-        <w:t xml:space="preserve">, </w:t>
-      </w:r>
-      <w:r>
-        <w:rPr>
-          <w:rStyle w:val="HTMLCode"/>
-          <w:color w:val="111827"/>
-          <w:lang w:val="en"/>
-        </w:rPr>
-        <w:t>city</w:t>
-      </w:r>
-      <w:r>
-        <w:rPr>
-          <w:rFonts w:eastAsia="Times New Roman"/>
-          <w:color w:val="111827"/>
-          <w:lang w:val="en"/>
-        </w:rPr>
-        <w:t xml:space="preserve">, </w:t>
-      </w:r>
-      <w:r>
-        <w:rPr>
-          <w:rStyle w:val="HTMLCode"/>
-          <w:color w:val="111827"/>
-          <w:lang w:val="en"/>
-        </w:rPr>
-        <w:t>opening_time</w:t>
-      </w:r>
-      <w:r>
-        <w:rPr>
-          <w:rFonts w:eastAsia="Times New Roman"/>
-          <w:color w:val="111827"/>
-          <w:lang w:val="en"/>
-        </w:rPr>
-        <w:t xml:space="preserve">, </w:t>
-      </w:r>
-      <w:r>
-        <w:rPr>
-          <w:rStyle w:val="HTMLCode"/>
-          <w:color w:val="111827"/>
-          <w:lang w:val="en"/>
-        </w:rPr>
-        <w:t>closing_time</w:t>
-      </w:r>
-      <w:r>
-        <w:rPr>
-          <w:rFonts w:eastAsia="Times New Roman"/>
-          <w:color w:val="111827"/>
-          <w:lang w:val="en"/>
-        </w:rPr>
-        <w:t xml:space="preserve">, </w:t>
-      </w:r>
-      <w:r>
-        <w:rPr>
-          <w:rStyle w:val="HTMLCode"/>
-          <w:color w:val="111827"/>
-          <w:lang w:val="en"/>
-        </w:rPr>
-        <w:t>is_active</w:t>
-      </w:r>
-      <w:r>
-        <w:rPr>
-          <w:rFonts w:eastAsia="Times New Roman"/>
-          <w:color w:val="111827"/>
-          <w:lang w:val="en"/>
-        </w:rPr>
-        <w:t>.</w:t>
-      </w:r>
-    </w:p>
-    <w:p>
-      <w:pPr>
-        <w:numPr>
-          <w:ilvl w:val="0"/>
-          <w:numId w:val="4"/>
-        </w:numPr>
-        <w:spacing w:before="100" w:beforeAutospacing="1" w:after="100" w:afterAutospacing="1"/>
-        <w:rPr>
-          <w:rFonts w:eastAsia="Times New Roman"/>
-          <w:color w:val="111827"/>
-          <w:lang w:val="en"/>
-        </w:rPr>
-      </w:pPr>
-      <w:r>
-        <w:rPr>
-          <w:rStyle w:val="Strong"/>
-          <w:rFonts w:eastAsia="Times New Roman"/>
-          <w:color w:val="111827"/>
-          <w:lang w:val="en"/>
-        </w:rPr>
-        <w:t>STATIONS:</w:t>
-      </w:r>
-      <w:r>
-        <w:rPr>
-          <w:rFonts w:eastAsia="Times New Roman"/>
-          <w:color w:val="111827"/>
-          <w:lang w:val="en"/>
-        </w:rPr>
-        <w:t xml:space="preserve"> </w:t>
-      </w:r>
-      <w:r>
-        <w:rPr>
-          <w:rStyle w:val="HTMLCode"/>
-          <w:color w:val="111827"/>
-          <w:lang w:val="en"/>
-        </w:rPr>
-        <w:t>id (PK)</w:t>
-      </w:r>
-      <w:r>
-        <w:rPr>
-          <w:rFonts w:eastAsia="Times New Roman"/>
-          <w:color w:val="111827"/>
-          <w:lang w:val="en"/>
-        </w:rPr>
-        <w:t xml:space="preserve">, </w:t>
-      </w:r>
-      <w:r>
-        <w:rPr>
-          <w:rStyle w:val="HTMLCode"/>
-          <w:color w:val="111827"/>
-          <w:lang w:val="en"/>
-        </w:rPr>
-        <w:t>cafe_id (FK -&gt; cafes.id)</w:t>
-      </w:r>
-      <w:r>
-        <w:rPr>
-          <w:rFonts w:eastAsia="Times New Roman"/>
-          <w:color w:val="111827"/>
-          <w:lang w:val="en"/>
-        </w:rPr>
-        <w:t xml:space="preserve">, </w:t>
-      </w:r>
-      <w:r>
-        <w:rPr>
-          <w:rStyle w:val="HTMLCode"/>
-          <w:color w:val="111827"/>
-          <w:lang w:val="en"/>
-        </w:rPr>
-        <w:t>label</w:t>
-      </w:r>
-      <w:r>
-        <w:rPr>
-          <w:rFonts w:eastAsia="Times New Roman"/>
-          <w:color w:val="111827"/>
-          <w:lang w:val="en"/>
-        </w:rPr>
-        <w:t xml:space="preserve">, </w:t>
-      </w:r>
-      <w:r>
-        <w:rPr>
-          <w:rStyle w:val="HTMLCode"/>
-          <w:color w:val="111827"/>
-          <w:lang w:val="en"/>
-        </w:rPr>
-        <w:t>type (PC, CONSOLE)</w:t>
-      </w:r>
-      <w:r>
-        <w:rPr>
-          <w:rFonts w:eastAsia="Times New Roman"/>
-          <w:color w:val="111827"/>
-          <w:lang w:val="en"/>
-        </w:rPr>
-        <w:t xml:space="preserve">, </w:t>
-      </w:r>
-      <w:r>
-        <w:rPr>
-          <w:rStyle w:val="HTMLCode"/>
-          <w:color w:val="111827"/>
-          <w:lang w:val="en"/>
-        </w:rPr>
-        <w:t>specs</w:t>
-      </w:r>
-      <w:r>
-        <w:rPr>
-          <w:rFonts w:eastAsia="Times New Roman"/>
-          <w:color w:val="111827"/>
-          <w:lang w:val="en"/>
-        </w:rPr>
-        <w:t xml:space="preserve">, </w:t>
-      </w:r>
-      <w:r>
-        <w:rPr>
-          <w:rStyle w:val="HTMLCode"/>
-          <w:color w:val="111827"/>
-          <w:lang w:val="en"/>
-        </w:rPr>
-        <w:t>hourly_rate</w:t>
-      </w:r>
-      <w:r>
-        <w:rPr>
-          <w:rFonts w:eastAsia="Times New Roman"/>
-          <w:color w:val="111827"/>
-          <w:lang w:val="en"/>
-        </w:rPr>
-        <w:t xml:space="preserve">, </w:t>
-      </w:r>
-      <w:r>
-        <w:rPr>
-          <w:rStyle w:val="HTMLCode"/>
-          <w:color w:val="111827"/>
-          <w:lang w:val="en"/>
-        </w:rPr>
-        <w:t>is_active</w:t>
-      </w:r>
-      <w:r>
-        <w:rPr>
-          <w:rFonts w:eastAsia="Times New Roman"/>
-          <w:color w:val="111827"/>
-          <w:lang w:val="en"/>
-        </w:rPr>
-        <w:t>.</w:t>
-      </w:r>
-    </w:p>
-    <w:p>
-      <w:pPr>
-        <w:numPr>
-          <w:ilvl w:val="0"/>
-          <w:numId w:val="4"/>
-        </w:numPr>
-        <w:spacing w:before="100" w:beforeAutospacing="1" w:after="100" w:afterAutospacing="1"/>
-        <w:rPr>
-          <w:rFonts w:eastAsia="Times New Roman"/>
-          <w:color w:val="111827"/>
-          <w:lang w:val="en"/>
-        </w:rPr>
-      </w:pPr>
-      <w:r>
-        <w:rPr>
-          <w:rStyle w:val="Strong"/>
-          <w:rFonts w:eastAsia="Times New Roman"/>
-          <w:color w:val="111827"/>
-          <w:lang w:val="en"/>
-        </w:rPr>
-        <w:t>BOOKINGS:</w:t>
-      </w:r>
-      <w:r>
-        <w:rPr>
-          <w:rFonts w:eastAsia="Times New Roman"/>
-          <w:color w:val="111827"/>
-          <w:lang w:val="en"/>
-        </w:rPr>
-        <w:t xml:space="preserve"> </w:t>
-      </w:r>
-      <w:r>
-        <w:rPr>
-          <w:rStyle w:val="HTMLCode"/>
-          <w:color w:val="111827"/>
-          <w:lang w:val="en"/>
-        </w:rPr>
-        <w:t>id (PK)</w:t>
-      </w:r>
-      <w:r>
-        <w:rPr>
-          <w:rFonts w:eastAsia="Times New Roman"/>
-          <w:color w:val="111827"/>
-          <w:lang w:val="en"/>
-        </w:rPr>
-        <w:t xml:space="preserve">, </w:t>
-      </w:r>
-      <w:r>
-        <w:rPr>
-          <w:rStyle w:val="HTMLCode"/>
-          <w:color w:val="111827"/>
-          <w:lang w:val="en"/>
-        </w:rPr>
-        <w:t>station_id (FK -&gt; stations.id)</w:t>
-      </w:r>
-      <w:r>
-        <w:rPr>
-          <w:rFonts w:eastAsia="Times New Roman"/>
-          <w:color w:val="111827"/>
-          <w:lang w:val="en"/>
-        </w:rPr>
-        <w:t xml:space="preserve">, </w:t>
-      </w:r>
-      <w:r>
-        <w:rPr>
-          <w:rStyle w:val="HTMLCode"/>
-          <w:color w:val="111827"/>
-          <w:lang w:val="en"/>
-        </w:rPr>
-        <w:t>player_id (FK -&gt; users.id)</w:t>
-      </w:r>
-      <w:r>
-        <w:rPr>
-          <w:rFonts w:eastAsia="Times New Roman"/>
-          <w:color w:val="111827"/>
-          <w:lang w:val="en"/>
-        </w:rPr>
-        <w:t xml:space="preserve">, </w:t>
-      </w:r>
-      <w:r>
-        <w:rPr>
-          <w:rStyle w:val="HTMLCode"/>
-          <w:color w:val="111827"/>
-          <w:lang w:val="en"/>
-        </w:rPr>
-        <w:t>booking_date</w:t>
-      </w:r>
-      <w:r>
-        <w:rPr>
-          <w:rFonts w:eastAsia="Times New Roman"/>
-          <w:color w:val="111827"/>
-          <w:lang w:val="en"/>
-        </w:rPr>
-        <w:t xml:space="preserve">, </w:t>
-      </w:r>
-      <w:r>
-        <w:rPr>
-          <w:rStyle w:val="HTMLCode"/>
-          <w:color w:val="111827"/>
-          <w:lang w:val="en"/>
-        </w:rPr>
-        <w:t>start_time</w:t>
-      </w:r>
-      <w:r>
-        <w:rPr>
-          <w:rFonts w:eastAsia="Times New Roman"/>
-          <w:color w:val="111827"/>
-          <w:lang w:val="en"/>
-        </w:rPr>
-        <w:t xml:space="preserve">, </w:t>
-      </w:r>
-      <w:r>
-        <w:rPr>
-          <w:rStyle w:val="HTMLCode"/>
-          <w:color w:val="111827"/>
-          <w:lang w:val="en"/>
-        </w:rPr>
-        <w:t>end_time</w:t>
-      </w:r>
-      <w:r>
-        <w:rPr>
-          <w:rFonts w:eastAsia="Times New Roman"/>
-          <w:color w:val="111827"/>
-          <w:lang w:val="en"/>
-        </w:rPr>
-        <w:t xml:space="preserve">, </w:t>
-      </w:r>
-      <w:r>
-        <w:rPr>
-          <w:rStyle w:val="HTMLCode"/>
-          <w:color w:val="111827"/>
-          <w:lang w:val="en"/>
-        </w:rPr>
-        <w:t>total_price</w:t>
-      </w:r>
-      <w:r>
-        <w:rPr>
-          <w:rFonts w:eastAsia="Times New Roman"/>
-          <w:color w:val="111827"/>
-          <w:lang w:val="en"/>
-        </w:rPr>
-        <w:t xml:space="preserve">, </w:t>
-      </w:r>
-      <w:r>
-        <w:rPr>
-          <w:rStyle w:val="HTMLCode"/>
-          <w:color w:val="111827"/>
-          <w:lang w:val="en"/>
-        </w:rPr>
-        <w:t>status (CONFIRMED, CANCELLED)</w:t>
-      </w:r>
-      <w:r>
-        <w:rPr>
-          <w:rFonts w:eastAsia="Times New Roman"/>
-          <w:color w:val="111827"/>
-          <w:lang w:val="en"/>
-        </w:rPr>
-        <w:t>.</w:t>
-      </w:r>
-    </w:p>
-    <w:p>
-      <w:pPr>
-        <w:numPr>
-          <w:ilvl w:val="0"/>
-          <w:numId w:val="4"/>
-        </w:numPr>
-        <w:spacing w:before="100" w:beforeAutospacing="1" w:after="100" w:afterAutospacing="1"/>
-        <w:rPr>
-          <w:rFonts w:eastAsia="Times New Roman"/>
-          <w:color w:val="111827"/>
-          <w:lang w:val="en"/>
-        </w:rPr>
-      </w:pPr>
-      <w:r>
-        <w:rPr>
-          <w:rStyle w:val="Strong"/>
-          <w:rFonts w:eastAsia="Times New Roman"/>
-          <w:color w:val="111827"/>
-          <w:lang w:val="en"/>
-        </w:rPr>
-        <w:t>TOURNAMENTS:</w:t>
-      </w:r>
-      <w:r>
-        <w:rPr>
-          <w:rFonts w:eastAsia="Times New Roman"/>
-          <w:color w:val="111827"/>
-          <w:lang w:val="en"/>
-        </w:rPr>
-        <w:t xml:space="preserve"> </w:t>
-      </w:r>
-      <w:r>
-        <w:rPr>
-          <w:rStyle w:val="HTMLCode"/>
-          <w:color w:val="111827"/>
-          <w:lang w:val="en"/>
-        </w:rPr>
-        <w:t>id (PK)</w:t>
-      </w:r>
-      <w:r>
-        <w:rPr>
-          <w:rFonts w:eastAsia="Times New Roman"/>
-          <w:color w:val="111827"/>
-          <w:lang w:val="en"/>
-        </w:rPr>
-        <w:t xml:space="preserve">, </w:t>
-      </w:r>
-      <w:r>
-        <w:rPr>
-          <w:rStyle w:val="HTMLCode"/>
-          <w:color w:val="111827"/>
-          <w:lang w:val="en"/>
-        </w:rPr>
-        <w:t>title</w:t>
-      </w:r>
-      <w:r>
-        <w:rPr>
-          <w:rFonts w:eastAsia="Times New Roman"/>
-          <w:color w:val="111827"/>
-          <w:lang w:val="en"/>
-        </w:rPr>
-        <w:t xml:space="preserve">, </w:t>
-      </w:r>
-      <w:r>
-        <w:rPr>
-          <w:rStyle w:val="HTMLCode"/>
-          <w:color w:val="111827"/>
-          <w:lang w:val="en"/>
-        </w:rPr>
-        <w:t>game</w:t>
-      </w:r>
-      <w:r>
-        <w:rPr>
-          <w:rFonts w:eastAsia="Times New Roman"/>
-          <w:color w:val="111827"/>
-          <w:lang w:val="en"/>
-        </w:rPr>
-        <w:t xml:space="preserve">, </w:t>
-      </w:r>
-      <w:r>
-        <w:rPr>
-          <w:rStyle w:val="HTMLCode"/>
-          <w:color w:val="111827"/>
-          <w:lang w:val="en"/>
-        </w:rPr>
-        <w:t>format</w:t>
-      </w:r>
-      <w:r>
-        <w:rPr>
-          <w:rFonts w:eastAsia="Times New Roman"/>
-          <w:color w:val="111827"/>
-          <w:lang w:val="en"/>
-        </w:rPr>
-        <w:t xml:space="preserve">, </w:t>
-      </w:r>
-      <w:r>
-        <w:rPr>
-          <w:rStyle w:val="HTMLCode"/>
-          <w:color w:val="111827"/>
-          <w:lang w:val="en"/>
-        </w:rPr>
-        <w:t>max_participants</w:t>
-      </w:r>
-      <w:r>
-        <w:rPr>
-          <w:rFonts w:eastAsia="Times New Roman"/>
-          <w:color w:val="111827"/>
-          <w:lang w:val="en"/>
-        </w:rPr>
-        <w:t xml:space="preserve">, </w:t>
-      </w:r>
-      <w:r>
-        <w:rPr>
-          <w:rStyle w:val="HTMLCode"/>
-          <w:color w:val="111827"/>
-          <w:lang w:val="en"/>
-        </w:rPr>
-        <w:t>entry_fee</w:t>
-      </w:r>
-      <w:r>
-        <w:rPr>
-          <w:rFonts w:eastAsia="Times New Roman"/>
-          <w:color w:val="111827"/>
-          <w:lang w:val="en"/>
-        </w:rPr>
-        <w:t xml:space="preserve">, </w:t>
-      </w:r>
-      <w:r>
-        <w:rPr>
-          <w:rStyle w:val="HTMLCode"/>
-          <w:color w:val="111827"/>
-          <w:lang w:val="en"/>
-        </w:rPr>
-        <w:t>status</w:t>
-      </w:r>
-      <w:r>
-        <w:rPr>
-          <w:rFonts w:eastAsia="Times New Roman"/>
-          <w:color w:val="111827"/>
-          <w:lang w:val="en"/>
-        </w:rPr>
-        <w:t>.</w:t>
-      </w:r>
-    </w:p>
-    <w:p>
-      <w:pPr>
-        <w:pStyle w:val="Heading3"/>
-        <w:rPr>
-          <w:rFonts w:eastAsia="Times New Roman"/>
-          <w:lang w:val="en"/>
-        </w:rPr>
-      </w:pPr>
-      <w:r>
-        <w:rPr>
-          <w:rFonts w:eastAsia="Times New Roman"/>
-          <w:lang w:val="en"/>
-        </w:rPr>
-        <w:t>3. Core Functional Flowcharts</w:t>
+        <w:t>2. Core Functional Flowcharts</w:t>
       </w:r>
     </w:p>
     <w:p>
@@ -4141,486 +2556,124 @@
           <w:rFonts w:eastAsia="Times New Roman"/>
           <w:lang w:val="en"/>
         </w:rPr>
-        <w:t xml:space="preserve">A. User Registration &amp; Authentication </w:t>
-      </w:r>
-      <w:r>
-        <w:rPr>
-          <w:rFonts w:eastAsia="Times New Roman"/>
-          <w:lang w:val="en"/>
-        </w:rPr>
-        <w:t>Flow</w:t>
-      </w:r>
-    </w:p>
-    <w:p>
-      <w:pPr>
-        <w:shd w:val="clear" w:color="auto" w:fill="0F172A"/>
-        <w:divId w:val="272175169"/>
-        <w:rPr>
-          <w:rFonts w:ascii="Consolas" w:eastAsia="Times New Roman" w:hAnsi="Consolas"/>
-          <w:color w:val="38BDF8"/>
-          <w:sz w:val="18"/>
-          <w:szCs w:val="18"/>
-          <w:lang w:val="en"/>
-        </w:rPr>
-      </w:pPr>
-    </w:p>
-    <w:p>
-      <w:pPr>
-        <w:shd w:val="clear" w:color="auto" w:fill="0F172A"/>
-        <w:divId w:val="272175169"/>
-        <w:rPr>
-          <w:rFonts w:ascii="Consolas" w:eastAsia="Times New Roman" w:hAnsi="Consolas"/>
-          <w:color w:val="38BDF8"/>
-          <w:sz w:val="18"/>
-          <w:szCs w:val="18"/>
-          <w:lang w:val="en"/>
-        </w:rPr>
-      </w:pPr>
-      <w:r>
-        <w:rPr>
-          <w:rFonts w:ascii="Consolas" w:eastAsia="Times New Roman" w:hAnsi="Consolas"/>
-          <w:color w:val="38BDF8"/>
-          <w:sz w:val="18"/>
-          <w:szCs w:val="18"/>
-          <w:lang w:val="en"/>
-        </w:rPr>
-        <w:t xml:space="preserve">  [User Action] â”€â”€&gt; Check Action Type</w:t>
-      </w:r>
-    </w:p>
-    <w:p>
-      <w:pPr>
-        <w:shd w:val="clear" w:color="auto" w:fill="0F172A"/>
-        <w:divId w:val="272175169"/>
-        <w:rPr>
-          <w:rFonts w:ascii="Consolas" w:eastAsia="Times New Roman" w:hAnsi="Consolas"/>
-          <w:color w:val="38BDF8"/>
-          <w:sz w:val="18"/>
-          <w:szCs w:val="18"/>
-          <w:lang w:val="en"/>
-        </w:rPr>
-      </w:pPr>
-      <w:r>
-        <w:rPr>
-          <w:rFonts w:ascii="Consolas" w:eastAsia="Times New Roman" w:hAnsi="Consolas"/>
-          <w:color w:val="38BDF8"/>
-          <w:sz w:val="18"/>
-          <w:szCs w:val="18"/>
-          <w:lang w:val="en"/>
-        </w:rPr>
-        <w:t xml:space="preserve">                         â”‚</w:t>
-      </w:r>
-    </w:p>
-    <w:p>
-      <w:pPr>
-        <w:shd w:val="clear" w:color="auto" w:fill="0F172A"/>
-        <w:divId w:val="272175169"/>
-        <w:rPr>
-          <w:rFonts w:ascii="Consolas" w:eastAsia="Times New Roman" w:hAnsi="Consolas"/>
-          <w:color w:val="38BDF8"/>
-          <w:sz w:val="18"/>
-          <w:szCs w:val="18"/>
-          <w:lang w:val="en"/>
-        </w:rPr>
-      </w:pPr>
-      <w:r>
-        <w:rPr>
-          <w:rFonts w:ascii="Consolas" w:eastAsia="Times New Roman" w:hAnsi="Consolas"/>
-          <w:color w:val="38BDF8"/>
-          <w:sz w:val="18"/>
-          <w:szCs w:val="18"/>
-          <w:lang w:val="en"/>
-        </w:rPr>
-        <w:t xml:space="preserve">        â”Œâ”€â”€â”€â”€â”€â”€â”€â”€â”€â”€â”€â”€â”€â”€â”€â”€â”´â”€â”€â”€â”€â”€â”€â”€â”€â”€â”€â”€â”€â”€â”€â”€â”€â”</w:t>
-      </w:r>
-      <w:r>
-        <w:rPr>
-          <w:rFonts w:ascii="Consolas" w:eastAsia="Times New Roman" w:hAnsi="Consolas" w:cs="Consolas"/>
-          <w:color w:val="38BDF8"/>
-          <w:sz w:val="18"/>
-          <w:szCs w:val="18"/>
-          <w:lang w:val="en"/>
-        </w:rPr>
-        <w:t></w:t>
-      </w:r>
-    </w:p>
-    <w:p>
-      <w:pPr>
-        <w:shd w:val="clear" w:color="auto" w:fill="0F172A"/>
-        <w:divId w:val="272175169"/>
-        <w:rPr>
-          <w:rFonts w:ascii="Consolas" w:eastAsia="Times New Roman" w:hAnsi="Consolas"/>
-          <w:color w:val="38BDF8"/>
-          <w:sz w:val="18"/>
-          <w:szCs w:val="18"/>
-          <w:lang w:val="en"/>
-        </w:rPr>
-      </w:pPr>
-      <w:r>
-        <w:rPr>
-          <w:rFonts w:ascii="Consolas" w:eastAsia="Times New Roman" w:hAnsi="Consolas"/>
-          <w:color w:val="38BDF8"/>
-          <w:sz w:val="18"/>
-          <w:szCs w:val="18"/>
-          <w:lang w:val="en"/>
-        </w:rPr>
-        <w:t xml:space="preserve">   (Registration)                      (Login)</w:t>
-      </w:r>
-    </w:p>
-    <w:p>
-      <w:pPr>
-        <w:shd w:val="clear" w:color="auto" w:fill="0F172A"/>
-        <w:divId w:val="272175169"/>
-        <w:rPr>
-          <w:rFonts w:ascii="Consolas" w:eastAsia="Times New Roman" w:hAnsi="Consolas"/>
-          <w:color w:val="38BDF8"/>
-          <w:sz w:val="18"/>
-          <w:szCs w:val="18"/>
-          <w:lang w:val="en"/>
-        </w:rPr>
-      </w:pPr>
-      <w:r>
-        <w:rPr>
-          <w:rFonts w:ascii="Consolas" w:eastAsia="Times New Roman" w:hAnsi="Consolas"/>
-          <w:color w:val="38BDF8"/>
-          <w:sz w:val="18"/>
-          <w:szCs w:val="18"/>
-          <w:lang w:val="en"/>
-        </w:rPr>
-        <w:t xml:space="preserve">        â”‚       </w:t>
-      </w:r>
-      <w:r>
-        <w:rPr>
-          <w:rFonts w:ascii="Consolas" w:eastAsia="Times New Roman" w:hAnsi="Consolas"/>
-          <w:color w:val="38BDF8"/>
-          <w:sz w:val="18"/>
-          <w:szCs w:val="18"/>
-          <w:lang w:val="en"/>
-        </w:rPr>
-        <w:t xml:space="preserve">                          â”‚</w:t>
-      </w:r>
-    </w:p>
-    <w:p>
-      <w:pPr>
-        <w:shd w:val="clear" w:color="auto" w:fill="0F172A"/>
-        <w:divId w:val="272175169"/>
-        <w:rPr>
-          <w:rFonts w:ascii="Consolas" w:eastAsia="Times New Roman" w:hAnsi="Consolas"/>
-          <w:color w:val="38BDF8"/>
-          <w:sz w:val="18"/>
-          <w:szCs w:val="18"/>
-          <w:lang w:val="en"/>
-        </w:rPr>
-      </w:pPr>
-      <w:r>
-        <w:rPr>
-          <w:rFonts w:ascii="Consolas" w:eastAsia="Times New Roman" w:hAnsi="Consolas"/>
-          <w:color w:val="38BDF8"/>
-          <w:sz w:val="18"/>
-          <w:szCs w:val="18"/>
-          <w:lang w:val="en"/>
-        </w:rPr>
-        <w:t xml:space="preserve">        â–¼                                 â–¼</w:t>
-      </w:r>
-    </w:p>
-    <w:p>
-      <w:pPr>
-        <w:shd w:val="clear" w:color="auto" w:fill="0F172A"/>
-        <w:divId w:val="272175169"/>
-        <w:rPr>
-          <w:rFonts w:ascii="Consolas" w:eastAsia="Times New Roman" w:hAnsi="Consolas"/>
-          <w:color w:val="38BDF8"/>
-          <w:sz w:val="18"/>
-          <w:szCs w:val="18"/>
-          <w:lang w:val="en"/>
-        </w:rPr>
-      </w:pPr>
-      <w:r>
-        <w:rPr>
-          <w:rFonts w:ascii="Consolas" w:eastAsia="Times New Roman" w:hAnsi="Consolas"/>
-          <w:color w:val="38BDF8"/>
-          <w:sz w:val="18"/>
-          <w:szCs w:val="18"/>
-          <w:lang w:val="en"/>
-        </w:rPr>
-        <w:t xml:space="preserve">  [Input Name, Email, Password, Role]   [Input Email &amp; Password]</w:t>
-      </w:r>
-    </w:p>
-    <w:p>
-      <w:pPr>
-        <w:shd w:val="clear" w:color="auto" w:fill="0F172A"/>
-        <w:divId w:val="272175169"/>
-        <w:rPr>
-          <w:rFonts w:ascii="Consolas" w:eastAsia="Times New Roman" w:hAnsi="Consolas"/>
-          <w:color w:val="38BDF8"/>
-          <w:sz w:val="18"/>
-          <w:szCs w:val="18"/>
-          <w:lang w:val="en"/>
-        </w:rPr>
-      </w:pPr>
-      <w:r>
-        <w:rPr>
-          <w:rFonts w:ascii="Consolas" w:eastAsia="Times New Roman" w:hAnsi="Consolas"/>
-          <w:color w:val="38BDF8"/>
-          <w:sz w:val="18"/>
-          <w:szCs w:val="18"/>
-          <w:lang w:val="en"/>
-        </w:rPr>
-        <w:t xml:space="preserve">        â”‚                                 â”‚</w:t>
-      </w:r>
-    </w:p>
-    <w:p>
-      <w:pPr>
-        <w:shd w:val="clear" w:color="auto" w:fill="0F172A"/>
-        <w:divId w:val="272175169"/>
-        <w:rPr>
-          <w:rFonts w:ascii="Consolas" w:eastAsia="Times New Roman" w:hAnsi="Consolas"/>
-          <w:color w:val="38BDF8"/>
-          <w:sz w:val="18"/>
-          <w:szCs w:val="18"/>
-          <w:lang w:val="en"/>
-        </w:rPr>
-      </w:pPr>
-      <w:r>
-        <w:rPr>
-          <w:rFonts w:ascii="Consolas" w:eastAsia="Times New Roman" w:hAnsi="Consolas"/>
-          <w:color w:val="38BDF8"/>
-          <w:sz w:val="18"/>
-          <w:szCs w:val="18"/>
-          <w:lang w:val="en"/>
-        </w:rPr>
-        <w:t xml:space="preserve">  [Check Email in MySQL]                </w:t>
-      </w:r>
-      <w:r>
-        <w:rPr>
-          <w:rFonts w:ascii="Consolas" w:eastAsia="Times New Roman" w:hAnsi="Consolas"/>
-          <w:color w:val="38BDF8"/>
-          <w:sz w:val="18"/>
-          <w:szCs w:val="18"/>
-          <w:lang w:val="en"/>
-        </w:rPr>
-        <w:t>[AuthenticationManager.authenticate()]</w:t>
-      </w:r>
-    </w:p>
-    <w:p>
-      <w:pPr>
-        <w:shd w:val="clear" w:color="auto" w:fill="0F172A"/>
-        <w:divId w:val="272175169"/>
-        <w:rPr>
-          <w:rFonts w:ascii="Consolas" w:eastAsia="Times New Roman" w:hAnsi="Consolas"/>
-          <w:color w:val="38BDF8"/>
-          <w:sz w:val="18"/>
-          <w:szCs w:val="18"/>
-          <w:lang w:val="en"/>
-        </w:rPr>
-      </w:pPr>
-      <w:r>
-        <w:rPr>
-          <w:rFonts w:ascii="Consolas" w:eastAsia="Times New Roman" w:hAnsi="Consolas"/>
-          <w:color w:val="38BDF8"/>
-          <w:sz w:val="18"/>
-          <w:szCs w:val="18"/>
-          <w:lang w:val="en"/>
-        </w:rPr>
-        <w:t xml:space="preserve">        â”œâ”€â”€(Exists)â”€â”€&gt; [Throw 409]        â”œâ”€â”€(Invalid)â”€â”€&gt; [Throw 401 Unauthorized]</w:t>
-      </w:r>
-    </w:p>
-    <w:p>
-      <w:pPr>
-        <w:shd w:val="clear" w:color="auto" w:fill="0F172A"/>
-        <w:divId w:val="272175169"/>
-        <w:rPr>
-          <w:rFonts w:ascii="Consolas" w:eastAsia="Times New Roman" w:hAnsi="Consolas"/>
-          <w:color w:val="38BDF8"/>
-          <w:sz w:val="18"/>
-          <w:szCs w:val="18"/>
-          <w:lang w:val="en"/>
-        </w:rPr>
-      </w:pPr>
-      <w:r>
-        <w:rPr>
-          <w:rFonts w:ascii="Consolas" w:eastAsia="Times New Roman" w:hAnsi="Consolas"/>
-          <w:color w:val="38BDF8"/>
-          <w:sz w:val="18"/>
-          <w:szCs w:val="18"/>
-          <w:lang w:val="en"/>
-        </w:rPr>
-        <w:t xml:space="preserve">        â””â”€â”€(New)â”€â”€â”€&gt; [BCrypt Hash]       â””â”€â”€(Valid)â”€â”€â”€â”€&gt; [Generate JWT via Provider]</w:t>
-      </w:r>
-    </w:p>
-    <w:p>
-      <w:pPr>
-        <w:shd w:val="clear" w:color="auto" w:fill="0F172A"/>
-        <w:divId w:val="272175169"/>
-        <w:rPr>
-          <w:rFonts w:ascii="Consolas" w:eastAsia="Times New Roman" w:hAnsi="Consolas"/>
-          <w:color w:val="38BDF8"/>
-          <w:sz w:val="18"/>
-          <w:szCs w:val="18"/>
-          <w:lang w:val="en"/>
-        </w:rPr>
-      </w:pPr>
-      <w:r>
-        <w:rPr>
-          <w:rFonts w:ascii="Consolas" w:eastAsia="Times New Roman" w:hAnsi="Consolas"/>
-          <w:color w:val="38BDF8"/>
-          <w:sz w:val="18"/>
-          <w:szCs w:val="18"/>
-          <w:lang w:val="en"/>
-        </w:rPr>
-        <w:t xml:space="preserve">   </w:t>
-      </w:r>
-      <w:r>
-        <w:rPr>
-          <w:rFonts w:ascii="Consolas" w:eastAsia="Times New Roman" w:hAnsi="Consolas"/>
-          <w:color w:val="38BDF8"/>
-          <w:sz w:val="18"/>
-          <w:szCs w:val="18"/>
-          <w:lang w:val="en"/>
-        </w:rPr>
-        <w:t xml:space="preserve">                      â”‚                                 â”‚</w:t>
-      </w:r>
-    </w:p>
-    <w:p>
-      <w:pPr>
-        <w:shd w:val="clear" w:color="auto" w:fill="0F172A"/>
-        <w:divId w:val="272175169"/>
-        <w:rPr>
-          <w:rFonts w:ascii="Consolas" w:eastAsia="Times New Roman" w:hAnsi="Consolas"/>
-          <w:color w:val="38BDF8"/>
-          <w:sz w:val="18"/>
-          <w:szCs w:val="18"/>
-          <w:lang w:val="en"/>
-        </w:rPr>
-      </w:pPr>
-      <w:r>
-        <w:rPr>
-          <w:rFonts w:ascii="Consolas" w:eastAsia="Times New Roman" w:hAnsi="Consolas"/>
-          <w:color w:val="38BDF8"/>
-          <w:sz w:val="18"/>
-          <w:szCs w:val="18"/>
-          <w:lang w:val="en"/>
-        </w:rPr>
-        <w:t xml:space="preserve">                         â–¼                                 â–¼</w:t>
-      </w:r>
-    </w:p>
-    <w:p>
-      <w:pPr>
-        <w:shd w:val="clear" w:color="auto" w:fill="0F172A"/>
-        <w:divId w:val="272175169"/>
-        <w:rPr>
-          <w:rFonts w:ascii="Consolas" w:eastAsia="Times New Roman" w:hAnsi="Consolas"/>
-          <w:color w:val="38BDF8"/>
-          <w:sz w:val="18"/>
-          <w:szCs w:val="18"/>
-          <w:lang w:val="en"/>
-        </w:rPr>
-      </w:pPr>
-      <w:r>
-        <w:rPr>
-          <w:rFonts w:ascii="Consolas" w:eastAsia="Times New Roman" w:hAnsi="Consolas"/>
-          <w:color w:val="38BDF8"/>
-          <w:sz w:val="18"/>
-          <w:szCs w:val="18"/>
-          <w:lang w:val="en"/>
-        </w:rPr>
-        <w:t xml:space="preserve">               [Persist User Record]             [Return Token + User Details]</w:t>
-      </w:r>
-    </w:p>
-    <w:p>
-      <w:pPr>
-        <w:shd w:val="clear" w:color="auto" w:fill="0F172A"/>
-        <w:divId w:val="272175169"/>
-        <w:rPr>
-          <w:rFonts w:ascii="Consolas" w:eastAsia="Times New Roman" w:hAnsi="Consolas"/>
-          <w:color w:val="38BDF8"/>
-          <w:sz w:val="18"/>
-          <w:szCs w:val="18"/>
-          <w:lang w:val="en"/>
-        </w:rPr>
-      </w:pPr>
-      <w:r>
-        <w:rPr>
-          <w:rFonts w:ascii="Consolas" w:eastAsia="Times New Roman" w:hAnsi="Consolas"/>
-          <w:color w:val="38BDF8"/>
-          <w:sz w:val="18"/>
-          <w:szCs w:val="18"/>
-          <w:lang w:val="en"/>
-        </w:rPr>
-        <w:t xml:space="preserve">                         â”‚</w:t>
-      </w:r>
-    </w:p>
-    <w:p>
-      <w:pPr>
-        <w:shd w:val="clear" w:color="auto" w:fill="0F172A"/>
-        <w:divId w:val="272175169"/>
-        <w:rPr>
-          <w:rFonts w:ascii="Consolas" w:eastAsia="Times New Roman" w:hAnsi="Consolas"/>
-          <w:color w:val="38BDF8"/>
-          <w:sz w:val="18"/>
-          <w:szCs w:val="18"/>
-          <w:lang w:val="en"/>
-        </w:rPr>
-      </w:pPr>
-      <w:r>
-        <w:rPr>
-          <w:rFonts w:ascii="Consolas" w:eastAsia="Times New Roman" w:hAnsi="Consolas"/>
-          <w:color w:val="38BDF8"/>
-          <w:sz w:val="18"/>
-          <w:szCs w:val="18"/>
-          <w:lang w:val="en"/>
-        </w:rPr>
-        <w:t xml:space="preserve">                     </w:t>
-      </w:r>
-      <w:r>
-        <w:rPr>
-          <w:rFonts w:ascii="Consolas" w:eastAsia="Times New Roman" w:hAnsi="Consolas"/>
-          <w:color w:val="38BDF8"/>
-          <w:sz w:val="18"/>
-          <w:szCs w:val="18"/>
-          <w:lang w:val="en"/>
-        </w:rPr>
-        <w:t xml:space="preserve">    â–¼</w:t>
-      </w:r>
-    </w:p>
-    <w:p>
-      <w:pPr>
-        <w:shd w:val="clear" w:color="auto" w:fill="0F172A"/>
-        <w:spacing w:after="240"/>
-        <w:divId w:val="272175169"/>
-        <w:rPr>
-          <w:rFonts w:ascii="Consolas" w:eastAsia="Times New Roman" w:hAnsi="Consolas"/>
-          <w:color w:val="38BDF8"/>
-          <w:sz w:val="18"/>
-          <w:szCs w:val="18"/>
-          <w:lang w:val="en"/>
-        </w:rPr>
-      </w:pPr>
-      <w:r>
-        <w:rPr>
-          <w:rFonts w:ascii="Consolas" w:eastAsia="Times New Roman" w:hAnsi="Consolas"/>
-          <w:color w:val="38BDF8"/>
-          <w:sz w:val="18"/>
-          <w:szCs w:val="18"/>
-          <w:lang w:val="en"/>
-        </w:rPr>
-        <w:t xml:space="preserve">               [Generate Token &amp; Login]</w:t>
-      </w:r>
-    </w:p>
-    <w:p>
-      <w:pPr>
-        <w:rPr>
-          <w:rFonts w:eastAsia="Times New Roman"/>
-          <w:color w:val="111827"/>
-          <w:lang w:val="en"/>
-        </w:rPr>
-      </w:pPr>
-      <w:r>
-        <w:rPr>
-          <w:rFonts w:eastAsia="Times New Roman"/>
-          <w:color w:val="111827"/>
-          <w:lang w:val="en"/>
-        </w:rPr>
-        <w:t xml:space="preserve"> </w:t>
+        <w:t>A. User Registration &amp; Authentication Flow</w:t>
+      </w:r>
+    </w:p>
+    <w:p>
+      <w:pPr>
+        <w:pStyle w:val="text-justify"/>
+        <w:rPr>
+          <w:color w:val="111827"/>
+          <w:lang w:val="en"/>
+        </w:rPr>
+      </w:pPr>
+      <w:r>
+        <w:rPr>
+          <w:color w:val="111827"/>
+          <w:lang w:val="en"/>
+        </w:rPr>
+        <w:t>User registration and login flows enforce stateless security vi</w:t>
+      </w:r>
+      <w:r>
+        <w:rPr>
+          <w:color w:val="111827"/>
+          <w:lang w:val="en"/>
+        </w:rPr>
+        <w:t xml:space="preserve">a Spring Security, BCrypt password hashing, and HMAC-SHA256 JWT tokens. </w:t>
+      </w:r>
+    </w:p>
+    <w:p>
+      <w:pPr>
+        <w:spacing w:before="240"/>
+        <w:jc w:val="center"/>
+        <w:divId w:val="1394113320"/>
+        <w:rPr>
+          <w:rFonts w:eastAsia="Times New Roman"/>
+          <w:color w:val="111827"/>
+          <w:lang w:val="en"/>
+        </w:rPr>
+      </w:pPr>
+      <w:r>
+        <w:rPr>
+          <w:rFonts w:eastAsia="Times New Roman"/>
+          <w:noProof/>
+          <w:color w:val="111827"/>
+        </w:rPr>
+        <w:drawing>
+          <wp:inline distT="0" distB="0" distL="0" distR="0">
+            <wp:extent cx="8839200" cy="5791200"/>
+            <wp:effectExtent l="0" t="0" r="0" b="0"/>
+            <wp:docPr id="3" name="Picture 3" descr="User Authentication Flowchart"/>
+            <wp:cNvGraphicFramePr>
+              <a:graphicFrameLocks xmlns:a="http://schemas.openxmlformats.org/drawingml/2006/main" noChangeAspect="1"/>
+            </wp:cNvGraphicFramePr>
+            <a:graphic xmlns:a="http://schemas.openxmlformats.org/drawingml/2006/main">
+              <a:graphicData uri="http://schemas.openxmlformats.org/drawingml/2006/picture">
+                <pic:pic xmlns:pic="http://schemas.openxmlformats.org/drawingml/2006/picture">
+                  <pic:nvPicPr>
+                    <pic:cNvPr id="0" name="Picture 3" descr="User Authentication Flowchart"/>
+                    <pic:cNvPicPr>
+                      <a:picLocks noChangeAspect="1" noChangeArrowheads="1"/>
+                    </pic:cNvPicPr>
+                  </pic:nvPicPr>
+                  <pic:blipFill>
+                    <a:blip r:link="rId7">
+                      <a:extLst>
+                        <a:ext uri="{28A0092B-C50C-407E-A947-70E740481C1C}">
+                          <a14:useLocalDpi xmlns:a14="http://schemas.microsoft.com/office/drawing/2010/main" val="0"/>
+                        </a:ext>
+                      </a:extLst>
+                    </a:blip>
+                    <a:srcRect/>
+                    <a:stretch>
+                      <a:fillRect/>
+                    </a:stretch>
+                  </pic:blipFill>
+                  <pic:spPr bwMode="auto">
+                    <a:xfrm>
+                      <a:off x="0" y="0"/>
+                      <a:ext cx="8839200" cy="5791200"/>
+                    </a:xfrm>
+                    <a:prstGeom prst="rect">
+                      <a:avLst/>
+                    </a:prstGeom>
+                    <a:noFill/>
+                    <a:ln>
+                      <a:noFill/>
+                    </a:ln>
+                  </pic:spPr>
+                </pic:pic>
+              </a:graphicData>
+            </a:graphic>
+          </wp:inline>
+        </w:drawing>
+      </w:r>
+    </w:p>
+    <w:p>
+      <w:pPr>
+        <w:pStyle w:val="NormalWeb"/>
+        <w:spacing w:before="80" w:after="240"/>
+        <w:jc w:val="center"/>
+        <w:divId w:val="1394113320"/>
+        <w:rPr>
+          <w:i/>
+          <w:iCs/>
+          <w:color w:val="475569"/>
+          <w:sz w:val="21"/>
+          <w:szCs w:val="21"/>
+          <w:lang w:val="en"/>
+        </w:rPr>
+      </w:pPr>
+      <w:r>
+        <w:rPr>
+          <w:i/>
+          <w:iCs/>
+          <w:color w:val="475569"/>
+          <w:sz w:val="21"/>
+          <w:szCs w:val="21"/>
+          <w:lang w:val="en"/>
+        </w:rPr>
+        <w:t>Figure 2: User Authentication &amp; Role-Based Authorization Flowchart</w:t>
       </w:r>
     </w:p>
     <w:p>
@@ -4641,566 +2694,123 @@
     </w:p>
     <w:p>
       <w:pPr>
-        <w:shd w:val="clear" w:color="auto" w:fill="0F172A"/>
-        <w:divId w:val="451679040"/>
-        <w:rPr>
-          <w:rFonts w:ascii="Consolas" w:eastAsia="Times New Roman" w:hAnsi="Consolas"/>
-          <w:color w:val="38BDF8"/>
-          <w:sz w:val="18"/>
-          <w:szCs w:val="18"/>
-          <w:lang w:val="en"/>
-        </w:rPr>
-      </w:pPr>
-    </w:p>
-    <w:p>
-      <w:pPr>
-        <w:shd w:val="clear" w:color="auto" w:fill="0F172A"/>
-        <w:divId w:val="451679040"/>
-        <w:rPr>
-          <w:rFonts w:ascii="Consolas" w:eastAsia="Times New Roman" w:hAnsi="Consolas"/>
-          <w:color w:val="38BDF8"/>
-          <w:sz w:val="18"/>
-          <w:szCs w:val="18"/>
-          <w:lang w:val="en"/>
-        </w:rPr>
-      </w:pPr>
-      <w:r>
-        <w:rPr>
-          <w:rFonts w:ascii="Consolas" w:eastAsia="Times New Roman" w:hAnsi="Consolas"/>
-          <w:color w:val="38BDF8"/>
-          <w:sz w:val="18"/>
-          <w:szCs w:val="18"/>
-          <w:lang w:val="en"/>
-        </w:rPr>
-        <w:t xml:space="preserve">  [Player Selects Slot (Date, Station, StartTime, EndTime)]</w:t>
-      </w:r>
-    </w:p>
-    <w:p>
-      <w:pPr>
-        <w:shd w:val="clear" w:color="auto" w:fill="0F172A"/>
-        <w:divId w:val="451679040"/>
-        <w:rPr>
-          <w:rFonts w:ascii="Consolas" w:eastAsia="Times New Roman" w:hAnsi="Consolas"/>
-          <w:color w:val="38BDF8"/>
-          <w:sz w:val="18"/>
-          <w:szCs w:val="18"/>
-          <w:lang w:val="en"/>
-        </w:rPr>
-      </w:pPr>
-      <w:r>
-        <w:rPr>
-          <w:rFonts w:ascii="Consolas" w:eastAsia="Times New Roman" w:hAnsi="Consolas"/>
-          <w:color w:val="38BDF8"/>
-          <w:sz w:val="18"/>
-          <w:szCs w:val="18"/>
-          <w:lang w:val="en"/>
-        </w:rPr>
-        <w:t xml:space="preserve">                         â”‚</w:t>
-      </w:r>
-    </w:p>
-    <w:p>
-      <w:pPr>
-        <w:shd w:val="clear" w:color="auto" w:fill="0F172A"/>
-        <w:divId w:val="451679040"/>
-        <w:rPr>
-          <w:rFonts w:ascii="Consolas" w:eastAsia="Times New Roman" w:hAnsi="Consolas"/>
-          <w:color w:val="38BDF8"/>
-          <w:sz w:val="18"/>
-          <w:szCs w:val="18"/>
-          <w:lang w:val="en"/>
-        </w:rPr>
-      </w:pPr>
-      <w:r>
-        <w:rPr>
-          <w:rFonts w:ascii="Consolas" w:eastAsia="Times New Roman" w:hAnsi="Consolas"/>
-          <w:color w:val="38BDF8"/>
-          <w:sz w:val="18"/>
-          <w:szCs w:val="18"/>
-          <w:lang w:val="en"/>
-        </w:rPr>
-        <w:t xml:space="preserve">                         â–¼</w:t>
-      </w:r>
-    </w:p>
-    <w:p>
-      <w:pPr>
-        <w:shd w:val="clear" w:color="auto" w:fill="0F172A"/>
-        <w:divId w:val="451679040"/>
-        <w:rPr>
-          <w:rFonts w:ascii="Consolas" w:eastAsia="Times New Roman" w:hAnsi="Consolas"/>
-          <w:color w:val="38BDF8"/>
-          <w:sz w:val="18"/>
-          <w:szCs w:val="18"/>
-          <w:lang w:val="en"/>
-        </w:rPr>
-      </w:pPr>
-      <w:r>
-        <w:rPr>
-          <w:rFonts w:ascii="Consolas" w:eastAsia="Times New Roman" w:hAnsi="Consolas"/>
-          <w:color w:val="38BDF8"/>
-          <w:sz w:val="18"/>
-          <w:szCs w:val="18"/>
-          <w:lang w:val="en"/>
-        </w:rPr>
-        <w:t xml:space="preserve">  [Validate Station &amp; CafÃ©</w:t>
-      </w:r>
-      <w:r>
-        <w:rPr>
-          <w:rFonts w:ascii="Consolas" w:eastAsia="Times New Roman" w:hAnsi="Consolas"/>
-          <w:color w:val="38BDF8"/>
-          <w:sz w:val="18"/>
-          <w:szCs w:val="18"/>
-          <w:lang w:val="en"/>
-        </w:rPr>
-        <w:t xml:space="preserve"> Active Status]</w:t>
-      </w:r>
-    </w:p>
-    <w:p>
-      <w:pPr>
-        <w:shd w:val="clear" w:color="auto" w:fill="0F172A"/>
-        <w:divId w:val="451679040"/>
-        <w:rPr>
-          <w:rFonts w:ascii="Consolas" w:eastAsia="Times New Roman" w:hAnsi="Consolas"/>
-          <w:color w:val="38BDF8"/>
-          <w:sz w:val="18"/>
-          <w:szCs w:val="18"/>
-          <w:lang w:val="en"/>
-        </w:rPr>
-      </w:pPr>
-      <w:r>
-        <w:rPr>
-          <w:rFonts w:ascii="Consolas" w:eastAsia="Times New Roman" w:hAnsi="Consolas"/>
-          <w:color w:val="38BDF8"/>
-          <w:sz w:val="18"/>
-          <w:szCs w:val="18"/>
-          <w:lang w:val="en"/>
-        </w:rPr>
-        <w:t xml:space="preserve">                         â”‚</w:t>
-      </w:r>
-    </w:p>
-    <w:p>
-      <w:pPr>
-        <w:shd w:val="clear" w:color="auto" w:fill="0F172A"/>
-        <w:divId w:val="451679040"/>
-        <w:rPr>
-          <w:rFonts w:ascii="Consolas" w:eastAsia="Times New Roman" w:hAnsi="Consolas"/>
-          <w:color w:val="38BDF8"/>
-          <w:sz w:val="18"/>
-          <w:szCs w:val="18"/>
-          <w:lang w:val="en"/>
-        </w:rPr>
-      </w:pPr>
-      <w:r>
-        <w:rPr>
-          <w:rFonts w:ascii="Consolas" w:eastAsia="Times New Roman" w:hAnsi="Consolas"/>
-          <w:color w:val="38BDF8"/>
-          <w:sz w:val="18"/>
-          <w:szCs w:val="18"/>
-          <w:lang w:val="en"/>
-        </w:rPr>
-        <w:t xml:space="preserve">                         â–¼</w:t>
-      </w:r>
-    </w:p>
-    <w:p>
-      <w:pPr>
-        <w:shd w:val="clear" w:color="auto" w:fill="0F172A"/>
-        <w:divId w:val="451679040"/>
-        <w:rPr>
-          <w:rFonts w:ascii="Consolas" w:eastAsia="Times New Roman" w:hAnsi="Consolas"/>
-          <w:color w:val="38BDF8"/>
-          <w:sz w:val="18"/>
-          <w:szCs w:val="18"/>
-          <w:lang w:val="en"/>
-        </w:rPr>
-      </w:pPr>
-      <w:r>
-        <w:rPr>
-          <w:rFonts w:ascii="Consolas" w:eastAsia="Times New Roman" w:hAnsi="Consolas"/>
-          <w:color w:val="38BDF8"/>
-          <w:sz w:val="18"/>
-          <w:szCs w:val="18"/>
-          <w:lang w:val="en"/>
-        </w:rPr>
-        <w:t xml:space="preserve">  [Execute Overlap SQL Query in MySQL 8.x]</w:t>
-      </w:r>
-    </w:p>
-    <w:p>
-      <w:pPr>
-        <w:shd w:val="clear" w:color="auto" w:fill="0F172A"/>
-        <w:divId w:val="451679040"/>
-        <w:rPr>
-          <w:rFonts w:ascii="Consolas" w:eastAsia="Times New Roman" w:hAnsi="Consolas"/>
-          <w:color w:val="38BDF8"/>
-          <w:sz w:val="18"/>
-          <w:szCs w:val="18"/>
-          <w:lang w:val="en"/>
-        </w:rPr>
-      </w:pPr>
-      <w:r>
-        <w:rPr>
-          <w:rFonts w:ascii="Consolas" w:eastAsia="Times New Roman" w:hAnsi="Consolas"/>
-          <w:color w:val="38BDF8"/>
-          <w:sz w:val="18"/>
-          <w:szCs w:val="18"/>
-          <w:lang w:val="en"/>
-        </w:rPr>
-        <w:t xml:space="preserve">  SELECT COUNT(*) FROM bookings WHERE station_id = :id AND booking_date = :date</w:t>
-      </w:r>
-    </w:p>
-    <w:p>
-      <w:pPr>
-        <w:shd w:val="clear" w:color="auto" w:fill="0F172A"/>
-        <w:divId w:val="451679040"/>
-        <w:rPr>
-          <w:rFonts w:ascii="Consolas" w:eastAsia="Times New Roman" w:hAnsi="Consolas"/>
-          <w:color w:val="38BDF8"/>
-          <w:sz w:val="18"/>
-          <w:szCs w:val="18"/>
-          <w:lang w:val="en"/>
-        </w:rPr>
-      </w:pPr>
-      <w:r>
-        <w:rPr>
-          <w:rFonts w:ascii="Consolas" w:eastAsia="Times New Roman" w:hAnsi="Consolas"/>
-          <w:color w:val="38BDF8"/>
-          <w:sz w:val="18"/>
-          <w:szCs w:val="18"/>
-          <w:lang w:val="en"/>
-        </w:rPr>
-        <w:t xml:space="preserve">    AND status = 'CONFIRMED' AND start_time &lt; :endTime AND </w:t>
-      </w:r>
-      <w:r>
-        <w:rPr>
-          <w:rFonts w:ascii="Consolas" w:eastAsia="Times New Roman" w:hAnsi="Consolas"/>
-          <w:color w:val="38BDF8"/>
-          <w:sz w:val="18"/>
-          <w:szCs w:val="18"/>
-          <w:lang w:val="en"/>
-        </w:rPr>
-        <w:t>end_time &gt; :startTime;</w:t>
-      </w:r>
-    </w:p>
-    <w:p>
-      <w:pPr>
-        <w:shd w:val="clear" w:color="auto" w:fill="0F172A"/>
-        <w:divId w:val="451679040"/>
-        <w:rPr>
-          <w:rFonts w:ascii="Consolas" w:eastAsia="Times New Roman" w:hAnsi="Consolas"/>
-          <w:color w:val="38BDF8"/>
-          <w:sz w:val="18"/>
-          <w:szCs w:val="18"/>
-          <w:lang w:val="en"/>
-        </w:rPr>
-      </w:pPr>
-      <w:r>
-        <w:rPr>
-          <w:rFonts w:ascii="Consolas" w:eastAsia="Times New Roman" w:hAnsi="Consolas"/>
-          <w:color w:val="38BDF8"/>
-          <w:sz w:val="18"/>
-          <w:szCs w:val="18"/>
-          <w:lang w:val="en"/>
-        </w:rPr>
-        <w:t xml:space="preserve">                         â”‚</w:t>
-      </w:r>
-    </w:p>
-    <w:p>
-      <w:pPr>
-        <w:shd w:val="clear" w:color="auto" w:fill="0F172A"/>
-        <w:divId w:val="451679040"/>
-        <w:rPr>
-          <w:rFonts w:ascii="Consolas" w:eastAsia="Times New Roman" w:hAnsi="Consolas"/>
-          <w:color w:val="38BDF8"/>
-          <w:sz w:val="18"/>
-          <w:szCs w:val="18"/>
-          <w:lang w:val="en"/>
-        </w:rPr>
-      </w:pPr>
-      <w:r>
-        <w:rPr>
-          <w:rFonts w:ascii="Consolas" w:eastAsia="Times New Roman" w:hAnsi="Consolas"/>
-          <w:color w:val="38BDF8"/>
-          <w:sz w:val="18"/>
-          <w:szCs w:val="18"/>
-          <w:lang w:val="en"/>
-        </w:rPr>
-        <w:t xml:space="preserve">        â”Œâ”€â”€â”€â”€â”€â”€â”€â”€â”€â”€â”€â”€â”€â”€â”€â”€â”´â”€â”€â”€â”€â”€â”€â”€â”€â”€â”€â”€â”€â”€â”€â”€â”€â”</w:t>
-      </w:r>
-      <w:r>
-        <w:rPr>
-          <w:rFonts w:ascii="Consolas" w:eastAsia="Times New Roman" w:hAnsi="Consolas" w:cs="Consolas"/>
-          <w:color w:val="38BDF8"/>
-          <w:sz w:val="18"/>
-          <w:szCs w:val="18"/>
-          <w:lang w:val="en"/>
-        </w:rPr>
-        <w:t></w:t>
-      </w:r>
-    </w:p>
-    <w:p>
-      <w:pPr>
-        <w:shd w:val="clear" w:color="auto" w:fill="0F172A"/>
-        <w:divId w:val="451679040"/>
-        <w:rPr>
-          <w:rFonts w:ascii="Consolas" w:eastAsia="Times New Roman" w:hAnsi="Consolas"/>
-          <w:color w:val="38BDF8"/>
-          <w:sz w:val="18"/>
-          <w:szCs w:val="18"/>
-          <w:lang w:val="en"/>
-        </w:rPr>
-      </w:pPr>
-      <w:r>
-        <w:rPr>
-          <w:rFonts w:ascii="Consolas" w:eastAsia="Times New Roman" w:hAnsi="Consolas"/>
-          <w:color w:val="38BDF8"/>
-          <w:sz w:val="18"/>
-          <w:szCs w:val="18"/>
-          <w:lang w:val="en"/>
-        </w:rPr>
-        <w:t xml:space="preserve">     (Count &gt; 0)                       (Count == 0)</w:t>
-      </w:r>
-    </w:p>
-    <w:p>
-      <w:pPr>
-        <w:shd w:val="clear" w:color="auto" w:fill="0F172A"/>
-        <w:divId w:val="451679040"/>
-        <w:rPr>
-          <w:rFonts w:ascii="Consolas" w:eastAsia="Times New Roman" w:hAnsi="Consolas"/>
-          <w:color w:val="38BDF8"/>
-          <w:sz w:val="18"/>
-          <w:szCs w:val="18"/>
-          <w:lang w:val="en"/>
-        </w:rPr>
-      </w:pPr>
-      <w:r>
-        <w:rPr>
-          <w:rFonts w:ascii="Consolas" w:eastAsia="Times New Roman" w:hAnsi="Consolas"/>
-          <w:color w:val="38BDF8"/>
-          <w:sz w:val="18"/>
-          <w:szCs w:val="18"/>
-          <w:lang w:val="en"/>
-        </w:rPr>
-        <w:t xml:space="preserve">        â”‚                           </w:t>
-      </w:r>
-      <w:r>
-        <w:rPr>
-          <w:rFonts w:ascii="Consolas" w:eastAsia="Times New Roman" w:hAnsi="Consolas"/>
-          <w:color w:val="38BDF8"/>
-          <w:sz w:val="18"/>
-          <w:szCs w:val="18"/>
-          <w:lang w:val="en"/>
-        </w:rPr>
-        <w:t xml:space="preserve">      â”‚</w:t>
-      </w:r>
-    </w:p>
-    <w:p>
-      <w:pPr>
-        <w:shd w:val="clear" w:color="auto" w:fill="0F172A"/>
-        <w:divId w:val="451679040"/>
-        <w:rPr>
-          <w:rFonts w:ascii="Consolas" w:eastAsia="Times New Roman" w:hAnsi="Consolas"/>
-          <w:color w:val="38BDF8"/>
-          <w:sz w:val="18"/>
-          <w:szCs w:val="18"/>
-          <w:lang w:val="en"/>
-        </w:rPr>
-      </w:pPr>
-      <w:r>
-        <w:rPr>
-          <w:rFonts w:ascii="Consolas" w:eastAsia="Times New Roman" w:hAnsi="Consolas"/>
-          <w:color w:val="38BDF8"/>
-          <w:sz w:val="18"/>
-          <w:szCs w:val="18"/>
-          <w:lang w:val="en"/>
-        </w:rPr>
-        <w:t xml:space="preserve">        â–¼                                 â–¼</w:t>
-      </w:r>
-    </w:p>
-    <w:p>
-      <w:pPr>
-        <w:shd w:val="clear" w:color="auto" w:fill="0F172A"/>
-        <w:divId w:val="451679040"/>
-        <w:rPr>
-          <w:rFonts w:ascii="Consolas" w:eastAsia="Times New Roman" w:hAnsi="Consolas"/>
-          <w:color w:val="38BDF8"/>
-          <w:sz w:val="18"/>
-          <w:szCs w:val="18"/>
-          <w:lang w:val="en"/>
-        </w:rPr>
-      </w:pPr>
-      <w:r>
-        <w:rPr>
-          <w:rFonts w:ascii="Consolas" w:eastAsia="Times New Roman" w:hAnsi="Consolas"/>
-          <w:color w:val="38BDF8"/>
-          <w:sz w:val="18"/>
-          <w:szCs w:val="18"/>
-          <w:lang w:val="en"/>
-        </w:rPr>
-        <w:t xml:space="preserve">  [Throw 409 Conflict]             [Calculate Total Price = Hours * Rate]</w:t>
-      </w:r>
-    </w:p>
-    <w:p>
-      <w:pPr>
-        <w:shd w:val="clear" w:color="auto" w:fill="0F172A"/>
-        <w:divId w:val="451679040"/>
-        <w:rPr>
-          <w:rFonts w:ascii="Consolas" w:eastAsia="Times New Roman" w:hAnsi="Consolas"/>
-          <w:color w:val="38BDF8"/>
-          <w:sz w:val="18"/>
-          <w:szCs w:val="18"/>
-          <w:lang w:val="en"/>
-        </w:rPr>
-      </w:pPr>
-      <w:r>
-        <w:rPr>
-          <w:rFonts w:ascii="Consolas" w:eastAsia="Times New Roman" w:hAnsi="Consolas"/>
-          <w:color w:val="38BDF8"/>
-          <w:sz w:val="18"/>
-          <w:szCs w:val="18"/>
-          <w:lang w:val="en"/>
-        </w:rPr>
-        <w:t xml:space="preserve">  "Slot already reserved"                 â”‚</w:t>
-      </w:r>
-    </w:p>
-    <w:p>
-      <w:pPr>
-        <w:shd w:val="clear" w:color="auto" w:fill="0F172A"/>
-        <w:divId w:val="451679040"/>
-        <w:rPr>
-          <w:rFonts w:ascii="Consolas" w:eastAsia="Times New Roman" w:hAnsi="Consolas"/>
-          <w:color w:val="38BDF8"/>
-          <w:sz w:val="18"/>
-          <w:szCs w:val="18"/>
-          <w:lang w:val="en"/>
-        </w:rPr>
-      </w:pPr>
-      <w:r>
-        <w:rPr>
-          <w:rFonts w:ascii="Consolas" w:eastAsia="Times New Roman" w:hAnsi="Consolas"/>
-          <w:color w:val="38BDF8"/>
-          <w:sz w:val="18"/>
-          <w:szCs w:val="18"/>
-          <w:lang w:val="en"/>
-        </w:rPr>
-        <w:t xml:space="preserve">                                          â–¼</w:t>
-      </w:r>
-    </w:p>
-    <w:p>
-      <w:pPr>
-        <w:shd w:val="clear" w:color="auto" w:fill="0F172A"/>
-        <w:divId w:val="451679040"/>
-        <w:rPr>
-          <w:rFonts w:ascii="Consolas" w:eastAsia="Times New Roman" w:hAnsi="Consolas"/>
-          <w:color w:val="38BDF8"/>
-          <w:sz w:val="18"/>
-          <w:szCs w:val="18"/>
-          <w:lang w:val="en"/>
-        </w:rPr>
-      </w:pPr>
-      <w:r>
-        <w:rPr>
-          <w:rFonts w:ascii="Consolas" w:eastAsia="Times New Roman" w:hAnsi="Consolas"/>
-          <w:color w:val="38BDF8"/>
-          <w:sz w:val="18"/>
-          <w:szCs w:val="18"/>
-          <w:lang w:val="en"/>
-        </w:rPr>
-        <w:t xml:space="preserve">                                </w:t>
-      </w:r>
-      <w:r>
-        <w:rPr>
-          <w:rFonts w:ascii="Consolas" w:eastAsia="Times New Roman" w:hAnsi="Consolas"/>
-          <w:color w:val="38BDF8"/>
-          <w:sz w:val="18"/>
-          <w:szCs w:val="18"/>
-          <w:lang w:val="en"/>
-        </w:rPr>
-        <w:t xml:space="preserve">   [Persist Booking with Status = 'CONFIRMED']</w:t>
-      </w:r>
-    </w:p>
-    <w:p>
-      <w:pPr>
-        <w:shd w:val="clear" w:color="auto" w:fill="0F172A"/>
-        <w:divId w:val="451679040"/>
-        <w:rPr>
-          <w:rFonts w:ascii="Consolas" w:eastAsia="Times New Roman" w:hAnsi="Consolas"/>
-          <w:color w:val="38BDF8"/>
-          <w:sz w:val="18"/>
-          <w:szCs w:val="18"/>
-          <w:lang w:val="en"/>
-        </w:rPr>
-      </w:pPr>
-      <w:r>
-        <w:rPr>
-          <w:rFonts w:ascii="Consolas" w:eastAsia="Times New Roman" w:hAnsi="Consolas"/>
-          <w:color w:val="38BDF8"/>
-          <w:sz w:val="18"/>
-          <w:szCs w:val="18"/>
-          <w:lang w:val="en"/>
-        </w:rPr>
-        <w:t xml:space="preserve">                                          â”‚</w:t>
-      </w:r>
-    </w:p>
-    <w:p>
-      <w:pPr>
-        <w:shd w:val="clear" w:color="auto" w:fill="0F172A"/>
-        <w:divId w:val="451679040"/>
-        <w:rPr>
-          <w:rFonts w:ascii="Consolas" w:eastAsia="Times New Roman" w:hAnsi="Consolas"/>
-          <w:color w:val="38BDF8"/>
-          <w:sz w:val="18"/>
-          <w:szCs w:val="18"/>
-          <w:lang w:val="en"/>
-        </w:rPr>
-      </w:pPr>
-      <w:r>
-        <w:rPr>
-          <w:rFonts w:ascii="Consolas" w:eastAsia="Times New Roman" w:hAnsi="Consolas"/>
-          <w:color w:val="38BDF8"/>
-          <w:sz w:val="18"/>
-          <w:szCs w:val="18"/>
-          <w:lang w:val="en"/>
-        </w:rPr>
-        <w:t xml:space="preserve">                                          â–¼</w:t>
-      </w:r>
-    </w:p>
-    <w:p>
-      <w:pPr>
-        <w:shd w:val="clear" w:color="auto" w:fill="0F172A"/>
-        <w:spacing w:after="240"/>
-        <w:divId w:val="451679040"/>
-        <w:rPr>
-          <w:rFonts w:ascii="Consolas" w:eastAsia="Times New Roman" w:hAnsi="Consolas"/>
-          <w:color w:val="38BDF8"/>
-          <w:sz w:val="18"/>
-          <w:szCs w:val="18"/>
-          <w:lang w:val="en"/>
-        </w:rPr>
-      </w:pPr>
-      <w:r>
-        <w:rPr>
-          <w:rFonts w:ascii="Consolas" w:eastAsia="Times New Roman" w:hAnsi="Consolas"/>
-          <w:color w:val="38BDF8"/>
-          <w:sz w:val="18"/>
-          <w:szCs w:val="18"/>
-          <w:lang w:val="en"/>
-        </w:rPr>
-        <w:t xml:space="preserve">                                   [Return 201 Created + Booking Confirmation]</w:t>
-      </w:r>
-    </w:p>
-    <w:p>
-      <w:pPr>
-        <w:rPr>
-          <w:rFonts w:eastAsia="Times New Roman"/>
-          <w:color w:val="111827"/>
-          <w:lang w:val="en"/>
-        </w:rPr>
-      </w:pPr>
-      <w:r>
-        <w:rPr>
-          <w:rFonts w:eastAsia="Times New Roman"/>
-          <w:color w:val="111827"/>
-          <w:lang w:val="en"/>
-        </w:rPr>
-        <w:t xml:space="preserve"> </w:t>
+        <w:pStyle w:val="text-justify"/>
+        <w:rPr>
+          <w:color w:val="111827"/>
+          <w:lang w:val="en"/>
+        </w:rPr>
+      </w:pPr>
+      <w:r>
+        <w:rPr>
+          <w:color w:val="111827"/>
+          <w:lang w:val="en"/>
+        </w:rPr>
+        <w:t xml:space="preserve">The core conflict-prevention algorithm executes an atomic JPQL query during transaction processing to mathematically prevent simultaneous double-bookings. </w:t>
+      </w:r>
+    </w:p>
+    <w:p>
+      <w:pPr>
+        <w:spacing w:before="240"/>
+        <w:jc w:val="center"/>
+        <w:divId w:val="1414006112"/>
+        <w:rPr>
+          <w:rFonts w:eastAsia="Times New Roman"/>
+          <w:color w:val="111827"/>
+          <w:lang w:val="en"/>
+        </w:rPr>
+      </w:pPr>
+      <w:r>
+        <w:rPr>
+          <w:rFonts w:eastAsia="Times New Roman"/>
+          <w:noProof/>
+          <w:color w:val="111827"/>
+        </w:rPr>
+        <w:drawing>
+          <wp:inline distT="0" distB="0" distL="0" distR="0">
+            <wp:extent cx="8839200" cy="6400800"/>
+            <wp:effectExtent l="0" t="0" r="0" b="0"/>
+            <wp:docPr id="4" name="Picture 4" descr="Booking Overlap Collision Flowchart"/>
+            <wp:cNvGraphicFramePr>
+              <a:graphicFrameLocks xmlns:a="http://schemas.openxmlformats.org/drawingml/2006/main" noChangeAspect="1"/>
+            </wp:cNvGraphicFramePr>
+            <a:graphic xmlns:a="http://schemas.openxmlformats.org/drawingml/2006/main">
+              <a:graphicData uri="http://schemas.openxmlformats.org/drawingml/2006/picture">
+                <pic:pic xmlns:pic="http://schemas.openxmlformats.org/drawingml/2006/picture">
+                  <pic:nvPicPr>
+                    <pic:cNvPr id="0" name="Picture 4" descr="Booking Overlap Collision Flowchart"/>
+                    <pic:cNvPicPr>
+                      <a:picLocks noChangeAspect="1" noChangeArrowheads="1"/>
+                    </pic:cNvPicPr>
+                  </pic:nvPicPr>
+                  <pic:blipFill>
+                    <a:blip r:link="rId8">
+                      <a:extLst>
+                        <a:ext uri="{28A0092B-C50C-407E-A947-70E740481C1C}">
+                          <a14:useLocalDpi xmlns:a14="http://schemas.microsoft.com/office/drawing/2010/main" val="0"/>
+                        </a:ext>
+                      </a:extLst>
+                    </a:blip>
+                    <a:srcRect/>
+                    <a:stretch>
+                      <a:fillRect/>
+                    </a:stretch>
+                  </pic:blipFill>
+                  <pic:spPr bwMode="auto">
+                    <a:xfrm>
+                      <a:off x="0" y="0"/>
+                      <a:ext cx="8839200" cy="6400800"/>
+                    </a:xfrm>
+                    <a:prstGeom prst="rect">
+                      <a:avLst/>
+                    </a:prstGeom>
+                    <a:noFill/>
+                    <a:ln>
+                      <a:noFill/>
+                    </a:ln>
+                  </pic:spPr>
+                </pic:pic>
+              </a:graphicData>
+            </a:graphic>
+          </wp:inline>
+        </w:drawing>
+      </w:r>
+    </w:p>
+    <w:p>
+      <w:pPr>
+        <w:pStyle w:val="NormalWeb"/>
+        <w:spacing w:before="80" w:after="240"/>
+        <w:jc w:val="center"/>
+        <w:divId w:val="1414006112"/>
+        <w:rPr>
+          <w:i/>
+          <w:iCs/>
+          <w:color w:val="475569"/>
+          <w:sz w:val="21"/>
+          <w:szCs w:val="21"/>
+          <w:lang w:val="en"/>
+        </w:rPr>
+      </w:pPr>
+      <w:r>
+        <w:rPr>
+          <w:i/>
+          <w:iCs/>
+          <w:color w:val="475569"/>
+          <w:sz w:val="21"/>
+          <w:szCs w:val="21"/>
+          <w:lang w:val="en"/>
+        </w:rPr>
+        <w:t xml:space="preserve">Figure 3: Station Slot Reservation &amp; </w:t>
+      </w:r>
+      <w:r>
+        <w:rPr>
+          <w:i/>
+          <w:iCs/>
+          <w:color w:val="475569"/>
+          <w:sz w:val="21"/>
+          <w:szCs w:val="21"/>
+          <w:lang w:val="en"/>
+        </w:rPr>
+        <w:t>Overlap Collision Prevention Flowchart</w:t>
       </w:r>
     </w:p>
     <w:p>
@@ -5216,259 +2826,117 @@
           <w:rFonts w:eastAsia="Times New Roman"/>
           <w:lang w:val="en"/>
         </w:rPr>
-        <w:t>C. CafÃ© Owner Management Flow (My C</w:t>
-      </w:r>
-      <w:r>
-        <w:rPr>
-          <w:rFonts w:eastAsia="Times New Roman"/>
-          <w:lang w:val="en"/>
-        </w:rPr>
-        <w:t>afÃ©s &amp; Stations)</w:t>
-      </w:r>
-    </w:p>
-    <w:p>
-      <w:pPr>
-        <w:shd w:val="clear" w:color="auto" w:fill="0F172A"/>
-        <w:divId w:val="243535019"/>
-        <w:rPr>
-          <w:rFonts w:ascii="Consolas" w:eastAsia="Times New Roman" w:hAnsi="Consolas"/>
-          <w:color w:val="38BDF8"/>
-          <w:sz w:val="18"/>
-          <w:szCs w:val="18"/>
-          <w:lang w:val="en"/>
-        </w:rPr>
-      </w:pPr>
-    </w:p>
-    <w:p>
-      <w:pPr>
-        <w:shd w:val="clear" w:color="auto" w:fill="0F172A"/>
-        <w:divId w:val="243535019"/>
-        <w:rPr>
-          <w:rFonts w:ascii="Consolas" w:eastAsia="Times New Roman" w:hAnsi="Consolas"/>
-          <w:color w:val="38BDF8"/>
-          <w:sz w:val="18"/>
-          <w:szCs w:val="18"/>
-          <w:lang w:val="en"/>
-        </w:rPr>
-      </w:pPr>
-      <w:r>
-        <w:rPr>
-          <w:rFonts w:ascii="Consolas" w:eastAsia="Times New Roman" w:hAnsi="Consolas"/>
-          <w:color w:val="38BDF8"/>
-          <w:sz w:val="18"/>
-          <w:szCs w:val="18"/>
-          <w:lang w:val="en"/>
-        </w:rPr>
-        <w:t xml:space="preserve">  [CafÃ© Owner Logs In] â”€â”€&gt; [Owner Dashboard]</w:t>
-      </w:r>
-    </w:p>
-    <w:p>
-      <w:pPr>
-        <w:shd w:val="clear" w:color="auto" w:fill="0F172A"/>
-        <w:divId w:val="243535019"/>
-        <w:rPr>
-          <w:rFonts w:ascii="Consolas" w:eastAsia="Times New Roman" w:hAnsi="Consolas"/>
-          <w:color w:val="38BDF8"/>
-          <w:sz w:val="18"/>
-          <w:szCs w:val="18"/>
-          <w:lang w:val="en"/>
-        </w:rPr>
-      </w:pPr>
-      <w:r>
-        <w:rPr>
-          <w:rFonts w:ascii="Consolas" w:eastAsia="Times New Roman" w:hAnsi="Consolas"/>
-          <w:color w:val="38BDF8"/>
-          <w:sz w:val="18"/>
-          <w:szCs w:val="18"/>
-          <w:lang w:val="en"/>
-        </w:rPr>
-        <w:t xml:space="preserve">                                 â”‚</w:t>
-      </w:r>
-    </w:p>
-    <w:p>
-      <w:pPr>
-        <w:shd w:val="clear" w:color="auto" w:fill="0F172A"/>
-        <w:divId w:val="243535019"/>
-        <w:rPr>
-          <w:rFonts w:ascii="Consolas" w:eastAsia="Times New Roman" w:hAnsi="Consolas"/>
-          <w:color w:val="38BDF8"/>
-          <w:sz w:val="18"/>
-          <w:szCs w:val="18"/>
-          <w:lang w:val="en"/>
-        </w:rPr>
-      </w:pPr>
-      <w:r>
-        <w:rPr>
-          <w:rFonts w:ascii="Consolas" w:eastAsia="Times New Roman" w:hAnsi="Consolas"/>
-          <w:color w:val="38BDF8"/>
-          <w:sz w:val="18"/>
-          <w:szCs w:val="18"/>
-          <w:lang w:val="en"/>
-        </w:rPr>
-        <w:t xml:space="preserve">        â”Œâ”€â”€â”€â”€â”€â”€â”€â”€â”€â”€â”€â”€â”€â”€â”€â”€â”€â”€â”€â”€â”€â”€â”€â”€â”¼â”€â”€â”€â”€â”€â”€â”€â”€â”€â”€â”€â”€â”€â”€â”€â”€â”€â”€â”€â”€â”€â</w:t>
-      </w:r>
-      <w:r>
-        <w:rPr>
-          <w:rFonts w:ascii="Consolas" w:eastAsia="Times New Roman" w:hAnsi="Consolas"/>
-          <w:color w:val="38BDF8"/>
-          <w:sz w:val="18"/>
-          <w:szCs w:val="18"/>
-          <w:lang w:val="en"/>
-        </w:rPr>
-        <w:t>”€â”€â”€â”</w:t>
-      </w:r>
-      <w:r>
-        <w:rPr>
-          <w:rFonts w:ascii="Consolas" w:eastAsia="Times New Roman" w:hAnsi="Consolas" w:cs="Consolas"/>
-          <w:color w:val="38BDF8"/>
-          <w:sz w:val="18"/>
-          <w:szCs w:val="18"/>
-          <w:lang w:val="en"/>
-        </w:rPr>
-        <w:t></w:t>
-      </w:r>
-    </w:p>
-    <w:p>
-      <w:pPr>
-        <w:shd w:val="clear" w:color="auto" w:fill="0F172A"/>
-        <w:divId w:val="243535019"/>
-        <w:rPr>
-          <w:rFonts w:ascii="Consolas" w:eastAsia="Times New Roman" w:hAnsi="Consolas"/>
-          <w:color w:val="38BDF8"/>
-          <w:sz w:val="18"/>
-          <w:szCs w:val="18"/>
-          <w:lang w:val="en"/>
-        </w:rPr>
-      </w:pPr>
-      <w:r>
-        <w:rPr>
-          <w:rFonts w:ascii="Consolas" w:eastAsia="Times New Roman" w:hAnsi="Consolas"/>
-          <w:color w:val="38BDF8"/>
-          <w:sz w:val="18"/>
-          <w:szCs w:val="18"/>
-          <w:lang w:val="en"/>
-        </w:rPr>
-        <w:t xml:space="preserve">        â–¼                        â–¼                        â–¼</w:t>
-      </w:r>
-    </w:p>
-    <w:p>
-      <w:pPr>
-        <w:shd w:val="clear" w:color="auto" w:fill="0F172A"/>
-        <w:divId w:val="243535019"/>
-        <w:rPr>
-          <w:rFonts w:ascii="Consolas" w:eastAsia="Times New Roman" w:hAnsi="Consolas"/>
-          <w:color w:val="38BDF8"/>
-          <w:sz w:val="18"/>
-          <w:szCs w:val="18"/>
-          <w:lang w:val="en"/>
-        </w:rPr>
-      </w:pPr>
-      <w:r>
-        <w:rPr>
-          <w:rFonts w:ascii="Consolas" w:eastAsia="Times New Roman" w:hAnsi="Consolas"/>
-          <w:color w:val="38BDF8"/>
-          <w:sz w:val="18"/>
-          <w:szCs w:val="18"/>
-          <w:lang w:val="en"/>
-        </w:rPr>
-        <w:t xml:space="preserve">  [GET /api/cafes/my]      [POST /api/cafes]       [Manage Stations]</w:t>
-      </w:r>
-    </w:p>
-    <w:p>
-      <w:pPr>
-        <w:shd w:val="clear" w:color="auto" w:fill="0F172A"/>
-        <w:divId w:val="243535019"/>
-        <w:rPr>
-          <w:rFonts w:ascii="Consolas" w:eastAsia="Times New Roman" w:hAnsi="Consolas"/>
-          <w:color w:val="38BDF8"/>
-          <w:sz w:val="18"/>
-          <w:szCs w:val="18"/>
-          <w:lang w:val="en"/>
-        </w:rPr>
-      </w:pPr>
-      <w:r>
-        <w:rPr>
-          <w:rFonts w:ascii="Consolas" w:eastAsia="Times New Roman" w:hAnsi="Consolas"/>
-          <w:color w:val="38BDF8"/>
-          <w:sz w:val="18"/>
-          <w:szCs w:val="18"/>
-          <w:lang w:val="en"/>
-        </w:rPr>
-        <w:t xml:space="preserve">        â”‚                        â”‚                        â”‚</w:t>
-      </w:r>
-    </w:p>
-    <w:p>
-      <w:pPr>
-        <w:shd w:val="clear" w:color="auto" w:fill="0F172A"/>
-        <w:divId w:val="243535019"/>
-        <w:rPr>
-          <w:rFonts w:ascii="Consolas" w:eastAsia="Times New Roman" w:hAnsi="Consolas"/>
-          <w:color w:val="38BDF8"/>
-          <w:sz w:val="18"/>
-          <w:szCs w:val="18"/>
-          <w:lang w:val="en"/>
-        </w:rPr>
-      </w:pPr>
-      <w:r>
-        <w:rPr>
-          <w:rFonts w:ascii="Consolas" w:eastAsia="Times New Roman" w:hAnsi="Consolas"/>
-          <w:color w:val="38BDF8"/>
-          <w:sz w:val="18"/>
-          <w:szCs w:val="18"/>
-          <w:lang w:val="en"/>
-        </w:rPr>
-        <w:t xml:space="preserve">  [Render Registered Cafes [Create New Cafe</w:t>
-      </w:r>
-      <w:r>
-        <w:rPr>
-          <w:rFonts w:ascii="Consolas" w:eastAsia="Times New Roman" w:hAnsi="Consolas"/>
-          <w:color w:val="38BDF8"/>
-          <w:sz w:val="18"/>
-          <w:szCs w:val="18"/>
-          <w:lang w:val="en"/>
-        </w:rPr>
-        <w:t xml:space="preserve">        [Add Station Specs &amp;</w:t>
-      </w:r>
-    </w:p>
-    <w:p>
-      <w:pPr>
-        <w:shd w:val="clear" w:color="auto" w:fill="0F172A"/>
-        <w:spacing w:after="240"/>
-        <w:divId w:val="243535019"/>
-        <w:rPr>
-          <w:rFonts w:ascii="Consolas" w:eastAsia="Times New Roman" w:hAnsi="Consolas"/>
-          <w:color w:val="38BDF8"/>
-          <w:sz w:val="18"/>
-          <w:szCs w:val="18"/>
-          <w:lang w:val="en"/>
-        </w:rPr>
-      </w:pPr>
-      <w:r>
-        <w:rPr>
-          <w:rFonts w:ascii="Consolas" w:eastAsia="Times New Roman" w:hAnsi="Consolas"/>
-          <w:color w:val="38BDF8"/>
-          <w:sz w:val="18"/>
-          <w:szCs w:val="18"/>
-          <w:lang w:val="en"/>
-        </w:rPr>
-        <w:t xml:space="preserve">   &amp; Live Occupancy Stats]  with Operating Hours]   Toggle Active Status]</w:t>
-      </w:r>
-    </w:p>
-    <w:p>
-      <w:pPr>
-        <w:rPr>
-          <w:rFonts w:eastAsia="Times New Roman"/>
-          <w:color w:val="111827"/>
-          <w:lang w:val="en"/>
-        </w:rPr>
-      </w:pPr>
-      <w:r>
-        <w:rPr>
-          <w:rFonts w:eastAsia="Times New Roman"/>
-          <w:color w:val="111827"/>
-          <w:lang w:val="en"/>
-        </w:rPr>
-        <w:t xml:space="preserve"> </w:t>
+        <w:t>C. Tournament Bracket Generation &amp; Progression Flow</w:t>
+      </w:r>
+    </w:p>
+    <w:p>
+      <w:pPr>
+        <w:pStyle w:val="text-justify"/>
+        <w:rPr>
+          <w:color w:val="111827"/>
+          <w:lang w:val="en"/>
+        </w:rPr>
+      </w:pPr>
+      <w:r>
+        <w:rPr>
+          <w:color w:val="111827"/>
+          <w:lang w:val="en"/>
+        </w:rPr>
+        <w:t xml:space="preserve">Single-elimination bracket generation algorithm handles non-power-of-two participant pools by calculating exact byes and advancing top seeds. </w:t>
+      </w:r>
+    </w:p>
+    <w:p>
+      <w:pPr>
+        <w:spacing w:before="240"/>
+        <w:jc w:val="center"/>
+        <w:divId w:val="1317609048"/>
+        <w:rPr>
+          <w:rFonts w:eastAsia="Times New Roman"/>
+          <w:color w:val="111827"/>
+          <w:lang w:val="en"/>
+        </w:rPr>
+      </w:pPr>
+      <w:r>
+        <w:rPr>
+          <w:rFonts w:eastAsia="Times New Roman"/>
+          <w:noProof/>
+          <w:color w:val="111827"/>
+        </w:rPr>
+        <w:drawing>
+          <wp:inline distT="0" distB="0" distL="0" distR="0">
+            <wp:extent cx="8839200" cy="5638800"/>
+            <wp:effectExtent l="0" t="0" r="0" b="0"/>
+            <wp:docPr id="5" name="Picture 5" descr="Tournament Bracket Flowchart"/>
+            <wp:cNvGraphicFramePr>
+              <a:graphicFrameLocks xmlns:a="http://schemas.openxmlformats.org/drawingml/2006/main" noChangeAspect="1"/>
+            </wp:cNvGraphicFramePr>
+            <a:graphic xmlns:a="http://schemas.openxmlformats.org/drawingml/2006/main">
+              <a:graphicData uri="http://schemas.openxmlformats.org/drawingml/2006/picture">
+                <pic:pic xmlns:pic="http://schemas.openxmlformats.org/drawingml/2006/picture">
+                  <pic:nvPicPr>
+                    <pic:cNvPr id="0" name="Picture 5" descr="Tournament Bracket Flowchart"/>
+                    <pic:cNvPicPr>
+                      <a:picLocks noChangeAspect="1" noChangeArrowheads="1"/>
+                    </pic:cNvPicPr>
+                  </pic:nvPicPr>
+                  <pic:blipFill>
+                    <a:blip r:link="rId9">
+                      <a:extLst>
+                        <a:ext uri="{28A0092B-C50C-407E-A947-70E740481C1C}">
+                          <a14:useLocalDpi xmlns:a14="http://schemas.microsoft.com/office/drawing/2010/main" val="0"/>
+                        </a:ext>
+                      </a:extLst>
+                    </a:blip>
+                    <a:srcRect/>
+                    <a:stretch>
+                      <a:fillRect/>
+                    </a:stretch>
+                  </pic:blipFill>
+                  <pic:spPr bwMode="auto">
+                    <a:xfrm>
+                      <a:off x="0" y="0"/>
+                      <a:ext cx="8839200" cy="5638800"/>
+                    </a:xfrm>
+                    <a:prstGeom prst="rect">
+                      <a:avLst/>
+                    </a:prstGeom>
+                    <a:noFill/>
+                    <a:ln>
+                      <a:noFill/>
+                    </a:ln>
+                  </pic:spPr>
+                </pic:pic>
+              </a:graphicData>
+            </a:graphic>
+          </wp:inline>
+        </w:drawing>
+      </w:r>
+    </w:p>
+    <w:p>
+      <w:pPr>
+        <w:pStyle w:val="NormalWeb"/>
+        <w:spacing w:before="80" w:after="240"/>
+        <w:jc w:val="center"/>
+        <w:divId w:val="1317609048"/>
+        <w:rPr>
+          <w:i/>
+          <w:iCs/>
+          <w:color w:val="475569"/>
+          <w:sz w:val="21"/>
+          <w:szCs w:val="21"/>
+          <w:lang w:val="en"/>
+        </w:rPr>
+      </w:pPr>
+      <w:r>
+        <w:rPr>
+          <w:i/>
+          <w:iCs/>
+          <w:color w:val="475569"/>
+          <w:sz w:val="21"/>
+          <w:szCs w:val="21"/>
+          <w:lang w:val="en"/>
+        </w:rPr>
+        <w:t>Figure 4: Tournament Bracket Generation &amp; Progression Flowchart</w:t>
       </w:r>
     </w:p>
     <w:p>
@@ -6084,7 +3552,7 @@
                 <w:sz w:val="22"/>
                 <w:szCs w:val="22"/>
               </w:rPr>
-              <w:t>1920 × 108</w:t>
+              <w:t>1920 × 1080 Full HD Monito</w:t>
             </w:r>
             <w:r>
               <w:rPr>
@@ -6093,7 +3561,7 @@
                 <w:sz w:val="22"/>
                 <w:szCs w:val="22"/>
               </w:rPr>
-              <w:t>0 Full HD Monitor</w:t>
+              <w:t>r</w:t>
             </w:r>
           </w:p>
         </w:tc>
@@ -10149,1265 +7617,6 @@
     </w:p>
     <w:p>
       <w:pPr>
-        <w:pStyle w:val="HTMLPreformatted"/>
-        <w:rPr>
-          <w:color w:val="111827"/>
-          <w:lang w:val="en"/>
-        </w:rPr>
-      </w:pPr>
-      <w:r>
-        <w:rPr>
-          <w:color w:val="111827"/>
-          <w:lang w:val="en"/>
-        </w:rPr>
-        <w:t>package com.lanmitra.service;</w:t>
-      </w:r>
-    </w:p>
-    <w:p>
-      <w:pPr>
-        <w:pStyle w:val="HTMLPreformatted"/>
-        <w:rPr>
-          <w:color w:val="111827"/>
-          <w:lang w:val="en"/>
-        </w:rPr>
-      </w:pPr>
-    </w:p>
-    <w:p>
-      <w:pPr>
-        <w:pStyle w:val="HTMLPreformatted"/>
-        <w:rPr>
-          <w:color w:val="111827"/>
-          <w:lang w:val="en"/>
-        </w:rPr>
-      </w:pPr>
-      <w:r>
-        <w:rPr>
-          <w:color w:val="111827"/>
-          <w:lang w:val="en"/>
-        </w:rPr>
-        <w:t>import com.lanmitra.entity.User;</w:t>
-      </w:r>
-    </w:p>
-    <w:p>
-      <w:pPr>
-        <w:pStyle w:val="HTMLPreformatted"/>
-        <w:rPr>
-          <w:color w:val="111827"/>
-          <w:lang w:val="en"/>
-        </w:rPr>
-      </w:pPr>
-      <w:r>
-        <w:rPr>
-          <w:color w:val="111827"/>
-          <w:lang w:val="en"/>
-        </w:rPr>
-        <w:t>import com.lanmitra.enums.UserRole;</w:t>
-      </w:r>
-    </w:p>
-    <w:p>
-      <w:pPr>
-        <w:pStyle w:val="HTMLPreformatted"/>
-        <w:rPr>
-          <w:color w:val="111827"/>
-          <w:lang w:val="en"/>
-        </w:rPr>
-      </w:pPr>
-      <w:r>
-        <w:rPr>
-          <w:color w:val="111827"/>
-          <w:lang w:val="en"/>
-        </w:rPr>
-        <w:t>import com.lanmitra.repository.UserRepository;</w:t>
-      </w:r>
-    </w:p>
-    <w:p>
-      <w:pPr>
-        <w:pStyle w:val="HTMLPreformatted"/>
-        <w:rPr>
-          <w:color w:val="111827"/>
-          <w:lang w:val="en"/>
-        </w:rPr>
-      </w:pPr>
-      <w:r>
-        <w:rPr>
-          <w:color w:val="111827"/>
-          <w:lang w:val="en"/>
-        </w:rPr>
-        <w:t>import com.lanmitra.security.JwtTokenProvider;</w:t>
-      </w:r>
-    </w:p>
-    <w:p>
-      <w:pPr>
-        <w:pStyle w:val="HTMLPreformatted"/>
-        <w:rPr>
-          <w:color w:val="111827"/>
-          <w:lang w:val="en"/>
-        </w:rPr>
-      </w:pPr>
-      <w:r>
-        <w:rPr>
-          <w:color w:val="111827"/>
-          <w:lang w:val="en"/>
-        </w:rPr>
-        <w:t>import org.spr</w:t>
-      </w:r>
-      <w:r>
-        <w:rPr>
-          <w:color w:val="111827"/>
-          <w:lang w:val="en"/>
-        </w:rPr>
-        <w:t>ingframework.http.HttpStatus;</w:t>
-      </w:r>
-    </w:p>
-    <w:p>
-      <w:pPr>
-        <w:pStyle w:val="HTMLPreformatted"/>
-        <w:rPr>
-          <w:color w:val="111827"/>
-          <w:lang w:val="en"/>
-        </w:rPr>
-      </w:pPr>
-      <w:r>
-        <w:rPr>
-          <w:color w:val="111827"/>
-          <w:lang w:val="en"/>
-        </w:rPr>
-        <w:t>import org.springframework.security.authentication.AuthenticationManager;</w:t>
-      </w:r>
-    </w:p>
-    <w:p>
-      <w:pPr>
-        <w:pStyle w:val="HTMLPreformatted"/>
-        <w:rPr>
-          <w:color w:val="111827"/>
-          <w:lang w:val="en"/>
-        </w:rPr>
-      </w:pPr>
-      <w:r>
-        <w:rPr>
-          <w:color w:val="111827"/>
-          <w:lang w:val="en"/>
-        </w:rPr>
-        <w:t>import org.springframework.security.authentication.UsernamePasswordAuthenticationToken;</w:t>
-      </w:r>
-    </w:p>
-    <w:p>
-      <w:pPr>
-        <w:pStyle w:val="HTMLPreformatted"/>
-        <w:rPr>
-          <w:color w:val="111827"/>
-          <w:lang w:val="en"/>
-        </w:rPr>
-      </w:pPr>
-      <w:r>
-        <w:rPr>
-          <w:color w:val="111827"/>
-          <w:lang w:val="en"/>
-        </w:rPr>
-        <w:t>import org.springframework.security.core.Authentication;</w:t>
-      </w:r>
-    </w:p>
-    <w:p>
-      <w:pPr>
-        <w:pStyle w:val="HTMLPreformatted"/>
-        <w:rPr>
-          <w:color w:val="111827"/>
-          <w:lang w:val="en"/>
-        </w:rPr>
-      </w:pPr>
-      <w:r>
-        <w:rPr>
-          <w:color w:val="111827"/>
-          <w:lang w:val="en"/>
-        </w:rPr>
-        <w:t xml:space="preserve">import </w:t>
-      </w:r>
-      <w:r>
-        <w:rPr>
-          <w:color w:val="111827"/>
-          <w:lang w:val="en"/>
-        </w:rPr>
-        <w:t>org.springframework.security.crypto.password.PasswordEncoder;</w:t>
-      </w:r>
-    </w:p>
-    <w:p>
-      <w:pPr>
-        <w:pStyle w:val="HTMLPreformatted"/>
-        <w:rPr>
-          <w:color w:val="111827"/>
-          <w:lang w:val="en"/>
-        </w:rPr>
-      </w:pPr>
-      <w:r>
-        <w:rPr>
-          <w:color w:val="111827"/>
-          <w:lang w:val="en"/>
-        </w:rPr>
-        <w:t>import org.springframework.stereotype.Service;</w:t>
-      </w:r>
-    </w:p>
-    <w:p>
-      <w:pPr>
-        <w:pStyle w:val="HTMLPreformatted"/>
-        <w:rPr>
-          <w:color w:val="111827"/>
-          <w:lang w:val="en"/>
-        </w:rPr>
-      </w:pPr>
-      <w:r>
-        <w:rPr>
-          <w:color w:val="111827"/>
-          <w:lang w:val="en"/>
-        </w:rPr>
-        <w:t>import org.springframework.web.server.ResponseStatusException;</w:t>
-      </w:r>
-    </w:p>
-    <w:p>
-      <w:pPr>
-        <w:pStyle w:val="HTMLPreformatted"/>
-        <w:rPr>
-          <w:color w:val="111827"/>
-          <w:lang w:val="en"/>
-        </w:rPr>
-      </w:pPr>
-    </w:p>
-    <w:p>
-      <w:pPr>
-        <w:pStyle w:val="HTMLPreformatted"/>
-        <w:rPr>
-          <w:color w:val="111827"/>
-          <w:lang w:val="en"/>
-        </w:rPr>
-      </w:pPr>
-      <w:r>
-        <w:rPr>
-          <w:color w:val="111827"/>
-          <w:lang w:val="en"/>
-        </w:rPr>
-        <w:t>import java.util.HashMap;</w:t>
-      </w:r>
-    </w:p>
-    <w:p>
-      <w:pPr>
-        <w:pStyle w:val="HTMLPreformatted"/>
-        <w:rPr>
-          <w:color w:val="111827"/>
-          <w:lang w:val="en"/>
-        </w:rPr>
-      </w:pPr>
-      <w:r>
-        <w:rPr>
-          <w:color w:val="111827"/>
-          <w:lang w:val="en"/>
-        </w:rPr>
-        <w:t>import java.util.Map;</w:t>
-      </w:r>
-    </w:p>
-    <w:p>
-      <w:pPr>
-        <w:pStyle w:val="HTMLPreformatted"/>
-        <w:rPr>
-          <w:color w:val="111827"/>
-          <w:lang w:val="en"/>
-        </w:rPr>
-      </w:pPr>
-    </w:p>
-    <w:p>
-      <w:pPr>
-        <w:pStyle w:val="HTMLPreformatted"/>
-        <w:rPr>
-          <w:color w:val="111827"/>
-          <w:lang w:val="en"/>
-        </w:rPr>
-      </w:pPr>
-      <w:r>
-        <w:rPr>
-          <w:color w:val="111827"/>
-          <w:lang w:val="en"/>
-        </w:rPr>
-        <w:t>@Service</w:t>
-      </w:r>
-    </w:p>
-    <w:p>
-      <w:pPr>
-        <w:pStyle w:val="HTMLPreformatted"/>
-        <w:rPr>
-          <w:color w:val="111827"/>
-          <w:lang w:val="en"/>
-        </w:rPr>
-      </w:pPr>
-      <w:r>
-        <w:rPr>
-          <w:color w:val="111827"/>
-          <w:lang w:val="en"/>
-        </w:rPr>
-        <w:t>public class AuthService {</w:t>
-      </w:r>
-    </w:p>
-    <w:p>
-      <w:pPr>
-        <w:pStyle w:val="HTMLPreformatted"/>
-        <w:rPr>
-          <w:color w:val="111827"/>
-          <w:lang w:val="en"/>
-        </w:rPr>
-      </w:pPr>
-    </w:p>
-    <w:p>
-      <w:pPr>
-        <w:pStyle w:val="HTMLPreformatted"/>
-        <w:rPr>
-          <w:color w:val="111827"/>
-          <w:lang w:val="en"/>
-        </w:rPr>
-      </w:pPr>
-      <w:r>
-        <w:rPr>
-          <w:color w:val="111827"/>
-          <w:lang w:val="en"/>
-        </w:rPr>
-        <w:t xml:space="preserve">    private final UserRepository userRepository;</w:t>
-      </w:r>
-    </w:p>
-    <w:p>
-      <w:pPr>
-        <w:pStyle w:val="HTMLPreformatted"/>
-        <w:rPr>
-          <w:color w:val="111827"/>
-          <w:lang w:val="en"/>
-        </w:rPr>
-      </w:pPr>
-      <w:r>
-        <w:rPr>
-          <w:color w:val="111827"/>
-          <w:lang w:val="en"/>
-        </w:rPr>
-        <w:t xml:space="preserve">    private final PasswordEncoder passwordEncoder;</w:t>
-      </w:r>
-    </w:p>
-    <w:p>
-      <w:pPr>
-        <w:pStyle w:val="HTMLPreformatted"/>
-        <w:rPr>
-          <w:color w:val="111827"/>
-          <w:lang w:val="en"/>
-        </w:rPr>
-      </w:pPr>
-      <w:r>
-        <w:rPr>
-          <w:color w:val="111827"/>
-          <w:lang w:val="en"/>
-        </w:rPr>
-        <w:t xml:space="preserve">    private final JwtTokenProvider tokenProvider;</w:t>
-      </w:r>
-    </w:p>
-    <w:p>
-      <w:pPr>
-        <w:pStyle w:val="HTMLPreformatted"/>
-        <w:rPr>
-          <w:color w:val="111827"/>
-          <w:lang w:val="en"/>
-        </w:rPr>
-      </w:pPr>
-      <w:r>
-        <w:rPr>
-          <w:color w:val="111827"/>
-          <w:lang w:val="en"/>
-        </w:rPr>
-        <w:t xml:space="preserve">    private final AuthenticationManager authenticationManager;</w:t>
-      </w:r>
-    </w:p>
-    <w:p>
-      <w:pPr>
-        <w:pStyle w:val="HTMLPreformatted"/>
-        <w:rPr>
-          <w:color w:val="111827"/>
-          <w:lang w:val="en"/>
-        </w:rPr>
-      </w:pPr>
-    </w:p>
-    <w:p>
-      <w:pPr>
-        <w:pStyle w:val="HTMLPreformatted"/>
-        <w:rPr>
-          <w:color w:val="111827"/>
-          <w:lang w:val="en"/>
-        </w:rPr>
-      </w:pPr>
-      <w:r>
-        <w:rPr>
-          <w:color w:val="111827"/>
-          <w:lang w:val="en"/>
-        </w:rPr>
-        <w:t xml:space="preserve">    public Aut</w:t>
-      </w:r>
-      <w:r>
-        <w:rPr>
-          <w:color w:val="111827"/>
-          <w:lang w:val="en"/>
-        </w:rPr>
-        <w:t>hService(UserRepository userRepository, PasswordEncoder passwordEncoder,</w:t>
-      </w:r>
-    </w:p>
-    <w:p>
-      <w:pPr>
-        <w:pStyle w:val="HTMLPreformatted"/>
-        <w:rPr>
-          <w:color w:val="111827"/>
-          <w:lang w:val="en"/>
-        </w:rPr>
-      </w:pPr>
-      <w:r>
-        <w:rPr>
-          <w:color w:val="111827"/>
-          <w:lang w:val="en"/>
-        </w:rPr>
-        <w:t xml:space="preserve">                       JwtTokenProvider tokenProvider, AuthenticationManager authenticationManager) {</w:t>
-      </w:r>
-    </w:p>
-    <w:p>
-      <w:pPr>
-        <w:pStyle w:val="HTMLPreformatted"/>
-        <w:rPr>
-          <w:color w:val="111827"/>
-          <w:lang w:val="en"/>
-        </w:rPr>
-      </w:pPr>
-      <w:r>
-        <w:rPr>
-          <w:color w:val="111827"/>
-          <w:lang w:val="en"/>
-        </w:rPr>
-        <w:t xml:space="preserve">        this.userRepository = userRepository;</w:t>
-      </w:r>
-    </w:p>
-    <w:p>
-      <w:pPr>
-        <w:pStyle w:val="HTMLPreformatted"/>
-        <w:rPr>
-          <w:color w:val="111827"/>
-          <w:lang w:val="en"/>
-        </w:rPr>
-      </w:pPr>
-      <w:r>
-        <w:rPr>
-          <w:color w:val="111827"/>
-          <w:lang w:val="en"/>
-        </w:rPr>
-        <w:t xml:space="preserve">        this.passwordEncoder = pass</w:t>
-      </w:r>
-      <w:r>
-        <w:rPr>
-          <w:color w:val="111827"/>
-          <w:lang w:val="en"/>
-        </w:rPr>
-        <w:t>wordEncoder;</w:t>
-      </w:r>
-    </w:p>
-    <w:p>
-      <w:pPr>
-        <w:pStyle w:val="HTMLPreformatted"/>
-        <w:rPr>
-          <w:color w:val="111827"/>
-          <w:lang w:val="en"/>
-        </w:rPr>
-      </w:pPr>
-      <w:r>
-        <w:rPr>
-          <w:color w:val="111827"/>
-          <w:lang w:val="en"/>
-        </w:rPr>
-        <w:t xml:space="preserve">        this.tokenProvider = tokenProvider;</w:t>
-      </w:r>
-    </w:p>
-    <w:p>
-      <w:pPr>
-        <w:pStyle w:val="HTMLPreformatted"/>
-        <w:rPr>
-          <w:color w:val="111827"/>
-          <w:lang w:val="en"/>
-        </w:rPr>
-      </w:pPr>
-      <w:r>
-        <w:rPr>
-          <w:color w:val="111827"/>
-          <w:lang w:val="en"/>
-        </w:rPr>
-        <w:t xml:space="preserve">        this.authenticationManager = authenticationManager;</w:t>
-      </w:r>
-    </w:p>
-    <w:p>
-      <w:pPr>
-        <w:pStyle w:val="HTMLPreformatted"/>
-        <w:rPr>
-          <w:color w:val="111827"/>
-          <w:lang w:val="en"/>
-        </w:rPr>
-      </w:pPr>
-      <w:r>
-        <w:rPr>
-          <w:color w:val="111827"/>
-          <w:lang w:val="en"/>
-        </w:rPr>
-        <w:t xml:space="preserve">    }</w:t>
-      </w:r>
-    </w:p>
-    <w:p>
-      <w:pPr>
-        <w:pStyle w:val="HTMLPreformatted"/>
-        <w:rPr>
-          <w:color w:val="111827"/>
-          <w:lang w:val="en"/>
-        </w:rPr>
-      </w:pPr>
-    </w:p>
-    <w:p>
-      <w:pPr>
-        <w:pStyle w:val="HTMLPreformatted"/>
-        <w:rPr>
-          <w:color w:val="111827"/>
-          <w:lang w:val="en"/>
-        </w:rPr>
-      </w:pPr>
-      <w:r>
-        <w:rPr>
-          <w:color w:val="111827"/>
-          <w:lang w:val="en"/>
-        </w:rPr>
-        <w:t xml:space="preserve">    public Map&lt;String, Object&gt; register(Map&lt;String, String&gt; request) {</w:t>
-      </w:r>
-    </w:p>
-    <w:p>
-      <w:pPr>
-        <w:pStyle w:val="HTMLPreformatted"/>
-        <w:rPr>
-          <w:color w:val="111827"/>
-          <w:lang w:val="en"/>
-        </w:rPr>
-      </w:pPr>
-      <w:r>
-        <w:rPr>
-          <w:color w:val="111827"/>
-          <w:lang w:val="en"/>
-        </w:rPr>
-        <w:t xml:space="preserve">        String name = request.get("name");</w:t>
-      </w:r>
-    </w:p>
-    <w:p>
-      <w:pPr>
-        <w:pStyle w:val="HTMLPreformatted"/>
-        <w:rPr>
-          <w:color w:val="111827"/>
-          <w:lang w:val="en"/>
-        </w:rPr>
-      </w:pPr>
-      <w:r>
-        <w:rPr>
-          <w:color w:val="111827"/>
-          <w:lang w:val="en"/>
-        </w:rPr>
-        <w:t xml:space="preserve">        String ema</w:t>
-      </w:r>
-      <w:r>
-        <w:rPr>
-          <w:color w:val="111827"/>
-          <w:lang w:val="en"/>
-        </w:rPr>
-        <w:t>il = request.get("email");</w:t>
-      </w:r>
-    </w:p>
-    <w:p>
-      <w:pPr>
-        <w:pStyle w:val="HTMLPreformatted"/>
-        <w:rPr>
-          <w:color w:val="111827"/>
-          <w:lang w:val="en"/>
-        </w:rPr>
-      </w:pPr>
-      <w:r>
-        <w:rPr>
-          <w:color w:val="111827"/>
-          <w:lang w:val="en"/>
-        </w:rPr>
-        <w:t xml:space="preserve">        String password = request.get("password");</w:t>
-      </w:r>
-    </w:p>
-    <w:p>
-      <w:pPr>
-        <w:pStyle w:val="HTMLPreformatted"/>
-        <w:rPr>
-          <w:color w:val="111827"/>
-          <w:lang w:val="en"/>
-        </w:rPr>
-      </w:pPr>
-      <w:r>
-        <w:rPr>
-          <w:color w:val="111827"/>
-          <w:lang w:val="en"/>
-        </w:rPr>
-        <w:t xml:space="preserve">        String roleStr = request.get("role");</w:t>
-      </w:r>
-    </w:p>
-    <w:p>
-      <w:pPr>
-        <w:pStyle w:val="HTMLPreformatted"/>
-        <w:rPr>
-          <w:color w:val="111827"/>
-          <w:lang w:val="en"/>
-        </w:rPr>
-      </w:pPr>
-    </w:p>
-    <w:p>
-      <w:pPr>
-        <w:pStyle w:val="HTMLPreformatted"/>
-        <w:rPr>
-          <w:color w:val="111827"/>
-          <w:lang w:val="en"/>
-        </w:rPr>
-      </w:pPr>
-      <w:r>
-        <w:rPr>
-          <w:color w:val="111827"/>
-          <w:lang w:val="en"/>
-        </w:rPr>
-        <w:t xml:space="preserve">        if (userRepository.findByEmail(email).isPresent()) {</w:t>
-      </w:r>
-    </w:p>
-    <w:p>
-      <w:pPr>
-        <w:pStyle w:val="HTMLPreformatted"/>
-        <w:rPr>
-          <w:color w:val="111827"/>
-          <w:lang w:val="en"/>
-        </w:rPr>
-      </w:pPr>
-      <w:r>
-        <w:rPr>
-          <w:color w:val="111827"/>
-          <w:lang w:val="en"/>
-        </w:rPr>
-        <w:t xml:space="preserve">            throw new ResponseStatusException(HttpStatus.CONFLICT, "Em</w:t>
-      </w:r>
-      <w:r>
-        <w:rPr>
-          <w:color w:val="111827"/>
-          <w:lang w:val="en"/>
-        </w:rPr>
-        <w:t>ail already registered");</w:t>
-      </w:r>
-    </w:p>
-    <w:p>
-      <w:pPr>
-        <w:pStyle w:val="HTMLPreformatted"/>
-        <w:rPr>
-          <w:color w:val="111827"/>
-          <w:lang w:val="en"/>
-        </w:rPr>
-      </w:pPr>
-      <w:r>
-        <w:rPr>
-          <w:color w:val="111827"/>
-          <w:lang w:val="en"/>
-        </w:rPr>
-        <w:t xml:space="preserve">        }</w:t>
-      </w:r>
-    </w:p>
-    <w:p>
-      <w:pPr>
-        <w:pStyle w:val="HTMLPreformatted"/>
-        <w:rPr>
-          <w:color w:val="111827"/>
-          <w:lang w:val="en"/>
-        </w:rPr>
-      </w:pPr>
-    </w:p>
-    <w:p>
-      <w:pPr>
-        <w:pStyle w:val="HTMLPreformatted"/>
-        <w:rPr>
-          <w:color w:val="111827"/>
-          <w:lang w:val="en"/>
-        </w:rPr>
-      </w:pPr>
-      <w:r>
-        <w:rPr>
-          <w:color w:val="111827"/>
-          <w:lang w:val="en"/>
-        </w:rPr>
-        <w:t xml:space="preserve">        User user = new User();</w:t>
-      </w:r>
-    </w:p>
-    <w:p>
-      <w:pPr>
-        <w:pStyle w:val="HTMLPreformatted"/>
-        <w:rPr>
-          <w:color w:val="111827"/>
-          <w:lang w:val="en"/>
-        </w:rPr>
-      </w:pPr>
-      <w:r>
-        <w:rPr>
-          <w:color w:val="111827"/>
-          <w:lang w:val="en"/>
-        </w:rPr>
-        <w:t xml:space="preserve">        user.setName(name);</w:t>
-      </w:r>
-    </w:p>
-    <w:p>
-      <w:pPr>
-        <w:pStyle w:val="HTMLPreformatted"/>
-        <w:rPr>
-          <w:color w:val="111827"/>
-          <w:lang w:val="en"/>
-        </w:rPr>
-      </w:pPr>
-      <w:r>
-        <w:rPr>
-          <w:color w:val="111827"/>
-          <w:lang w:val="en"/>
-        </w:rPr>
-        <w:t xml:space="preserve">        user.setEmail(email);</w:t>
-      </w:r>
-    </w:p>
-    <w:p>
-      <w:pPr>
-        <w:pStyle w:val="HTMLPreformatted"/>
-        <w:rPr>
-          <w:color w:val="111827"/>
-          <w:lang w:val="en"/>
-        </w:rPr>
-      </w:pPr>
-      <w:r>
-        <w:rPr>
-          <w:color w:val="111827"/>
-          <w:lang w:val="en"/>
-        </w:rPr>
-        <w:t xml:space="preserve">        user.setPasswordHash(passwordEncoder.encode(password));</w:t>
-      </w:r>
-    </w:p>
-    <w:p>
-      <w:pPr>
-        <w:pStyle w:val="HTMLPreformatted"/>
-        <w:rPr>
-          <w:color w:val="111827"/>
-          <w:lang w:val="en"/>
-        </w:rPr>
-      </w:pPr>
-      <w:r>
-        <w:rPr>
-          <w:color w:val="111827"/>
-          <w:lang w:val="en"/>
-        </w:rPr>
-        <w:t xml:space="preserve">        </w:t>
-      </w:r>
-      <w:r>
-        <w:rPr>
-          <w:color w:val="111827"/>
-          <w:lang w:val="en"/>
-        </w:rPr>
-        <w:t>user.setRole(roleStr != null ? UserRole.valueOf(roleStr) : UserRole.PLAYER);</w:t>
-      </w:r>
-    </w:p>
-    <w:p>
-      <w:pPr>
-        <w:pStyle w:val="HTMLPreformatted"/>
-        <w:rPr>
-          <w:color w:val="111827"/>
-          <w:lang w:val="en"/>
-        </w:rPr>
-      </w:pPr>
-    </w:p>
-    <w:p>
-      <w:pPr>
-        <w:pStyle w:val="HTMLPreformatted"/>
-        <w:rPr>
-          <w:color w:val="111827"/>
-          <w:lang w:val="en"/>
-        </w:rPr>
-      </w:pPr>
-      <w:r>
-        <w:rPr>
-          <w:color w:val="111827"/>
-          <w:lang w:val="en"/>
-        </w:rPr>
-        <w:t xml:space="preserve">        User savedUser = userRepository.save(user);</w:t>
-      </w:r>
-    </w:p>
-    <w:p>
-      <w:pPr>
-        <w:pStyle w:val="HTMLPreformatted"/>
-        <w:rPr>
-          <w:color w:val="111827"/>
-          <w:lang w:val="en"/>
-        </w:rPr>
-      </w:pPr>
-      <w:r>
-        <w:rPr>
-          <w:color w:val="111827"/>
-          <w:lang w:val="en"/>
-        </w:rPr>
-        <w:t xml:space="preserve">        </w:t>
-      </w:r>
-    </w:p>
-    <w:p>
-      <w:pPr>
-        <w:pStyle w:val="HTMLPreformatted"/>
-        <w:rPr>
-          <w:color w:val="111827"/>
-          <w:lang w:val="en"/>
-        </w:rPr>
-      </w:pPr>
-      <w:r>
-        <w:rPr>
-          <w:color w:val="111827"/>
-          <w:lang w:val="en"/>
-        </w:rPr>
-        <w:t xml:space="preserve">        Authentication authentication = authenticationManager.authenticate(</w:t>
-      </w:r>
-    </w:p>
-    <w:p>
-      <w:pPr>
-        <w:pStyle w:val="HTMLPreformatted"/>
-        <w:rPr>
-          <w:color w:val="111827"/>
-          <w:lang w:val="en"/>
-        </w:rPr>
-      </w:pPr>
-      <w:r>
-        <w:rPr>
-          <w:color w:val="111827"/>
-          <w:lang w:val="en"/>
-        </w:rPr>
-        <w:t xml:space="preserve">                new UsernamePasswordAuthe</w:t>
-      </w:r>
-      <w:r>
-        <w:rPr>
-          <w:color w:val="111827"/>
-          <w:lang w:val="en"/>
-        </w:rPr>
-        <w:t>nticationToken(email, password)</w:t>
-      </w:r>
-    </w:p>
-    <w:p>
-      <w:pPr>
-        <w:pStyle w:val="HTMLPreformatted"/>
-        <w:rPr>
-          <w:color w:val="111827"/>
-          <w:lang w:val="en"/>
-        </w:rPr>
-      </w:pPr>
-      <w:r>
-        <w:rPr>
-          <w:color w:val="111827"/>
-          <w:lang w:val="en"/>
-        </w:rPr>
-        <w:t xml:space="preserve">        );</w:t>
-      </w:r>
-    </w:p>
-    <w:p>
-      <w:pPr>
-        <w:pStyle w:val="HTMLPreformatted"/>
-        <w:rPr>
-          <w:color w:val="111827"/>
-          <w:lang w:val="en"/>
-        </w:rPr>
-      </w:pPr>
-      <w:r>
-        <w:rPr>
-          <w:color w:val="111827"/>
-          <w:lang w:val="en"/>
-        </w:rPr>
-        <w:t xml:space="preserve">        String token = tokenProvider.generateToken(authentication);</w:t>
-      </w:r>
-    </w:p>
-    <w:p>
-      <w:pPr>
-        <w:pStyle w:val="HTMLPreformatted"/>
-        <w:rPr>
-          <w:color w:val="111827"/>
-          <w:lang w:val="en"/>
-        </w:rPr>
-      </w:pPr>
-    </w:p>
-    <w:p>
-      <w:pPr>
-        <w:pStyle w:val="HTMLPreformatted"/>
-        <w:rPr>
-          <w:color w:val="111827"/>
-          <w:lang w:val="en"/>
-        </w:rPr>
-      </w:pPr>
-      <w:r>
-        <w:rPr>
-          <w:color w:val="111827"/>
-          <w:lang w:val="en"/>
-        </w:rPr>
-        <w:t xml:space="preserve">        Map&lt;String, Object&gt; response = new HashMap&lt;&gt;();</w:t>
-      </w:r>
-    </w:p>
-    <w:p>
-      <w:pPr>
-        <w:pStyle w:val="HTMLPreformatted"/>
-        <w:rPr>
-          <w:color w:val="111827"/>
-          <w:lang w:val="en"/>
-        </w:rPr>
-      </w:pPr>
-      <w:r>
-        <w:rPr>
-          <w:color w:val="111827"/>
-          <w:lang w:val="en"/>
-        </w:rPr>
-        <w:t xml:space="preserve">        response.put("token", token);</w:t>
-      </w:r>
-    </w:p>
-    <w:p>
-      <w:pPr>
-        <w:pStyle w:val="HTMLPreformatted"/>
-        <w:rPr>
-          <w:color w:val="111827"/>
-          <w:lang w:val="en"/>
-        </w:rPr>
-      </w:pPr>
-      <w:r>
-        <w:rPr>
-          <w:color w:val="111827"/>
-          <w:lang w:val="en"/>
-        </w:rPr>
-        <w:t xml:space="preserve">        response.put("user", savedUser);</w:t>
-      </w:r>
-    </w:p>
-    <w:p>
-      <w:pPr>
-        <w:pStyle w:val="HTMLPreformatted"/>
-        <w:rPr>
-          <w:color w:val="111827"/>
-          <w:lang w:val="en"/>
-        </w:rPr>
-      </w:pPr>
-      <w:r>
-        <w:rPr>
-          <w:color w:val="111827"/>
-          <w:lang w:val="en"/>
-        </w:rPr>
-        <w:t xml:space="preserve">        r</w:t>
-      </w:r>
-      <w:r>
-        <w:rPr>
-          <w:color w:val="111827"/>
-          <w:lang w:val="en"/>
-        </w:rPr>
-        <w:t>eturn response;</w:t>
-      </w:r>
-    </w:p>
-    <w:p>
-      <w:pPr>
-        <w:pStyle w:val="HTMLPreformatted"/>
-        <w:rPr>
-          <w:color w:val="111827"/>
-          <w:lang w:val="en"/>
-        </w:rPr>
-      </w:pPr>
-      <w:r>
-        <w:rPr>
-          <w:color w:val="111827"/>
-          <w:lang w:val="en"/>
-        </w:rPr>
-        <w:t xml:space="preserve">    }</w:t>
-      </w:r>
-    </w:p>
-    <w:p>
-      <w:pPr>
-        <w:pStyle w:val="HTMLPreformatted"/>
-        <w:rPr>
-          <w:color w:val="111827"/>
-          <w:lang w:val="en"/>
-        </w:rPr>
-      </w:pPr>
-    </w:p>
-    <w:p>
-      <w:pPr>
-        <w:pStyle w:val="HTMLPreformatted"/>
-        <w:rPr>
-          <w:color w:val="111827"/>
-          <w:lang w:val="en"/>
-        </w:rPr>
-      </w:pPr>
-      <w:r>
-        <w:rPr>
-          <w:color w:val="111827"/>
-          <w:lang w:val="en"/>
-        </w:rPr>
-        <w:t xml:space="preserve">    public Map&lt;String, Object&gt; login(Map&lt;String, String&gt; request) {</w:t>
-      </w:r>
-    </w:p>
-    <w:p>
-      <w:pPr>
-        <w:pStyle w:val="HTMLPreformatted"/>
-        <w:rPr>
-          <w:color w:val="111827"/>
-          <w:lang w:val="en"/>
-        </w:rPr>
-      </w:pPr>
-      <w:r>
-        <w:rPr>
-          <w:color w:val="111827"/>
-          <w:lang w:val="en"/>
-        </w:rPr>
-        <w:t xml:space="preserve">        String email = request.get("email");</w:t>
-      </w:r>
-    </w:p>
-    <w:p>
-      <w:pPr>
-        <w:pStyle w:val="HTMLPreformatted"/>
-        <w:rPr>
-          <w:color w:val="111827"/>
-          <w:lang w:val="en"/>
-        </w:rPr>
-      </w:pPr>
-      <w:r>
-        <w:rPr>
-          <w:color w:val="111827"/>
-          <w:lang w:val="en"/>
-        </w:rPr>
-        <w:t xml:space="preserve">        String password = request.get("password");</w:t>
-      </w:r>
-    </w:p>
-    <w:p>
-      <w:pPr>
-        <w:pStyle w:val="HTMLPreformatted"/>
-        <w:rPr>
-          <w:color w:val="111827"/>
-          <w:lang w:val="en"/>
-        </w:rPr>
-      </w:pPr>
-    </w:p>
-    <w:p>
-      <w:pPr>
-        <w:pStyle w:val="HTMLPreformatted"/>
-        <w:rPr>
-          <w:color w:val="111827"/>
-          <w:lang w:val="en"/>
-        </w:rPr>
-      </w:pPr>
-      <w:r>
-        <w:rPr>
-          <w:color w:val="111827"/>
-          <w:lang w:val="en"/>
-        </w:rPr>
-        <w:t xml:space="preserve">        Authentication authentication = authenticationManager.authen</w:t>
-      </w:r>
-      <w:r>
-        <w:rPr>
-          <w:color w:val="111827"/>
-          <w:lang w:val="en"/>
-        </w:rPr>
-        <w:t>ticate(</w:t>
-      </w:r>
-    </w:p>
-    <w:p>
-      <w:pPr>
-        <w:pStyle w:val="HTMLPreformatted"/>
-        <w:rPr>
-          <w:color w:val="111827"/>
-          <w:lang w:val="en"/>
-        </w:rPr>
-      </w:pPr>
-      <w:r>
-        <w:rPr>
-          <w:color w:val="111827"/>
-          <w:lang w:val="en"/>
-        </w:rPr>
-        <w:t xml:space="preserve">                new UsernamePasswordAuthenticationToken(email, password)</w:t>
-      </w:r>
-    </w:p>
-    <w:p>
-      <w:pPr>
-        <w:pStyle w:val="HTMLPreformatted"/>
-        <w:rPr>
-          <w:color w:val="111827"/>
-          <w:lang w:val="en"/>
-        </w:rPr>
-      </w:pPr>
-      <w:r>
-        <w:rPr>
-          <w:color w:val="111827"/>
-          <w:lang w:val="en"/>
-        </w:rPr>
-        <w:t xml:space="preserve">        );</w:t>
-      </w:r>
-    </w:p>
-    <w:p>
-      <w:pPr>
-        <w:pStyle w:val="HTMLPreformatted"/>
-        <w:rPr>
-          <w:color w:val="111827"/>
-          <w:lang w:val="en"/>
-        </w:rPr>
-      </w:pPr>
-    </w:p>
-    <w:p>
-      <w:pPr>
-        <w:pStyle w:val="HTMLPreformatted"/>
-        <w:rPr>
-          <w:color w:val="111827"/>
-          <w:lang w:val="en"/>
-        </w:rPr>
-      </w:pPr>
-      <w:r>
-        <w:rPr>
-          <w:color w:val="111827"/>
-          <w:lang w:val="en"/>
-        </w:rPr>
-        <w:t xml:space="preserve">        String token = tokenProvider.generateToken(authentication);</w:t>
-      </w:r>
-    </w:p>
-    <w:p>
-      <w:pPr>
-        <w:pStyle w:val="HTMLPreformatted"/>
-        <w:rPr>
-          <w:color w:val="111827"/>
-          <w:lang w:val="en"/>
-        </w:rPr>
-      </w:pPr>
-      <w:r>
-        <w:rPr>
-          <w:color w:val="111827"/>
-          <w:lang w:val="en"/>
-        </w:rPr>
-        <w:t xml:space="preserve">        User user = userRepository.findByEmail(email)</w:t>
-      </w:r>
-    </w:p>
-    <w:p>
-      <w:pPr>
-        <w:pStyle w:val="HTMLPreformatted"/>
-        <w:rPr>
-          <w:color w:val="111827"/>
-          <w:lang w:val="en"/>
-        </w:rPr>
-      </w:pPr>
-      <w:r>
-        <w:rPr>
-          <w:color w:val="111827"/>
-          <w:lang w:val="en"/>
-        </w:rPr>
-        <w:t xml:space="preserve">                .orElseThrow(() -&gt; </w:t>
-      </w:r>
-      <w:r>
-        <w:rPr>
-          <w:color w:val="111827"/>
-          <w:lang w:val="en"/>
-        </w:rPr>
-        <w:t>new ResponseStatusException(HttpStatus.NOT_FOUND, "User not found"));</w:t>
-      </w:r>
-    </w:p>
-    <w:p>
-      <w:pPr>
-        <w:pStyle w:val="HTMLPreformatted"/>
-        <w:rPr>
-          <w:color w:val="111827"/>
-          <w:lang w:val="en"/>
-        </w:rPr>
-      </w:pPr>
-    </w:p>
-    <w:p>
-      <w:pPr>
-        <w:pStyle w:val="HTMLPreformatted"/>
-        <w:rPr>
-          <w:color w:val="111827"/>
-          <w:lang w:val="en"/>
-        </w:rPr>
-      </w:pPr>
-      <w:r>
-        <w:rPr>
-          <w:color w:val="111827"/>
-          <w:lang w:val="en"/>
-        </w:rPr>
-        <w:t xml:space="preserve">        Map&lt;String, Object&gt; response = new HashMap&lt;&gt;();</w:t>
-      </w:r>
-    </w:p>
-    <w:p>
-      <w:pPr>
-        <w:pStyle w:val="HTMLPreformatted"/>
-        <w:rPr>
-          <w:color w:val="111827"/>
-          <w:lang w:val="en"/>
-        </w:rPr>
-      </w:pPr>
-      <w:r>
-        <w:rPr>
-          <w:color w:val="111827"/>
-          <w:lang w:val="en"/>
-        </w:rPr>
-        <w:t xml:space="preserve">        response.put("token", token);</w:t>
-      </w:r>
-    </w:p>
-    <w:p>
-      <w:pPr>
-        <w:pStyle w:val="HTMLPreformatted"/>
-        <w:rPr>
-          <w:color w:val="111827"/>
-          <w:lang w:val="en"/>
-        </w:rPr>
-      </w:pPr>
-      <w:r>
-        <w:rPr>
-          <w:color w:val="111827"/>
-          <w:lang w:val="en"/>
-        </w:rPr>
-        <w:t xml:space="preserve">        response.put("user", user);</w:t>
-      </w:r>
-    </w:p>
-    <w:p>
-      <w:pPr>
-        <w:pStyle w:val="HTMLPreformatted"/>
-        <w:rPr>
-          <w:color w:val="111827"/>
-          <w:lang w:val="en"/>
-        </w:rPr>
-      </w:pPr>
-      <w:r>
-        <w:rPr>
-          <w:color w:val="111827"/>
-          <w:lang w:val="en"/>
-        </w:rPr>
-        <w:t xml:space="preserve">        return response;</w:t>
-      </w:r>
-    </w:p>
-    <w:p>
-      <w:pPr>
-        <w:pStyle w:val="HTMLPreformatted"/>
-        <w:rPr>
-          <w:color w:val="111827"/>
-          <w:lang w:val="en"/>
-        </w:rPr>
-      </w:pPr>
-      <w:r>
-        <w:rPr>
-          <w:color w:val="111827"/>
-          <w:lang w:val="en"/>
-        </w:rPr>
-        <w:t xml:space="preserve">    }</w:t>
-      </w:r>
-    </w:p>
-    <w:p>
-      <w:pPr>
-        <w:pStyle w:val="HTMLPreformatted"/>
-        <w:rPr>
-          <w:color w:val="111827"/>
-          <w:lang w:val="en"/>
-        </w:rPr>
-      </w:pPr>
-      <w:r>
-        <w:rPr>
-          <w:color w:val="111827"/>
-          <w:lang w:val="en"/>
-        </w:rPr>
-        <w:t>}</w:t>
-      </w:r>
-    </w:p>
-    <w:p>
-      <w:pPr>
         <w:pStyle w:val="Heading2"/>
         <w:rPr>
           <w:rFonts w:eastAsia="Times New Roman"/>
@@ -11436,15 +7645,7 @@
           <w:color w:val="111827"/>
           <w:lang w:val="en"/>
         </w:rPr>
-        <w:t>Note</w:t>
-      </w:r>
-      <w:r>
-        <w:rPr>
-          <w:rStyle w:val="Emphasis"/>
-          <w:color w:val="111827"/>
-          <w:lang w:val="en"/>
-        </w:rPr>
-        <w:t>: Paste the printed web application output screenshots in the designated bounding boxes below for physical submission.</w:t>
+        <w:t>Note: Paste the printed web application output screenshots in the designated bounding boxes below for physical submission.</w:t>
       </w:r>
     </w:p>
     <w:p>
@@ -11461,22 +7662,6 @@
           <w:lang w:val="en"/>
         </w:rPr>
         <w:t>Screenshot 1: LANMitra Homepage &amp; Landing Portal</w:t>
-      </w:r>
-    </w:p>
-    <w:p>
-      <w:pPr>
-        <w:pStyle w:val="NormalWeb"/>
-        <w:rPr>
-          <w:color w:val="111827"/>
-          <w:lang w:val="en"/>
-        </w:rPr>
-      </w:pPr>
-      <w:r>
-        <w:rPr>
-          <w:color w:val="111827"/>
-          <w:lang w:val="en"/>
-        </w:rPr>
-        <w:t>Esports-themed hero portal, quick search, featured gaming cafes, and live statistics counter.</w:t>
       </w:r>
     </w:p>
     <w:p>
@@ -11484,7 +7669,7 @@
         <w:shd w:val="clear" w:color="auto" w:fill="F8FAFC"/>
         <w:spacing w:before="240" w:after="240"/>
         <w:jc w:val="center"/>
-        <w:divId w:val="409894038"/>
+        <w:divId w:val="1798140362"/>
         <w:rPr>
           <w:rFonts w:eastAsia="Times New Roman"/>
           <w:i/>
@@ -11552,33 +7737,10 @@
     </w:p>
     <w:p>
       <w:pPr>
-        <w:pStyle w:val="NormalWeb"/>
-        <w:rPr>
-          <w:color w:val="111827"/>
-          <w:lang w:val="en"/>
-        </w:rPr>
-      </w:pPr>
-      <w:r>
-        <w:rPr>
-          <w:color w:val="111827"/>
-          <w:lang w:val="en"/>
-        </w:rPr>
-        <w:t>Secure authentication with BCrypt hashing and r</w:t>
-      </w:r>
-      <w:r>
-        <w:rPr>
-          <w:color w:val="111827"/>
-          <w:lang w:val="en"/>
-        </w:rPr>
-        <w:t>ole selection (Player vs CafÃ© Owner).</w:t>
-      </w:r>
-    </w:p>
-    <w:p>
-      <w:pPr>
         <w:shd w:val="clear" w:color="auto" w:fill="F8FAFC"/>
         <w:spacing w:before="240" w:after="240"/>
         <w:jc w:val="center"/>
-        <w:divId w:val="1082720457"/>
+        <w:divId w:val="102265416"/>
         <w:rPr>
           <w:rFonts w:eastAsia="Times New Roman"/>
           <w:i/>
@@ -11646,26 +7808,10 @@
     </w:p>
     <w:p>
       <w:pPr>
-        <w:pStyle w:val="NormalWeb"/>
-        <w:rPr>
-          <w:color w:val="111827"/>
-          <w:lang w:val="en"/>
-        </w:rPr>
-      </w:pPr>
-      <w:r>
-        <w:rPr>
-          <w:color w:val="111827"/>
-          <w:lang w:val="en"/>
-        </w:rPr>
-        <w:t>Explore cafÃ©s by location, station specifications (RTX 4080 rigs, PS5s), and hourly pricing.</w:t>
-      </w:r>
-    </w:p>
-    <w:p>
-      <w:pPr>
         <w:shd w:val="clear" w:color="auto" w:fill="F8FAFC"/>
         <w:spacing w:before="240" w:after="240"/>
         <w:jc w:val="center"/>
-        <w:divId w:val="712268352"/>
+        <w:divId w:val="1593856667"/>
         <w:rPr>
           <w:rFonts w:eastAsia="Times New Roman"/>
           <w:i/>
@@ -11683,18 +7829,35 @@
           <w:color w:val="475569"/>
           <w:lang w:val="en"/>
         </w:rPr>
-        <w:t>[ PASTE SCREE</w:t>
-      </w:r>
-      <w:r>
-        <w:rPr>
-          <w:rStyle w:val="Strong"/>
+        <w:t>[ PASTE SCREENSHOT 3 HERE ]</w:t>
+      </w:r>
+      <w:r>
+        <w:rPr>
           <w:rFonts w:eastAsia="Times New Roman"/>
           <w:i/>
           <w:iCs/>
           <w:color w:val="475569"/>
           <w:lang w:val="en"/>
         </w:rPr>
-        <w:t>NSHOT 3 HERE ]</w:t>
+        <w:br/>
+      </w:r>
+      <w:r>
+        <w:rPr>
+          <w:rStyle w:val="Emphasis"/>
+          <w:rFonts w:eastAsia="Times New Roman"/>
+          <w:color w:val="475569"/>
+          <w:lang w:val="en"/>
+        </w:rPr>
+        <w:t>(Ca</w:t>
+      </w:r>
+      <w:r>
+        <w:rPr>
+          <w:rStyle w:val="Emphasis"/>
+          <w:rFonts w:eastAsia="Times New Roman"/>
+          <w:color w:val="475569"/>
+          <w:lang w:val="en"/>
+        </w:rPr>
+        <w:t>fÃ© Directory &amp; Station Specifications)</w:t>
       </w:r>
       <w:r>
         <w:rPr>
@@ -11704,18 +7867,31 @@
           <w:color w:val="475569"/>
           <w:lang w:val="en"/>
         </w:rPr>
-        <w:br/>
-      </w:r>
-      <w:r>
-        <w:rPr>
-          <w:rStyle w:val="Emphasis"/>
-          <w:rFonts w:eastAsia="Times New Roman"/>
-          <w:color w:val="475569"/>
-          <w:lang w:val="en"/>
-        </w:rPr>
-        <w:t>(CafÃ© Directory &amp; Station Specifications)</w:t>
-      </w:r>
-      <w:r>
+        <w:t xml:space="preserve"> </w:t>
+      </w:r>
+    </w:p>
+    <w:p>
+      <w:pPr>
+        <w:pStyle w:val="Heading3"/>
+        <w:rPr>
+          <w:rFonts w:eastAsia="Times New Roman"/>
+          <w:lang w:val="en"/>
+        </w:rPr>
+      </w:pPr>
+      <w:r>
+        <w:rPr>
+          <w:rFonts w:eastAsia="Times New Roman"/>
+          <w:lang w:val="en"/>
+        </w:rPr>
+        <w:t>Screenshot 4: Station Slot Availability &amp; Real-Time Booking Grid</w:t>
+      </w:r>
+    </w:p>
+    <w:p>
+      <w:pPr>
+        <w:shd w:val="clear" w:color="auto" w:fill="F8FAFC"/>
+        <w:spacing w:before="240" w:after="240"/>
+        <w:jc w:val="center"/>
+        <w:divId w:val="477386578"/>
         <w:rPr>
           <w:rFonts w:eastAsia="Times New Roman"/>
           <w:i/>
@@ -11723,6 +7899,45 @@
           <w:color w:val="475569"/>
           <w:lang w:val="en"/>
         </w:rPr>
+      </w:pPr>
+      <w:r>
+        <w:rPr>
+          <w:rStyle w:val="Strong"/>
+          <w:rFonts w:eastAsia="Times New Roman"/>
+          <w:i/>
+          <w:iCs/>
+          <w:color w:val="475569"/>
+          <w:lang w:val="en"/>
+        </w:rPr>
+        <w:t>[ PASTE SCREENSHOT 4 HERE ]</w:t>
+      </w:r>
+      <w:r>
+        <w:rPr>
+          <w:rFonts w:eastAsia="Times New Roman"/>
+          <w:i/>
+          <w:iCs/>
+          <w:color w:val="475569"/>
+          <w:lang w:val="en"/>
+        </w:rPr>
+        <w:br/>
+      </w:r>
+      <w:r>
+        <w:rPr>
+          <w:rStyle w:val="Emphasis"/>
+          <w:rFonts w:eastAsia="Times New Roman"/>
+          <w:color w:val="475569"/>
+          <w:lang w:val="en"/>
+        </w:rPr>
+        <w:t>(Station Slot Picker &amp; Reservation Flow)</w:t>
+      </w:r>
+      <w:r>
+        <w:rPr>
+          <w:rFonts w:eastAsia="Times New Roman"/>
+          <w:i/>
+          <w:iCs/>
+          <w:color w:val="475569"/>
+          <w:lang w:val="en"/>
+        </w:rPr>
         <w:t xml:space="preserve"> </w:t>
       </w:r>
     </w:p>
@@ -11739,23 +7954,7 @@
           <w:rFonts w:eastAsia="Times New Roman"/>
           <w:lang w:val="en"/>
         </w:rPr>
-        <w:t>Screenshot 4: Station Slot Availability &amp; Real-Time Booking Grid</w:t>
-      </w:r>
-    </w:p>
-    <w:p>
-      <w:pPr>
-        <w:pStyle w:val="NormalWeb"/>
-        <w:rPr>
-          <w:color w:val="111827"/>
-          <w:lang w:val="en"/>
-        </w:rPr>
-      </w:pPr>
-      <w:r>
-        <w:rPr>
-          <w:color w:val="111827"/>
-          <w:lang w:val="en"/>
-        </w:rPr>
-        <w:t>Interactive 1-hour time slots with visual availability indicators (Available vs Booked).</w:t>
+        <w:t>Screenshot 5: Anti-Double-Booking Conflict Rejection (Error 409)</w:t>
       </w:r>
     </w:p>
     <w:p>
@@ -11763,7 +7962,7 @@
         <w:shd w:val="clear" w:color="auto" w:fill="F8FAFC"/>
         <w:spacing w:before="240" w:after="240"/>
         <w:jc w:val="center"/>
-        <w:divId w:val="1714764545"/>
+        <w:divId w:val="192306803"/>
         <w:rPr>
           <w:rFonts w:eastAsia="Times New Roman"/>
           <w:i/>
@@ -11781,35 +7980,18 @@
           <w:color w:val="475569"/>
           <w:lang w:val="en"/>
         </w:rPr>
-        <w:t>[ PASTE SCREENSHOT 4 HERE ]</w:t>
-      </w:r>
-      <w:r>
-        <w:rPr>
+        <w:t>[ PASTE SCREENS</w:t>
+      </w:r>
+      <w:r>
+        <w:rPr>
+          <w:rStyle w:val="Strong"/>
           <w:rFonts w:eastAsia="Times New Roman"/>
           <w:i/>
           <w:iCs/>
           <w:color w:val="475569"/>
           <w:lang w:val="en"/>
         </w:rPr>
-        <w:br/>
-      </w:r>
-      <w:r>
-        <w:rPr>
-          <w:rStyle w:val="Emphasis"/>
-          <w:rFonts w:eastAsia="Times New Roman"/>
-          <w:color w:val="475569"/>
-          <w:lang w:val="en"/>
-        </w:rPr>
-        <w:t>(Station Slot P</w:t>
-      </w:r>
-      <w:r>
-        <w:rPr>
-          <w:rStyle w:val="Emphasis"/>
-          <w:rFonts w:eastAsia="Times New Roman"/>
-          <w:color w:val="475569"/>
-          <w:lang w:val="en"/>
-        </w:rPr>
-        <w:t>icker &amp; Reservation Flow)</w:t>
+        <w:t>HOT 5 HERE ]</w:t>
       </w:r>
       <w:r>
         <w:rPr>
@@ -11819,6 +8001,25 @@
           <w:color w:val="475569"/>
           <w:lang w:val="en"/>
         </w:rPr>
+        <w:br/>
+      </w:r>
+      <w:r>
+        <w:rPr>
+          <w:rStyle w:val="Emphasis"/>
+          <w:rFonts w:eastAsia="Times New Roman"/>
+          <w:color w:val="475569"/>
+          <w:lang w:val="en"/>
+        </w:rPr>
+        <w:t>(Booking Conflict Rejection - 409 Conflict Dialog)</w:t>
+      </w:r>
+      <w:r>
+        <w:rPr>
+          <w:rFonts w:eastAsia="Times New Roman"/>
+          <w:i/>
+          <w:iCs/>
+          <w:color w:val="475569"/>
+          <w:lang w:val="en"/>
+        </w:rPr>
         <w:t xml:space="preserve"> </w:t>
       </w:r>
     </w:p>
@@ -11835,23 +8036,7 @@
           <w:rFonts w:eastAsia="Times New Roman"/>
           <w:lang w:val="en"/>
         </w:rPr>
-        <w:t>Screenshot 5: Anti-Double-Booking Conflict Rejection (Error 409)</w:t>
-      </w:r>
-    </w:p>
-    <w:p>
-      <w:pPr>
-        <w:pStyle w:val="NormalWeb"/>
-        <w:rPr>
-          <w:color w:val="111827"/>
-          <w:lang w:val="en"/>
-        </w:rPr>
-      </w:pPr>
-      <w:r>
-        <w:rPr>
-          <w:color w:val="111827"/>
-          <w:lang w:val="en"/>
-        </w:rPr>
-        <w:t>System notification blocking simultaneous double-booking of the same gaming station.</w:t>
+        <w:t>Screenshot 6: Player Dashboard &amp; My Bookings History</w:t>
       </w:r>
     </w:p>
     <w:p>
@@ -11859,7 +8044,7 @@
         <w:shd w:val="clear" w:color="auto" w:fill="F8FAFC"/>
         <w:spacing w:before="240" w:after="240"/>
         <w:jc w:val="center"/>
-        <w:divId w:val="840122061"/>
+        <w:divId w:val="64643454"/>
         <w:rPr>
           <w:rFonts w:eastAsia="Times New Roman"/>
           <w:i/>
@@ -11877,7 +8062,7 @@
           <w:color w:val="475569"/>
           <w:lang w:val="en"/>
         </w:rPr>
-        <w:t>[ PASTE SCREENSHOT 5 HERE ]</w:t>
+        <w:t>[ PASTE SCREENSHOT 6 HERE ]</w:t>
       </w:r>
       <w:r>
         <w:rPr>
@@ -11896,7 +8081,7 @@
           <w:color w:val="475569"/>
           <w:lang w:val="en"/>
         </w:rPr>
-        <w:t>(Booking Conflict Rejection - 409 Conflict Dialog)</w:t>
+        <w:t>(Player Profile &amp; Bookings History)</w:t>
       </w:r>
       <w:r>
         <w:rPr>
@@ -11922,23 +8107,7 @@
           <w:rFonts w:eastAsia="Times New Roman"/>
           <w:lang w:val="en"/>
         </w:rPr>
-        <w:t>Screenshot 6: Player Dashboard &amp; My Bookings History</w:t>
-      </w:r>
-    </w:p>
-    <w:p>
-      <w:pPr>
-        <w:pStyle w:val="NormalWeb"/>
-        <w:rPr>
-          <w:color w:val="111827"/>
-          <w:lang w:val="en"/>
-        </w:rPr>
-      </w:pPr>
-      <w:r>
-        <w:rPr>
-          <w:color w:val="111827"/>
-          <w:lang w:val="en"/>
-        </w:rPr>
-        <w:t>Player management view showing confirmed bookings, station details, and cancellation action.</w:t>
+        <w:t>Screenshot 7: CafÃ© Owner Management Dashboard (My CafÃ©s &amp; Stations)</w:t>
       </w:r>
     </w:p>
     <w:p>
@@ -11946,7 +8115,7 @@
         <w:shd w:val="clear" w:color="auto" w:fill="F8FAFC"/>
         <w:spacing w:before="240" w:after="240"/>
         <w:jc w:val="center"/>
-        <w:divId w:val="1718777972"/>
+        <w:divId w:val="1103458647"/>
         <w:rPr>
           <w:rFonts w:eastAsia="Times New Roman"/>
           <w:i/>
@@ -11964,7 +8133,7 @@
           <w:color w:val="475569"/>
           <w:lang w:val="en"/>
         </w:rPr>
-        <w:t>[ PASTE SCREENSHOT 6 HERE ]</w:t>
+        <w:t>[ PASTE SCREENSHOT 7 HERE ]</w:t>
       </w:r>
       <w:r>
         <w:rPr>
@@ -11983,7 +8152,7 @@
           <w:color w:val="475569"/>
           <w:lang w:val="en"/>
         </w:rPr>
-        <w:t>(Player Profile &amp; Bookings History)</w:t>
+        <w:t>(CafÃ© Owner Dashboard &amp; Station Inventory)</w:t>
       </w:r>
       <w:r>
         <w:rPr>
@@ -12009,23 +8178,7 @@
           <w:rFonts w:eastAsia="Times New Roman"/>
           <w:lang w:val="en"/>
         </w:rPr>
-        <w:t>Screenshot 7: CafÃ© Owner Management Dashboard (My CafÃ©s &amp; Stations)</w:t>
-      </w:r>
-    </w:p>
-    <w:p>
-      <w:pPr>
-        <w:pStyle w:val="NormalWeb"/>
-        <w:rPr>
-          <w:color w:val="111827"/>
-          <w:lang w:val="en"/>
-        </w:rPr>
-      </w:pPr>
-      <w:r>
-        <w:rPr>
-          <w:color w:val="111827"/>
-          <w:lang w:val="en"/>
-        </w:rPr>
-        <w:t>Owner management portal to create stations, modify rates, and monitor live occupancy.</w:t>
+        <w:t>Screenshot 8: Tournament Engine &amp; Interactive Bracket Tree</w:t>
       </w:r>
     </w:p>
     <w:p>
@@ -12033,7 +8186,7 @@
         <w:shd w:val="clear" w:color="auto" w:fill="F8FAFC"/>
         <w:spacing w:before="240" w:after="240"/>
         <w:jc w:val="center"/>
-        <w:divId w:val="942031408"/>
+        <w:divId w:val="1146046236"/>
         <w:rPr>
           <w:rFonts w:eastAsia="Times New Roman"/>
           <w:i/>
@@ -12051,7 +8204,7 @@
           <w:color w:val="475569"/>
           <w:lang w:val="en"/>
         </w:rPr>
-        <w:t>[ PASTE SCREENSHOT 7 HERE ]</w:t>
+        <w:t>[ PASTE SCREENSHOT 8 HERE ]</w:t>
       </w:r>
       <w:r>
         <w:rPr>
@@ -12070,7 +8223,7 @@
           <w:color w:val="475569"/>
           <w:lang w:val="en"/>
         </w:rPr>
-        <w:t>(CafÃ© Owner Dashboard &amp; Station Inventory)</w:t>
+        <w:t>(Esports Tournament Bracket &amp; Standings)</w:t>
       </w:r>
       <w:r>
         <w:rPr>
@@ -12085,100 +8238,6 @@
     </w:p>
     <w:p>
       <w:pPr>
-        <w:pStyle w:val="Heading3"/>
-        <w:rPr>
-          <w:rFonts w:eastAsia="Times New Roman"/>
-          <w:lang w:val="en"/>
-        </w:rPr>
-      </w:pPr>
-      <w:r>
-        <w:rPr>
-          <w:rFonts w:eastAsia="Times New Roman"/>
-          <w:lang w:val="en"/>
-        </w:rPr>
-        <w:t>Screenshot 8: Tournament En</w:t>
-      </w:r>
-      <w:r>
-        <w:rPr>
-          <w:rFonts w:eastAsia="Times New Roman"/>
-          <w:lang w:val="en"/>
-        </w:rPr>
-        <w:t>gine &amp; Interactive Bracket Tree</w:t>
-      </w:r>
-    </w:p>
-    <w:p>
-      <w:pPr>
-        <w:pStyle w:val="NormalWeb"/>
-        <w:rPr>
-          <w:color w:val="111827"/>
-          <w:lang w:val="en"/>
-        </w:rPr>
-      </w:pPr>
-      <w:r>
-        <w:rPr>
-          <w:color w:val="111827"/>
-          <w:lang w:val="en"/>
-        </w:rPr>
-        <w:t>Automated tournament progression view with seeded players, byes, and live bracket tree.</w:t>
-      </w:r>
-    </w:p>
-    <w:p>
-      <w:pPr>
-        <w:shd w:val="clear" w:color="auto" w:fill="F8FAFC"/>
-        <w:spacing w:before="240" w:after="240"/>
-        <w:jc w:val="center"/>
-        <w:divId w:val="932544176"/>
-        <w:rPr>
-          <w:rFonts w:eastAsia="Times New Roman"/>
-          <w:i/>
-          <w:iCs/>
-          <w:color w:val="475569"/>
-          <w:lang w:val="en"/>
-        </w:rPr>
-      </w:pPr>
-      <w:r>
-        <w:rPr>
-          <w:rStyle w:val="Strong"/>
-          <w:rFonts w:eastAsia="Times New Roman"/>
-          <w:i/>
-          <w:iCs/>
-          <w:color w:val="475569"/>
-          <w:lang w:val="en"/>
-        </w:rPr>
-        <w:t>[ PASTE SCREENSHOT 8 HERE ]</w:t>
-      </w:r>
-      <w:r>
-        <w:rPr>
-          <w:rFonts w:eastAsia="Times New Roman"/>
-          <w:i/>
-          <w:iCs/>
-          <w:color w:val="475569"/>
-          <w:lang w:val="en"/>
-        </w:rPr>
-        <w:br/>
-      </w:r>
-      <w:r>
-        <w:rPr>
-          <w:rStyle w:val="Emphasis"/>
-          <w:rFonts w:eastAsia="Times New Roman"/>
-          <w:color w:val="475569"/>
-          <w:lang w:val="en"/>
-        </w:rPr>
-        <w:t>(Esports Tournament Bracket &amp; Standings)</w:t>
-      </w:r>
-      <w:r>
-        <w:rPr>
-          <w:rFonts w:eastAsia="Times New Roman"/>
-          <w:i/>
-          <w:iCs/>
-          <w:color w:val="475569"/>
-          <w:lang w:val="en"/>
-        </w:rPr>
-        <w:t xml:space="preserve"> </w:t>
-      </w:r>
-    </w:p>
-    <w:p>
-      <w:pPr>
         <w:pStyle w:val="Heading2"/>
         <w:rPr>
           <w:rFonts w:eastAsia="Times New Roman"/>
@@ -12197,7 +8256,7 @@
       <w:pPr>
         <w:numPr>
           <w:ilvl w:val="0"/>
-          <w:numId w:val="5"/>
+          <w:numId w:val="4"/>
         </w:numPr>
         <w:spacing w:before="100" w:beforeAutospacing="1" w:after="100" w:afterAutospacing="1"/>
         <w:rPr>
@@ -12238,16 +8297,27 @@
           <w:szCs w:val="22"/>
           <w:lang w:val="en"/>
         </w:rPr>
-        <w:t>Spring in Action, Sixth Edition</w:t>
-      </w:r>
-      <w:r>
-        <w:rPr>
+        <w:t>Spring in Action, Sixth E</w:t>
+      </w:r>
+      <w:r>
+        <w:rPr>
+          <w:rStyle w:val="Emphasis"/>
           <w:rFonts w:eastAsia="Times New Roman"/>
           <w:color w:val="111827"/>
           <w:sz w:val="22"/>
           <w:szCs w:val="22"/>
           <w:lang w:val="en"/>
         </w:rPr>
+        <w:t>dition</w:t>
+      </w:r>
+      <w:r>
+        <w:rPr>
+          <w:rFonts w:eastAsia="Times New Roman"/>
+          <w:color w:val="111827"/>
+          <w:sz w:val="22"/>
+          <w:szCs w:val="22"/>
+          <w:lang w:val="en"/>
+        </w:rPr>
         <w:t>. Manning Publications. ISBN: 978-1617297571.</w:t>
       </w:r>
     </w:p>
@@ -12255,7 +8325,7 @@
       <w:pPr>
         <w:numPr>
           <w:ilvl w:val="0"/>
-          <w:numId w:val="5"/>
+          <w:numId w:val="4"/>
         </w:numPr>
         <w:spacing w:before="100" w:beforeAutospacing="1" w:after="100" w:afterAutospacing="1"/>
         <w:rPr>
@@ -12313,7 +8383,7 @@
       <w:pPr>
         <w:numPr>
           <w:ilvl w:val="0"/>
-          <w:numId w:val="5"/>
+          <w:numId w:val="4"/>
         </w:numPr>
         <w:spacing w:before="100" w:beforeAutospacing="1" w:after="100" w:afterAutospacing="1"/>
         <w:rPr>
@@ -12354,7 +8424,7 @@
           <w:szCs w:val="22"/>
           <w:lang w:val="en"/>
         </w:rPr>
-        <w:t>Stateless Authentication and Role-Based Authorization using Spri</w:t>
+        <w:t>Stateless Authentication and Role-Based Authorization usin</w:t>
       </w:r>
       <w:r>
         <w:rPr>
@@ -12365,7 +8435,7 @@
           <w:szCs w:val="22"/>
           <w:lang w:val="en"/>
         </w:rPr>
-        <w:t>ng Security and JSON Web Tokens in React SPAs</w:t>
+        <w:t>g Spring Security and JSON Web Tokens in React SPAs</w:t>
       </w:r>
       <w:r>
         <w:rPr>
@@ -12382,7 +8452,7 @@
       <w:pPr>
         <w:numPr>
           <w:ilvl w:val="0"/>
-          <w:numId w:val="5"/>
+          <w:numId w:val="4"/>
         </w:numPr>
         <w:spacing w:before="100" w:beforeAutospacing="1" w:after="100" w:afterAutospacing="1"/>
         <w:rPr>
@@ -12433,9 +8503,16 @@
           <w:szCs w:val="22"/>
           <w:lang w:val="en"/>
         </w:rPr>
-        <w:t xml:space="preserve">. International Journal </w:t>
-      </w:r>
-      <w:r>
+        <w:t>. International Journal of Computer Applications, 184(12), 15â€“22.</w:t>
+      </w:r>
+    </w:p>
+    <w:p>
+      <w:pPr>
+        <w:numPr>
+          <w:ilvl w:val="0"/>
+          <w:numId w:val="4"/>
+        </w:numPr>
+        <w:spacing w:before="100" w:beforeAutospacing="1" w:after="100" w:afterAutospacing="1"/>
         <w:rPr>
           <w:rFonts w:eastAsia="Times New Roman"/>
           <w:color w:val="111827"/>
@@ -12443,14 +8520,65 @@
           <w:szCs w:val="22"/>
           <w:lang w:val="en"/>
         </w:rPr>
-        <w:t>of Computer Applications, 184(12), 15â€“22.</w:t>
+      </w:pPr>
+      <w:r>
+        <w:rPr>
+          <w:rStyle w:val="Strong"/>
+          <w:rFonts w:eastAsia="Times New Roman"/>
+          <w:color w:val="111827"/>
+          <w:sz w:val="22"/>
+          <w:szCs w:val="22"/>
+          <w:lang w:val="en"/>
+        </w:rPr>
+        <w:t>Edwards, R. F.</w:t>
+      </w:r>
+      <w:r>
+        <w:rPr>
+          <w:rFonts w:eastAsia="Times New Roman"/>
+          <w:color w:val="111827"/>
+          <w:sz w:val="22"/>
+          <w:szCs w:val="22"/>
+          <w:lang w:val="en"/>
+        </w:rPr>
+        <w:t xml:space="preserve"> (2021). </w:t>
+      </w:r>
+      <w:r>
+        <w:rPr>
+          <w:rStyle w:val="Emphasis"/>
+          <w:rFonts w:eastAsia="Times New Roman"/>
+          <w:color w:val="111827"/>
+          <w:sz w:val="22"/>
+          <w:szCs w:val="22"/>
+          <w:lang w:val="en"/>
+        </w:rPr>
+        <w:t>Single and Double-Elimination Tournament Scheduling with Non-Power-of-Two Participant Balancing</w:t>
+      </w:r>
+      <w:r>
+        <w:rPr>
+          <w:rFonts w:eastAsia="Times New Roman"/>
+          <w:color w:val="111827"/>
+          <w:sz w:val="22"/>
+          <w:szCs w:val="22"/>
+          <w:lang w:val="en"/>
+        </w:rPr>
+        <w:t>. Journal of Combinatorial Optimization and Algorithms, 39(4), 1042â€“</w:t>
+      </w:r>
+      <w:r>
+        <w:rPr>
+          <w:rFonts w:eastAsia="Times New Roman"/>
+          <w:color w:val="111827"/>
+          <w:sz w:val="22"/>
+          <w:szCs w:val="22"/>
+          <w:lang w:val="en"/>
+        </w:rPr>
+        <w:t>1058.</w:t>
       </w:r>
     </w:p>
     <w:p>
       <w:pPr>
         <w:numPr>
           <w:ilvl w:val="0"/>
-          <w:numId w:val="5"/>
+          <w:numId w:val="4"/>
         </w:numPr>
         <w:spacing w:before="100" w:beforeAutospacing="1" w:after="100" w:afterAutospacing="1"/>
         <w:rPr>
@@ -12470,7 +8598,7 @@
           <w:szCs w:val="22"/>
           <w:lang w:val="en"/>
         </w:rPr>
-        <w:t>Edwards, R. F.</w:t>
+        <w:t>Spring Boot Reference Documentation</w:t>
       </w:r>
       <w:r>
         <w:rPr>
@@ -12480,78 +8608,9 @@
           <w:szCs w:val="22"/>
           <w:lang w:val="en"/>
         </w:rPr>
-        <w:t xml:space="preserve"> (2021). </w:t>
-      </w:r>
-      <w:r>
-        <w:rPr>
-          <w:rStyle w:val="Emphasis"/>
-          <w:rFonts w:eastAsia="Times New Roman"/>
-          <w:color w:val="111827"/>
-          <w:sz w:val="22"/>
-          <w:szCs w:val="22"/>
-          <w:lang w:val="en"/>
-        </w:rPr>
-        <w:t>Single and Double-Elimination Tournament Scheduling with Non-Power-of-Two Participant Balancing</w:t>
-      </w:r>
-      <w:r>
-        <w:rPr>
-          <w:rFonts w:eastAsia="Times New Roman"/>
-          <w:color w:val="111827"/>
-          <w:sz w:val="22"/>
-          <w:szCs w:val="22"/>
-          <w:lang w:val="en"/>
-        </w:rPr>
-        <w:t>. Journal of Combinatorial Optimization and Algorithms, 39(4), 1042â€“1058.</w:t>
-      </w:r>
-    </w:p>
-    <w:p>
-      <w:pPr>
-        <w:numPr>
-          <w:ilvl w:val="0"/>
-          <w:numId w:val="5"/>
-        </w:numPr>
-        <w:spacing w:before="100" w:beforeAutospacing="1" w:after="100" w:afterAutospacing="1"/>
-        <w:rPr>
-          <w:rFonts w:eastAsia="Times New Roman"/>
-          <w:color w:val="111827"/>
-          <w:sz w:val="22"/>
-          <w:szCs w:val="22"/>
-          <w:lang w:val="en"/>
-        </w:rPr>
-      </w:pPr>
-      <w:r>
-        <w:rPr>
-          <w:rStyle w:val="Strong"/>
-          <w:rFonts w:eastAsia="Times New Roman"/>
-          <w:color w:val="111827"/>
-          <w:sz w:val="22"/>
-          <w:szCs w:val="22"/>
-          <w:lang w:val="en"/>
-        </w:rPr>
-        <w:t>Spring Boot Refere</w:t>
-      </w:r>
-      <w:r>
-        <w:rPr>
-          <w:rStyle w:val="Strong"/>
-          <w:rFonts w:eastAsia="Times New Roman"/>
-          <w:color w:val="111827"/>
-          <w:sz w:val="22"/>
-          <w:szCs w:val="22"/>
-          <w:lang w:val="en"/>
-        </w:rPr>
-        <w:t>nce Documentation</w:t>
-      </w:r>
-      <w:r>
-        <w:rPr>
-          <w:rFonts w:eastAsia="Times New Roman"/>
-          <w:color w:val="111827"/>
-          <w:sz w:val="22"/>
-          <w:szCs w:val="22"/>
-          <w:lang w:val="en"/>
-        </w:rPr>
         <w:t xml:space="preserve">: VMware Tanzu, Spring Framework 6.x &amp; Spring Boot 3.x Official Manual. Available: </w:t>
       </w:r>
-      <w:hyperlink r:id="rId6" w:history="1">
+      <w:hyperlink r:id="rId10" w:history="1">
         <w:r>
           <w:rPr>
             <w:rStyle w:val="Hyperlink"/>
@@ -12560,7 +8619,17 @@
             <w:szCs w:val="22"/>
             <w:lang w:val="en"/>
           </w:rPr>
-          <w:t>https://docs.spring.io/spring-boot/docs/current/reference/html/</w:t>
+          <w:t>https://docs.spring.io/spring-boot/docs/current/refe</w:t>
+        </w:r>
+        <w:r>
+          <w:rPr>
+            <w:rStyle w:val="Hyperlink"/>
+            <w:rFonts w:eastAsia="Times New Roman"/>
+            <w:sz w:val="22"/>
+            <w:szCs w:val="22"/>
+            <w:lang w:val="en"/>
+          </w:rPr>
+          <w:t>rence/html/</w:t>
         </w:r>
       </w:hyperlink>
     </w:p>
@@ -12568,7 +8637,7 @@
       <w:pPr>
         <w:numPr>
           <w:ilvl w:val="0"/>
-          <w:numId w:val="5"/>
+          <w:numId w:val="4"/>
         </w:numPr>
         <w:spacing w:before="100" w:beforeAutospacing="1" w:after="100" w:afterAutospacing="1"/>
         <w:rPr>
@@ -12588,30 +8657,19 @@
           <w:szCs w:val="22"/>
           <w:lang w:val="en"/>
         </w:rPr>
-        <w:t>React Offici</w:t>
-      </w:r>
-      <w:r>
-        <w:rPr>
-          <w:rStyle w:val="Strong"/>
+        <w:t>React Official Documentation</w:t>
+      </w:r>
+      <w:r>
+        <w:rPr>
           <w:rFonts w:eastAsia="Times New Roman"/>
           <w:color w:val="111827"/>
           <w:sz w:val="22"/>
           <w:szCs w:val="22"/>
           <w:lang w:val="en"/>
         </w:rPr>
-        <w:t>al Documentation</w:t>
-      </w:r>
-      <w:r>
-        <w:rPr>
-          <w:rFonts w:eastAsia="Times New Roman"/>
-          <w:color w:val="111827"/>
-          <w:sz w:val="22"/>
-          <w:szCs w:val="22"/>
-          <w:lang w:val="en"/>
-        </w:rPr>
         <w:t xml:space="preserve">: React 18 Core Architecture &amp; Hooks. Available: </w:t>
       </w:r>
-      <w:hyperlink r:id="rId7" w:history="1">
+      <w:hyperlink r:id="rId11" w:history="1">
         <w:r>
           <w:rPr>
             <w:rStyle w:val="Hyperlink"/>
@@ -12628,7 +8686,7 @@
       <w:pPr>
         <w:numPr>
           <w:ilvl w:val="0"/>
-          <w:numId w:val="5"/>
+          <w:numId w:val="4"/>
         </w:numPr>
         <w:spacing w:before="100" w:beforeAutospacing="1" w:after="100" w:afterAutospacing="1"/>
         <w:rPr>
@@ -12660,7 +8718,7 @@
         </w:rPr>
         <w:t xml:space="preserve">: Oracle Corporation, ACID Compliance and InnoDB Transaction Isolation. Available: </w:t>
       </w:r>
-      <w:hyperlink r:id="rId8" w:history="1">
+      <w:hyperlink r:id="rId12" w:history="1">
         <w:r>
           <w:rPr>
             <w:rStyle w:val="Hyperlink"/>
@@ -12677,7 +8735,7 @@
       <w:pPr>
         <w:numPr>
           <w:ilvl w:val="0"/>
-          <w:numId w:val="5"/>
+          <w:numId w:val="4"/>
         </w:numPr>
         <w:spacing w:before="100" w:beforeAutospacing="1" w:after="100" w:afterAutospacing="1"/>
         <w:rPr>
@@ -12728,7 +8786,17 @@
           <w:szCs w:val="22"/>
           <w:lang w:val="en"/>
         </w:rPr>
-        <w:t>, Mumbai University Curriculum Guidelines.</w:t>
+        <w:t xml:space="preserve">, Mumbai University </w:t>
+      </w:r>
+      <w:r>
+        <w:rPr>
+          <w:rFonts w:eastAsia="Times New Roman"/>
+          <w:color w:val="111827"/>
+          <w:sz w:val="22"/>
+          <w:szCs w:val="22"/>
+          <w:lang w:val="en"/>
+        </w:rPr>
+        <w:t>Curriculum Guidelines.</w:t>
       </w:r>
     </w:p>
     <w:sectPr>
@@ -12744,9 +8812,122 @@
 <file path=word/numbering.xml><?xml version="1.0" encoding="utf-8"?>
 <w:numbering xmlns:wpc="http://schemas.microsoft.com/office/word/2010/wordprocessingCanvas" xmlns:mc="http://schemas.openxmlformats.org/markup-compatibility/2006" xmlns:o="urn:schemas-microsoft-com:office:office" xmlns:r="http://schemas.openxmlformats.org/officeDocument/2006/relationships" xmlns:m="http://schemas.openxmlformats.org/officeDocument/2006/math" xmlns:v="urn:schemas-microsoft-com:vml" xmlns:wp14="http://schemas.microsoft.com/office/word/2010/wordprocessingDrawing" xmlns:wp="http://schemas.openxmlformats.org/drawingml/2006/wordprocessingDrawing" xmlns:w10="urn:schemas-microsoft-com:office:word" xmlns:w="http://schemas.openxmlformats.org/wordprocessingml/2006/main" xmlns:w14="http://schemas.microsoft.com/office/word/2010/wordml" xmlns:w15="http://schemas.microsoft.com/office/word/2012/wordml" xmlns:wpg="http://schemas.microsoft.com/office/word/2010/wordprocessingGroup" xmlns:wpi="http://schemas.microsoft.com/office/word/2010/wordprocessingInk" xmlns:wne="http://schemas.microsoft.com/office/word/2006/wordml" xmlns:wps="http://schemas.microsoft.com/office/word/2010/wordprocessingShape" mc:Ignorable="w14 w15 wp14">
   <w:abstractNum w:abstractNumId="0">
-    <w:nsid w:val="008466C4"/>
+    <w:nsid w:val="1C703326"/>
     <w:multiLevelType w:val="multilevel"/>
-    <w:tmpl w:val="79A2BDDC"/>
+    <w:tmpl w:val="E4C036D0"/>
+    <w:lvl w:ilvl="0">
+      <w:start w:val="1"/>
+      <w:numFmt w:val="decimal"/>
+      <w:lvlText w:val="%1."/>
+      <w:lvlJc w:val="left"/>
+      <w:pPr>
+        <w:tabs>
+          <w:tab w:val="num" w:pos="720"/>
+        </w:tabs>
+        <w:ind w:left="720" w:hanging="360"/>
+      </w:pPr>
+    </w:lvl>
+    <w:lvl w:ilvl="1" w:tentative="1">
+      <w:start w:val="1"/>
+      <w:numFmt w:val="decimal"/>
+      <w:lvlText w:val="%2."/>
+      <w:lvlJc w:val="left"/>
+      <w:pPr>
+        <w:tabs>
+          <w:tab w:val="num" w:pos="1440"/>
+        </w:tabs>
+        <w:ind w:left="1440" w:hanging="360"/>
+      </w:pPr>
+    </w:lvl>
+    <w:lvl w:ilvl="2" w:tentative="1">
+      <w:start w:val="1"/>
+      <w:numFmt w:val="decimal"/>
+      <w:lvlText w:val="%3."/>
+      <w:lvlJc w:val="left"/>
+      <w:pPr>
+        <w:tabs>
+          <w:tab w:val="num" w:pos="2160"/>
+        </w:tabs>
+        <w:ind w:left="2160" w:hanging="360"/>
+      </w:pPr>
+    </w:lvl>
+    <w:lvl w:ilvl="3" w:tentative="1">
+      <w:start w:val="1"/>
+      <w:numFmt w:val="decimal"/>
+      <w:lvlText w:val="%4."/>
+      <w:lvlJc w:val="left"/>
+      <w:pPr>
+        <w:tabs>
+          <w:tab w:val="num" w:pos="2880"/>
+        </w:tabs>
+        <w:ind w:left="2880" w:hanging="360"/>
+      </w:pPr>
+    </w:lvl>
+    <w:lvl w:ilvl="4" w:tentative="1">
+      <w:start w:val="1"/>
+      <w:numFmt w:val="decimal"/>
+      <w:lvlText w:val="%5."/>
+      <w:lvlJc w:val="left"/>
+      <w:pPr>
+        <w:tabs>
+          <w:tab w:val="num" w:pos="3600"/>
+        </w:tabs>
+        <w:ind w:left="3600" w:hanging="360"/>
+      </w:pPr>
+    </w:lvl>
+    <w:lvl w:ilvl="5" w:tentative="1">
+      <w:start w:val="1"/>
+      <w:numFmt w:val="decimal"/>
+      <w:lvlText w:val="%6."/>
+      <w:lvlJc w:val="left"/>
+      <w:pPr>
+        <w:tabs>
+          <w:tab w:val="num" w:pos="4320"/>
+        </w:tabs>
+        <w:ind w:left="4320" w:hanging="360"/>
+      </w:pPr>
+    </w:lvl>
+    <w:lvl w:ilvl="6" w:tentative="1">
+      <w:start w:val="1"/>
+      <w:numFmt w:val="decimal"/>
+      <w:lvlText w:val="%7."/>
+      <w:lvlJc w:val="left"/>
+      <w:pPr>
+        <w:tabs>
+          <w:tab w:val="num" w:pos="5040"/>
+        </w:tabs>
+        <w:ind w:left="5040" w:hanging="360"/>
+      </w:pPr>
+    </w:lvl>
+    <w:lvl w:ilvl="7" w:tentative="1">
+      <w:start w:val="1"/>
+      <w:numFmt w:val="decimal"/>
+      <w:lvlText w:val="%8."/>
+      <w:lvlJc w:val="left"/>
+      <w:pPr>
+        <w:tabs>
+          <w:tab w:val="num" w:pos="5760"/>
+        </w:tabs>
+        <w:ind w:left="5760" w:hanging="360"/>
+      </w:pPr>
+    </w:lvl>
+    <w:lvl w:ilvl="8" w:tentative="1">
+      <w:start w:val="1"/>
+      <w:numFmt w:val="decimal"/>
+      <w:lvlText w:val="%9."/>
+      <w:lvlJc w:val="left"/>
+      <w:pPr>
+        <w:tabs>
+          <w:tab w:val="num" w:pos="6480"/>
+        </w:tabs>
+        <w:ind w:left="6480" w:hanging="360"/>
+      </w:pPr>
+    </w:lvl>
+  </w:abstractNum>
+  <w:abstractNum w:abstractNumId="1">
+    <w:nsid w:val="3EA62B57"/>
+    <w:multiLevelType w:val="multilevel"/>
+    <w:tmpl w:val="EB940E68"/>
     <w:lvl w:ilvl="0">
       <w:start w:val="1"/>
       <w:numFmt w:val="bullet"/>
@@ -12892,10 +9073,10 @@
       </w:rPr>
     </w:lvl>
   </w:abstractNum>
-  <w:abstractNum w:abstractNumId="1">
-    <w:nsid w:val="300A267A"/>
+  <w:abstractNum w:abstractNumId="2">
+    <w:nsid w:val="6B236670"/>
     <w:multiLevelType w:val="multilevel"/>
-    <w:tmpl w:val="B498B302"/>
+    <w:tmpl w:val="317E3CCE"/>
     <w:lvl w:ilvl="0">
       <w:start w:val="1"/>
       <w:numFmt w:val="bullet"/>
@@ -13041,10 +9222,10 @@
       </w:rPr>
     </w:lvl>
   </w:abstractNum>
-  <w:abstractNum w:abstractNumId="2">
-    <w:nsid w:val="4E560514"/>
+  <w:abstractNum w:abstractNumId="3">
+    <w:nsid w:val="7DB96613"/>
     <w:multiLevelType w:val="multilevel"/>
-    <w:tmpl w:val="E382AE02"/>
+    <w:tmpl w:val="8830FC92"/>
     <w:lvl w:ilvl="0">
       <w:start w:val="1"/>
       <w:numFmt w:val="bullet"/>
@@ -13190,282 +9371,17 @@
       </w:rPr>
     </w:lvl>
   </w:abstractNum>
-  <w:abstractNum w:abstractNumId="3">
-    <w:nsid w:val="52C217AB"/>
-    <w:multiLevelType w:val="multilevel"/>
-    <w:tmpl w:val="65167410"/>
-    <w:lvl w:ilvl="0">
-      <w:start w:val="1"/>
-      <w:numFmt w:val="decimal"/>
-      <w:lvlText w:val="%1."/>
-      <w:lvlJc w:val="left"/>
-      <w:pPr>
-        <w:tabs>
-          <w:tab w:val="num" w:pos="720"/>
-        </w:tabs>
-        <w:ind w:left="720" w:hanging="360"/>
-      </w:pPr>
-    </w:lvl>
-    <w:lvl w:ilvl="1" w:tentative="1">
-      <w:start w:val="1"/>
-      <w:numFmt w:val="decimal"/>
-      <w:lvlText w:val="%2."/>
-      <w:lvlJc w:val="left"/>
-      <w:pPr>
-        <w:tabs>
-          <w:tab w:val="num" w:pos="1440"/>
-        </w:tabs>
-        <w:ind w:left="1440" w:hanging="360"/>
-      </w:pPr>
-    </w:lvl>
-    <w:lvl w:ilvl="2" w:tentative="1">
-      <w:start w:val="1"/>
-      <w:numFmt w:val="decimal"/>
-      <w:lvlText w:val="%3."/>
-      <w:lvlJc w:val="left"/>
-      <w:pPr>
-        <w:tabs>
-          <w:tab w:val="num" w:pos="2160"/>
-        </w:tabs>
-        <w:ind w:left="2160" w:hanging="360"/>
-      </w:pPr>
-    </w:lvl>
-    <w:lvl w:ilvl="3" w:tentative="1">
-      <w:start w:val="1"/>
-      <w:numFmt w:val="decimal"/>
-      <w:lvlText w:val="%4."/>
-      <w:lvlJc w:val="left"/>
-      <w:pPr>
-        <w:tabs>
-          <w:tab w:val="num" w:pos="2880"/>
-        </w:tabs>
-        <w:ind w:left="2880" w:hanging="360"/>
-      </w:pPr>
-    </w:lvl>
-    <w:lvl w:ilvl="4" w:tentative="1">
-      <w:start w:val="1"/>
-      <w:numFmt w:val="decimal"/>
-      <w:lvlText w:val="%5."/>
-      <w:lvlJc w:val="left"/>
-      <w:pPr>
-        <w:tabs>
-          <w:tab w:val="num" w:pos="3600"/>
-        </w:tabs>
-        <w:ind w:left="3600" w:hanging="360"/>
-      </w:pPr>
-    </w:lvl>
-    <w:lvl w:ilvl="5" w:tentative="1">
-      <w:start w:val="1"/>
-      <w:numFmt w:val="decimal"/>
-      <w:lvlText w:val="%6."/>
-      <w:lvlJc w:val="left"/>
-      <w:pPr>
-        <w:tabs>
-          <w:tab w:val="num" w:pos="4320"/>
-        </w:tabs>
-        <w:ind w:left="4320" w:hanging="360"/>
-      </w:pPr>
-    </w:lvl>
-    <w:lvl w:ilvl="6" w:tentative="1">
-      <w:start w:val="1"/>
-      <w:numFmt w:val="decimal"/>
-      <w:lvlText w:val="%7."/>
-      <w:lvlJc w:val="left"/>
-      <w:pPr>
-        <w:tabs>
-          <w:tab w:val="num" w:pos="5040"/>
-        </w:tabs>
-        <w:ind w:left="5040" w:hanging="360"/>
-      </w:pPr>
-    </w:lvl>
-    <w:lvl w:ilvl="7" w:tentative="1">
-      <w:start w:val="1"/>
-      <w:numFmt w:val="decimal"/>
-      <w:lvlText w:val="%8."/>
-      <w:lvlJc w:val="left"/>
-      <w:pPr>
-        <w:tabs>
-          <w:tab w:val="num" w:pos="5760"/>
-        </w:tabs>
-        <w:ind w:left="5760" w:hanging="360"/>
-      </w:pPr>
-    </w:lvl>
-    <w:lvl w:ilvl="8" w:tentative="1">
-      <w:start w:val="1"/>
-      <w:numFmt w:val="decimal"/>
-      <w:lvlText w:val="%9."/>
-      <w:lvlJc w:val="left"/>
-      <w:pPr>
-        <w:tabs>
-          <w:tab w:val="num" w:pos="6480"/>
-        </w:tabs>
-        <w:ind w:left="6480" w:hanging="360"/>
-      </w:pPr>
-    </w:lvl>
-  </w:abstractNum>
-  <w:abstractNum w:abstractNumId="4">
-    <w:nsid w:val="71686805"/>
-    <w:multiLevelType w:val="multilevel"/>
-    <w:tmpl w:val="A2F86B60"/>
-    <w:lvl w:ilvl="0">
-      <w:start w:val="1"/>
-      <w:numFmt w:val="bullet"/>
-      <w:lvlText w:val=""/>
-      <w:lvlJc w:val="left"/>
-      <w:pPr>
-        <w:tabs>
-          <w:tab w:val="num" w:pos="720"/>
-        </w:tabs>
-        <w:ind w:left="720" w:hanging="360"/>
-      </w:pPr>
-      <w:rPr>
-        <w:rFonts w:ascii="Symbol" w:hAnsi="Symbol" w:hint="default"/>
-        <w:sz w:val="20"/>
-      </w:rPr>
-    </w:lvl>
-    <w:lvl w:ilvl="1" w:tentative="1">
-      <w:start w:val="1"/>
-      <w:numFmt w:val="bullet"/>
-      <w:lvlText w:val="o"/>
-      <w:lvlJc w:val="left"/>
-      <w:pPr>
-        <w:tabs>
-          <w:tab w:val="num" w:pos="1440"/>
-        </w:tabs>
-        <w:ind w:left="1440" w:hanging="360"/>
-      </w:pPr>
-      <w:rPr>
-        <w:rFonts w:ascii="Courier New" w:hAnsi="Courier New" w:hint="default"/>
-        <w:sz w:val="20"/>
-      </w:rPr>
-    </w:lvl>
-    <w:lvl w:ilvl="2" w:tentative="1">
-      <w:start w:val="1"/>
-      <w:numFmt w:val="bullet"/>
-      <w:lvlText w:val=""/>
-      <w:lvlJc w:val="left"/>
-      <w:pPr>
-        <w:tabs>
-          <w:tab w:val="num" w:pos="2160"/>
-        </w:tabs>
-        <w:ind w:left="2160" w:hanging="360"/>
-      </w:pPr>
-      <w:rPr>
-        <w:rFonts w:ascii="Wingdings" w:hAnsi="Wingdings" w:hint="default"/>
-        <w:sz w:val="20"/>
-      </w:rPr>
-    </w:lvl>
-    <w:lvl w:ilvl="3" w:tentative="1">
-      <w:start w:val="1"/>
-      <w:numFmt w:val="bullet"/>
-      <w:lvlText w:val=""/>
-      <w:lvlJc w:val="left"/>
-      <w:pPr>
-        <w:tabs>
-          <w:tab w:val="num" w:pos="2880"/>
-        </w:tabs>
-        <w:ind w:left="2880" w:hanging="360"/>
-      </w:pPr>
-      <w:rPr>
-        <w:rFonts w:ascii="Wingdings" w:hAnsi="Wingdings" w:hint="default"/>
-        <w:sz w:val="20"/>
-      </w:rPr>
-    </w:lvl>
-    <w:lvl w:ilvl="4" w:tentative="1">
-      <w:start w:val="1"/>
-      <w:numFmt w:val="bullet"/>
-      <w:lvlText w:val=""/>
-      <w:lvlJc w:val="left"/>
-      <w:pPr>
-        <w:tabs>
-          <w:tab w:val="num" w:pos="3600"/>
-        </w:tabs>
-        <w:ind w:left="3600" w:hanging="360"/>
-      </w:pPr>
-      <w:rPr>
-        <w:rFonts w:ascii="Wingdings" w:hAnsi="Wingdings" w:hint="default"/>
-        <w:sz w:val="20"/>
-      </w:rPr>
-    </w:lvl>
-    <w:lvl w:ilvl="5" w:tentative="1">
-      <w:start w:val="1"/>
-      <w:numFmt w:val="bullet"/>
-      <w:lvlText w:val=""/>
-      <w:lvlJc w:val="left"/>
-      <w:pPr>
-        <w:tabs>
-          <w:tab w:val="num" w:pos="4320"/>
-        </w:tabs>
-        <w:ind w:left="4320" w:hanging="360"/>
-      </w:pPr>
-      <w:rPr>
-        <w:rFonts w:ascii="Wingdings" w:hAnsi="Wingdings" w:hint="default"/>
-        <w:sz w:val="20"/>
-      </w:rPr>
-    </w:lvl>
-    <w:lvl w:ilvl="6" w:tentative="1">
-      <w:start w:val="1"/>
-      <w:numFmt w:val="bullet"/>
-      <w:lvlText w:val=""/>
-      <w:lvlJc w:val="left"/>
-      <w:pPr>
-        <w:tabs>
-          <w:tab w:val="num" w:pos="5040"/>
-        </w:tabs>
-        <w:ind w:left="5040" w:hanging="360"/>
-      </w:pPr>
-      <w:rPr>
-        <w:rFonts w:ascii="Wingdings" w:hAnsi="Wingdings" w:hint="default"/>
-        <w:sz w:val="20"/>
-      </w:rPr>
-    </w:lvl>
-    <w:lvl w:ilvl="7" w:tentative="1">
-      <w:start w:val="1"/>
-      <w:numFmt w:val="bullet"/>
-      <w:lvlText w:val=""/>
-      <w:lvlJc w:val="left"/>
-      <w:pPr>
-        <w:tabs>
-          <w:tab w:val="num" w:pos="5760"/>
-        </w:tabs>
-        <w:ind w:left="5760" w:hanging="360"/>
-      </w:pPr>
-      <w:rPr>
-        <w:rFonts w:ascii="Wingdings" w:hAnsi="Wingdings" w:hint="default"/>
-        <w:sz w:val="20"/>
-      </w:rPr>
-    </w:lvl>
-    <w:lvl w:ilvl="8" w:tentative="1">
-      <w:start w:val="1"/>
-      <w:numFmt w:val="bullet"/>
-      <w:lvlText w:val=""/>
-      <w:lvlJc w:val="left"/>
-      <w:pPr>
-        <w:tabs>
-          <w:tab w:val="num" w:pos="6480"/>
-        </w:tabs>
-        <w:ind w:left="6480" w:hanging="360"/>
-      </w:pPr>
-      <w:rPr>
-        <w:rFonts w:ascii="Wingdings" w:hAnsi="Wingdings" w:hint="default"/>
-        <w:sz w:val="20"/>
-      </w:rPr>
-    </w:lvl>
-  </w:abstractNum>
   <w:num w:numId="1">
     <w:abstractNumId w:val="1"/>
   </w:num>
   <w:num w:numId="2">
-    <w:abstractNumId w:val="4"/>
+    <w:abstractNumId w:val="2"/>
   </w:num>
   <w:num w:numId="3">
-    <w:abstractNumId w:val="2"/>
+    <w:abstractNumId w:val="3"/>
   </w:num>
   <w:num w:numId="4">
     <w:abstractNumId w:val="0"/>
-  </w:num>
-  <w:num w:numId="5">
-    <w:abstractNumId w:val="3"/>
   </w:num>
 </w:numbering>
 </file>
@@ -14259,20 +10175,19 @@
       <w:color w:val="475569"/>
     </w:rPr>
   </w:style>
-  <w:style w:type="paragraph" w:customStyle="1" w:styleId="ascii-box">
-    <w:name w:val="ascii-box"/>
+  <w:style w:type="paragraph" w:customStyle="1" w:styleId="diagram-img">
+    <w:name w:val="diagram-img"/>
     <w:basedOn w:val="Normal"/>
     <w:pPr>
-      <w:shd w:val="clear" w:color="auto" w:fill="0F172A"/>
-      <w:spacing w:after="240"/>
+      <w:pBdr>
+        <w:top w:val="single" w:sz="6" w:space="0" w:color="CBD5E1"/>
+        <w:left w:val="single" w:sz="6" w:space="0" w:color="CBD5E1"/>
+        <w:bottom w:val="single" w:sz="6" w:space="0" w:color="CBD5E1"/>
+        <w:right w:val="single" w:sz="6" w:space="0" w:color="CBD5E1"/>
+      </w:pBdr>
+      <w:spacing w:before="240" w:after="240"/>
       <w:jc w:val="both"/>
     </w:pPr>
-    <w:rPr>
-      <w:rFonts w:ascii="Consolas" w:hAnsi="Consolas"/>
-      <w:color w:val="38BDF8"/>
-      <w:sz w:val="18"/>
-      <w:szCs w:val="18"/>
-    </w:rPr>
   </w:style>
   <w:style w:type="character" w:styleId="Strong">
     <w:name w:val="Strong"/>
